--- a/docs/Neighborly_Readiness_Execution.docx
+++ b/docs/Neighborly_Readiness_Execution.docx
@@ -141,15 +141,7 @@
           </w:p>
           <w:p>
             <w:r>
-              <w:t>My read is Neighborly is the most engagement-ready target in our P1 set. They are publicly stating exactly the buying behavior we want. Their own September 2025 announcement says new CIO Sinha is leading '</w:t>
-            </w:r>
-            <w:proofErr w:type="spellStart"/>
-            <w:r>
-              <w:t>Neighborly's</w:t>
-            </w:r>
-            <w:proofErr w:type="spellEnd"/>
-            <w:r>
-              <w:t xml:space="preserve"> shift from primarily building systems in-house to adopting and integrating best-in-class platforms.' That is a published franchisor statement that the build-vs-buy debate is already settled. Sinha came from Bloomin' Brands CIO + Inspire Brands SVP IT (Dunkin'/Arby's/BWW/Sonic — 31,000+ restaurants). Atlanta-based. Harvard MBA. CEO Mike Davis (since July 2024) is publicly aligned — his stated ethos is 'Fanatical customer engagement, tied to AI, marketing, the call center, and franchisee training. Making Fans is our north star.' At 13,259 techs — 2.5x the Empower tech base — Neighborly is the revenue anchor of P1.  KKR-owned, with warm paths to Felix Gernburd and Chairman David Brandon. Smart Fleet/Azuga blocks our GPSI bundle, so this is an FSM-only pitch.</w:t>
+              <w:t>My read is Neighborly is the most engagement-ready target in our P1 set. They are publicly stating exactly the buying behavior we want. Their own September 2025 announcement says new CIO Sinha is leading 'Neighborly's shift from primarily building systems in-house to adopting and integrating best-in-class platforms.' That is a published franchisor statement that the build-vs-buy debate is already settled. Sinha came from Bloomin' Brands CIO + Inspire Brands SVP IT (Dunkin'/Arby's/BWW/Sonic — 31,000+ restaurants). Atlanta-based. Harvard MBA. CEO Mike Davis (since July 2024) is publicly aligned — his stated ethos is 'Fanatical customer engagement, tied to AI, marketing, the call center, and franchisee training. Making Fans is our north star.' At 13,259 techs — 2.5x the Empower tech base — Neighborly is the revenue anchor of P1.  KKR-owned, with warm paths to Felix Gernburd and Chairman David Brandon. Smart Fleet/Azuga blocks our GPSI bundle, so this is an FSM-only pitch.</w:t>
             </w:r>
           </w:p>
         </w:tc>
@@ -196,15 +188,7 @@
         <w:spacing w:before="40" w:after="40"/>
       </w:pPr>
       <w:r>
-        <w:t xml:space="preserve">Sinha's stated focus areas — AI lead management, customer engagement, call center operations — map directly to </w:t>
-      </w:r>
-      <w:proofErr w:type="spellStart"/>
-      <w:r>
-        <w:t>ServiceBridge</w:t>
-      </w:r>
-      <w:proofErr w:type="spellEnd"/>
-      <w:r>
-        <w:t xml:space="preserve"> value props. Mirror his language exactly.</w:t>
+        <w:t>Sinha's stated focus areas — AI lead management, customer engagement, call center operations — map directly to ServiceBridge value props. Mirror his language exactly.</w:t>
       </w:r>
     </w:p>
     <w:p>
@@ -217,15 +201,7 @@
         <w:spacing w:before="40" w:after="40"/>
       </w:pPr>
       <w:r>
-        <w:t xml:space="preserve">Davis's 'Making Fans' north star is a customer experience thesis. </w:t>
-      </w:r>
-      <w:proofErr w:type="spellStart"/>
-      <w:r>
-        <w:t>ServiceBridge</w:t>
-      </w:r>
-      <w:proofErr w:type="spellEnd"/>
-      <w:r>
-        <w:t>-enabled franchisee operations directly produce that.</w:t>
+        <w:t>Davis's 'Making Fans' north star is a customer experience thesis. ServiceBridge-enabled franchisee operations directly produce that.</w:t>
       </w:r>
     </w:p>
     <w:p>
@@ -2092,7 +2068,6 @@
             </w:tcMar>
           </w:tcPr>
           <w:p>
-            <w:proofErr w:type="spellStart"/>
             <w:r>
               <w:rPr>
                 <w:b/>
@@ -2101,18 +2076,7 @@
                 <w:sz w:val="18"/>
                 <w:szCs w:val="18"/>
               </w:rPr>
-              <w:t>Gernburd</w:t>
-            </w:r>
-            <w:proofErr w:type="spellEnd"/>
-            <w:r>
-              <w:rPr>
-                <w:b/>
-                <w:bCs/>
-                <w:color w:val="1A2B3C"/>
-                <w:sz w:val="18"/>
-                <w:szCs w:val="18"/>
-              </w:rPr>
-              <w:t xml:space="preserve"> + Brandon</w:t>
+              <w:t>Gernburd + Brandon</w:t>
             </w:r>
           </w:p>
         </w:tc>
@@ -2269,20 +2233,8 @@
                 <w:sz w:val="18"/>
                 <w:szCs w:val="18"/>
               </w:rPr>
-              <w:t xml:space="preserve">Yes — </w:t>
-            </w:r>
-            <w:proofErr w:type="spellStart"/>
-            <w:r>
-              <w:rPr>
-                <w:b/>
-                <w:bCs/>
-                <w:color w:val="1A2B3C"/>
-                <w:sz w:val="18"/>
-                <w:szCs w:val="18"/>
-              </w:rPr>
-              <w:t>ProTradeNet</w:t>
-            </w:r>
-            <w:proofErr w:type="spellEnd"/>
+              <w:t>Yes — ProTradeNet</w:t>
+            </w:r>
           </w:p>
         </w:tc>
         <w:tc>
@@ -2343,29 +2295,7 @@
                 <w:sz w:val="16"/>
                 <w:szCs w:val="16"/>
               </w:rPr>
-              <w:t xml:space="preserve">Neighborly press releases, </w:t>
-            </w:r>
-            <w:proofErr w:type="spellStart"/>
-            <w:r>
-              <w:rPr>
-                <w:i/>
-                <w:iCs/>
-                <w:color w:val="888780"/>
-                <w:sz w:val="16"/>
-                <w:szCs w:val="16"/>
-              </w:rPr>
-              <w:t>ProTradeNet</w:t>
-            </w:r>
-            <w:proofErr w:type="spellEnd"/>
-            <w:r>
-              <w:rPr>
-                <w:i/>
-                <w:iCs/>
-                <w:color w:val="888780"/>
-                <w:sz w:val="16"/>
-                <w:szCs w:val="16"/>
-              </w:rPr>
-              <w:t xml:space="preserve"> 2023 disclosures ($107M)</w:t>
+              <w:t>Neighborly press releases, ProTradeNet 2023 disclosures ($107M)</w:t>
             </w:r>
           </w:p>
         </w:tc>
@@ -2715,692 +2645,6 @@
         </w:tc>
       </w:tr>
     </w:tbl>
-    <w:p>
-      <w:pPr>
-        <w:pBdr>
-          <w:bottom w:val="single" w:sz="6" w:space="1" w:color="185FA5"/>
-        </w:pBdr>
-        <w:spacing w:before="120" w:after="120"/>
-      </w:pPr>
-    </w:p>
-    <w:p>
-      <w:pPr>
-        <w:pStyle w:val="Heading2"/>
-      </w:pPr>
-      <w:r>
-        <w:t>How we got to this tech count</w:t>
-      </w:r>
-    </w:p>
-    <w:tbl>
-      <w:tblPr>
-        <w:tblW w:w="9360" w:type="dxa"/>
-        <w:tblBorders>
-          <w:top w:val="single" w:sz="4" w:space="0" w:color="auto"/>
-          <w:left w:val="single" w:sz="4" w:space="0" w:color="auto"/>
-          <w:bottom w:val="single" w:sz="4" w:space="0" w:color="auto"/>
-          <w:right w:val="single" w:sz="4" w:space="0" w:color="auto"/>
-          <w:insideH w:val="single" w:sz="4" w:space="0" w:color="auto"/>
-          <w:insideV w:val="single" w:sz="4" w:space="0" w:color="auto"/>
-        </w:tblBorders>
-        <w:tblCellMar>
-          <w:left w:w="10" w:type="dxa"/>
-          <w:right w:w="10" w:type="dxa"/>
-        </w:tblCellMar>
-        <w:tblLook w:val="0000" w:firstRow="0" w:lastRow="0" w:firstColumn="0" w:lastColumn="0" w:noHBand="0" w:noVBand="0"/>
-      </w:tblPr>
-      <w:tblGrid>
-        <w:gridCol w:w="9360"/>
-      </w:tblGrid>
-      <w:tr>
-        <w:tblPrEx>
-          <w:tblCellMar>
-            <w:top w:w="0" w:type="dxa"/>
-            <w:bottom w:w="0" w:type="dxa"/>
-          </w:tblCellMar>
-        </w:tblPrEx>
-        <w:tc>
-          <w:tcPr>
-            <w:tcW w:w="9360" w:type="dxa"/>
-            <w:tcBorders>
-              <w:top w:val="single" w:sz="4" w:space="0" w:color="CCCCCC"/>
-              <w:left w:val="single" w:sz="4" w:space="0" w:color="CCCCCC"/>
-              <w:bottom w:val="single" w:sz="4" w:space="0" w:color="CCCCCC"/>
-              <w:right w:val="single" w:sz="4" w:space="0" w:color="CCCCCC"/>
-            </w:tcBorders>
-            <w:shd w:val="clear" w:color="auto" w:fill="FFF8E1"/>
-            <w:tcMar>
-              <w:top w:w="200" w:type="dxa"/>
-              <w:left w:w="240" w:type="dxa"/>
-              <w:bottom w:w="200" w:type="dxa"/>
-              <w:right w:w="240" w:type="dxa"/>
-            </w:tcMar>
-          </w:tcPr>
-          <w:p>
-            <w:pPr>
-              <w:spacing w:after="120"/>
-            </w:pPr>
-            <w:r>
-              <w:rPr>
-                <w:b/>
-                <w:bCs/>
-                <w:color w:val="1A2B3C"/>
-                <w:sz w:val="24"/>
-                <w:szCs w:val="24"/>
-              </w:rPr>
-              <w:t>Honest framing: this is a vertical-calibrated mid-point estimate, not verified headcount</w:t>
-            </w:r>
-          </w:p>
-          <w:p>
-            <w:r>
-              <w:t xml:space="preserve">Neighborly has 30+ brands across plumbing (Mr. Rooter), HVAC (Aire Serv), cleaning (Molly Maid), pest (Mosquito Joe), property management, electrical, appliance repair, etc. Total network is ~5,500-6,000 locations across all brands. Wide range because the brand mix is so varied — cleaning runs 2-3 staff per franchisee, plumbing 6-10 techs per franchisee, pest 3-5. FDDs do not typically disclose techs-per-franchisee — Item 20 lists locations, Item 19 lists financials, but average headcount is not a standard disclosure. </w:t>
-            </w:r>
-            <w:proofErr w:type="gramStart"/>
-            <w:r>
-              <w:t>So</w:t>
-            </w:r>
-            <w:proofErr w:type="gramEnd"/>
-            <w:r>
-              <w:t xml:space="preserve"> our 13,259 mid-point for Neighborly is anchored on what's reasonable given the brand mix, </w:t>
-            </w:r>
-            <w:r>
-              <w:lastRenderedPageBreak/>
-              <w:t>but the actual number could land anywhere in the range below. Marketing teammates likely have direct headcount data through operator surveys, regional meeting reports, or franchisee scorecards that would tighten this from ESTIMATED to VERIFIED.</w:t>
-            </w:r>
-          </w:p>
-        </w:tc>
-      </w:tr>
-    </w:tbl>
-    <w:p>
-      <w:pPr>
-        <w:spacing w:before="80" w:after="80"/>
-      </w:pPr>
-    </w:p>
-    <w:p>
-      <w:pPr>
-        <w:spacing w:before="200" w:after="100"/>
-      </w:pPr>
-      <w:r>
-        <w:rPr>
-          <w:b/>
-          <w:bCs/>
-          <w:color w:val="1A2B3C"/>
-        </w:rPr>
-        <w:t>Range and corresponding Year 1 ARR @ 10% baseline</w:t>
-      </w:r>
-    </w:p>
-    <w:tbl>
-      <w:tblPr>
-        <w:tblW w:w="9360" w:type="dxa"/>
-        <w:tblBorders>
-          <w:top w:val="single" w:sz="4" w:space="0" w:color="auto"/>
-          <w:left w:val="single" w:sz="4" w:space="0" w:color="auto"/>
-          <w:bottom w:val="single" w:sz="4" w:space="0" w:color="auto"/>
-          <w:right w:val="single" w:sz="4" w:space="0" w:color="auto"/>
-          <w:insideH w:val="single" w:sz="4" w:space="0" w:color="auto"/>
-          <w:insideV w:val="single" w:sz="4" w:space="0" w:color="auto"/>
-        </w:tblBorders>
-        <w:tblCellMar>
-          <w:left w:w="10" w:type="dxa"/>
-          <w:right w:w="10" w:type="dxa"/>
-        </w:tblCellMar>
-        <w:tblLook w:val="0000" w:firstRow="0" w:lastRow="0" w:firstColumn="0" w:lastColumn="0" w:noHBand="0" w:noVBand="0"/>
-      </w:tblPr>
-      <w:tblGrid>
-        <w:gridCol w:w="2300"/>
-        <w:gridCol w:w="2300"/>
-        <w:gridCol w:w="2380"/>
-        <w:gridCol w:w="2380"/>
-      </w:tblGrid>
-      <w:tr>
-        <w:tblPrEx>
-          <w:tblCellMar>
-            <w:top w:w="0" w:type="dxa"/>
-            <w:bottom w:w="0" w:type="dxa"/>
-          </w:tblCellMar>
-        </w:tblPrEx>
-        <w:trPr>
-          <w:tblHeader/>
-        </w:trPr>
-        <w:tc>
-          <w:tcPr>
-            <w:tcW w:w="2300" w:type="dxa"/>
-            <w:tcBorders>
-              <w:top w:val="single" w:sz="4" w:space="0" w:color="CCCCCC"/>
-              <w:left w:val="single" w:sz="4" w:space="0" w:color="CCCCCC"/>
-              <w:bottom w:val="single" w:sz="4" w:space="0" w:color="CCCCCC"/>
-              <w:right w:val="single" w:sz="4" w:space="0" w:color="CCCCCC"/>
-            </w:tcBorders>
-            <w:shd w:val="clear" w:color="auto" w:fill="1A2B3C"/>
-            <w:tcMar>
-              <w:top w:w="80" w:type="dxa"/>
-              <w:left w:w="120" w:type="dxa"/>
-              <w:bottom w:w="80" w:type="dxa"/>
-              <w:right w:w="120" w:type="dxa"/>
-            </w:tcMar>
-          </w:tcPr>
-          <w:p>
-            <w:r>
-              <w:rPr>
-                <w:b/>
-                <w:bCs/>
-                <w:color w:val="FFFFFF"/>
-                <w:sz w:val="18"/>
-                <w:szCs w:val="18"/>
-              </w:rPr>
-              <w:t>Scenario</w:t>
-            </w:r>
-          </w:p>
-        </w:tc>
-        <w:tc>
-          <w:tcPr>
-            <w:tcW w:w="2300" w:type="dxa"/>
-            <w:tcBorders>
-              <w:top w:val="single" w:sz="4" w:space="0" w:color="CCCCCC"/>
-              <w:left w:val="single" w:sz="4" w:space="0" w:color="CCCCCC"/>
-              <w:bottom w:val="single" w:sz="4" w:space="0" w:color="CCCCCC"/>
-              <w:right w:val="single" w:sz="4" w:space="0" w:color="CCCCCC"/>
-            </w:tcBorders>
-            <w:shd w:val="clear" w:color="auto" w:fill="1A2B3C"/>
-            <w:tcMar>
-              <w:top w:w="80" w:type="dxa"/>
-              <w:left w:w="120" w:type="dxa"/>
-              <w:bottom w:w="80" w:type="dxa"/>
-              <w:right w:w="120" w:type="dxa"/>
-            </w:tcMar>
-          </w:tcPr>
-          <w:p>
-            <w:pPr>
-              <w:jc w:val="center"/>
-            </w:pPr>
-            <w:r>
-              <w:rPr>
-                <w:b/>
-                <w:bCs/>
-                <w:color w:val="FFFFFF"/>
-                <w:sz w:val="18"/>
-                <w:szCs w:val="18"/>
-              </w:rPr>
-              <w:t>Tech count</w:t>
-            </w:r>
-          </w:p>
-        </w:tc>
-        <w:tc>
-          <w:tcPr>
-            <w:tcW w:w="2380" w:type="dxa"/>
-            <w:tcBorders>
-              <w:top w:val="single" w:sz="4" w:space="0" w:color="CCCCCC"/>
-              <w:left w:val="single" w:sz="4" w:space="0" w:color="CCCCCC"/>
-              <w:bottom w:val="single" w:sz="4" w:space="0" w:color="CCCCCC"/>
-              <w:right w:val="single" w:sz="4" w:space="0" w:color="CCCCCC"/>
-            </w:tcBorders>
-            <w:shd w:val="clear" w:color="auto" w:fill="1A2B3C"/>
-            <w:tcMar>
-              <w:top w:w="80" w:type="dxa"/>
-              <w:left w:w="120" w:type="dxa"/>
-              <w:bottom w:w="80" w:type="dxa"/>
-              <w:right w:w="120" w:type="dxa"/>
-            </w:tcMar>
-          </w:tcPr>
-          <w:p>
-            <w:pPr>
-              <w:jc w:val="center"/>
-            </w:pPr>
-            <w:r>
-              <w:rPr>
-                <w:b/>
-                <w:bCs/>
-                <w:color w:val="FFFFFF"/>
-                <w:sz w:val="18"/>
-                <w:szCs w:val="18"/>
-              </w:rPr>
-              <w:t>Y1 ARR @ 10%</w:t>
-            </w:r>
-          </w:p>
-        </w:tc>
-        <w:tc>
-          <w:tcPr>
-            <w:tcW w:w="2380" w:type="dxa"/>
-            <w:tcBorders>
-              <w:top w:val="single" w:sz="4" w:space="0" w:color="CCCCCC"/>
-              <w:left w:val="single" w:sz="4" w:space="0" w:color="CCCCCC"/>
-              <w:bottom w:val="single" w:sz="4" w:space="0" w:color="CCCCCC"/>
-              <w:right w:val="single" w:sz="4" w:space="0" w:color="CCCCCC"/>
-            </w:tcBorders>
-            <w:shd w:val="clear" w:color="auto" w:fill="1A2B3C"/>
-            <w:tcMar>
-              <w:top w:w="80" w:type="dxa"/>
-              <w:left w:w="120" w:type="dxa"/>
-              <w:bottom w:w="80" w:type="dxa"/>
-              <w:right w:w="120" w:type="dxa"/>
-            </w:tcMar>
-          </w:tcPr>
-          <w:p>
-            <w:pPr>
-              <w:jc w:val="center"/>
-            </w:pPr>
-            <w:r>
-              <w:rPr>
-                <w:b/>
-                <w:bCs/>
-                <w:color w:val="FFFFFF"/>
-                <w:sz w:val="18"/>
-                <w:szCs w:val="18"/>
-              </w:rPr>
-              <w:t>Y1 ARR @ 25%</w:t>
-            </w:r>
-          </w:p>
-        </w:tc>
-      </w:tr>
-      <w:tr>
-        <w:tblPrEx>
-          <w:tblCellMar>
-            <w:top w:w="0" w:type="dxa"/>
-            <w:bottom w:w="0" w:type="dxa"/>
-          </w:tblCellMar>
-        </w:tblPrEx>
-        <w:tc>
-          <w:tcPr>
-            <w:tcW w:w="2300" w:type="dxa"/>
-            <w:tcBorders>
-              <w:top w:val="single" w:sz="4" w:space="0" w:color="CCCCCC"/>
-              <w:left w:val="single" w:sz="4" w:space="0" w:color="CCCCCC"/>
-              <w:bottom w:val="single" w:sz="4" w:space="0" w:color="CCCCCC"/>
-              <w:right w:val="single" w:sz="4" w:space="0" w:color="CCCCCC"/>
-            </w:tcBorders>
-            <w:tcMar>
-              <w:top w:w="80" w:type="dxa"/>
-              <w:left w:w="120" w:type="dxa"/>
-              <w:bottom w:w="80" w:type="dxa"/>
-              <w:right w:w="120" w:type="dxa"/>
-            </w:tcMar>
-          </w:tcPr>
-          <w:p>
-            <w:r>
-              <w:rPr>
-                <w:i/>
-                <w:iCs/>
-                <w:color w:val="888780"/>
-                <w:sz w:val="17"/>
-                <w:szCs w:val="17"/>
-              </w:rPr>
-              <w:t>Low (conservative)</w:t>
-            </w:r>
-          </w:p>
-        </w:tc>
-        <w:tc>
-          <w:tcPr>
-            <w:tcW w:w="2300" w:type="dxa"/>
-            <w:tcBorders>
-              <w:top w:val="single" w:sz="4" w:space="0" w:color="CCCCCC"/>
-              <w:left w:val="single" w:sz="4" w:space="0" w:color="CCCCCC"/>
-              <w:bottom w:val="single" w:sz="4" w:space="0" w:color="CCCCCC"/>
-              <w:right w:val="single" w:sz="4" w:space="0" w:color="CCCCCC"/>
-            </w:tcBorders>
-            <w:tcMar>
-              <w:top w:w="80" w:type="dxa"/>
-              <w:left w:w="120" w:type="dxa"/>
-              <w:bottom w:w="80" w:type="dxa"/>
-              <w:right w:w="120" w:type="dxa"/>
-            </w:tcMar>
-          </w:tcPr>
-          <w:p>
-            <w:pPr>
-              <w:jc w:val="center"/>
-            </w:pPr>
-            <w:r>
-              <w:rPr>
-                <w:color w:val="888780"/>
-                <w:sz w:val="18"/>
-                <w:szCs w:val="18"/>
-              </w:rPr>
-              <w:t>11,000</w:t>
-            </w:r>
-          </w:p>
-        </w:tc>
-        <w:tc>
-          <w:tcPr>
-            <w:tcW w:w="2380" w:type="dxa"/>
-            <w:tcBorders>
-              <w:top w:val="single" w:sz="4" w:space="0" w:color="CCCCCC"/>
-              <w:left w:val="single" w:sz="4" w:space="0" w:color="CCCCCC"/>
-              <w:bottom w:val="single" w:sz="4" w:space="0" w:color="CCCCCC"/>
-              <w:right w:val="single" w:sz="4" w:space="0" w:color="CCCCCC"/>
-            </w:tcBorders>
-            <w:tcMar>
-              <w:top w:w="80" w:type="dxa"/>
-              <w:left w:w="120" w:type="dxa"/>
-              <w:bottom w:w="80" w:type="dxa"/>
-              <w:right w:w="120" w:type="dxa"/>
-            </w:tcMar>
-          </w:tcPr>
-          <w:p>
-            <w:pPr>
-              <w:jc w:val="center"/>
-            </w:pPr>
-            <w:r>
-              <w:rPr>
-                <w:color w:val="888780"/>
-                <w:sz w:val="18"/>
-                <w:szCs w:val="18"/>
-              </w:rPr>
-              <w:t>$329,340</w:t>
-            </w:r>
-          </w:p>
-        </w:tc>
-        <w:tc>
-          <w:tcPr>
-            <w:tcW w:w="2380" w:type="dxa"/>
-            <w:tcBorders>
-              <w:top w:val="single" w:sz="4" w:space="0" w:color="CCCCCC"/>
-              <w:left w:val="single" w:sz="4" w:space="0" w:color="CCCCCC"/>
-              <w:bottom w:val="single" w:sz="4" w:space="0" w:color="CCCCCC"/>
-              <w:right w:val="single" w:sz="4" w:space="0" w:color="CCCCCC"/>
-            </w:tcBorders>
-            <w:tcMar>
-              <w:top w:w="80" w:type="dxa"/>
-              <w:left w:w="120" w:type="dxa"/>
-              <w:bottom w:w="80" w:type="dxa"/>
-              <w:right w:w="120" w:type="dxa"/>
-            </w:tcMar>
-          </w:tcPr>
-          <w:p>
-            <w:pPr>
-              <w:jc w:val="center"/>
-            </w:pPr>
-            <w:r>
-              <w:rPr>
-                <w:color w:val="888780"/>
-                <w:sz w:val="18"/>
-                <w:szCs w:val="18"/>
-              </w:rPr>
-              <w:t>$823,350</w:t>
-            </w:r>
-          </w:p>
-        </w:tc>
-      </w:tr>
-      <w:tr>
-        <w:tblPrEx>
-          <w:tblCellMar>
-            <w:top w:w="0" w:type="dxa"/>
-            <w:bottom w:w="0" w:type="dxa"/>
-          </w:tblCellMar>
-        </w:tblPrEx>
-        <w:tc>
-          <w:tcPr>
-            <w:tcW w:w="2300" w:type="dxa"/>
-            <w:tcBorders>
-              <w:top w:val="single" w:sz="4" w:space="0" w:color="CCCCCC"/>
-              <w:left w:val="single" w:sz="4" w:space="0" w:color="CCCCCC"/>
-              <w:bottom w:val="single" w:sz="4" w:space="0" w:color="CCCCCC"/>
-              <w:right w:val="single" w:sz="4" w:space="0" w:color="CCCCCC"/>
-            </w:tcBorders>
-            <w:shd w:val="clear" w:color="auto" w:fill="EAF3DE"/>
-            <w:tcMar>
-              <w:top w:w="80" w:type="dxa"/>
-              <w:left w:w="120" w:type="dxa"/>
-              <w:bottom w:w="80" w:type="dxa"/>
-              <w:right w:w="120" w:type="dxa"/>
-            </w:tcMar>
-          </w:tcPr>
-          <w:p>
-            <w:r>
-              <w:rPr>
-                <w:b/>
-                <w:bCs/>
-                <w:color w:val="27500A"/>
-                <w:sz w:val="18"/>
-                <w:szCs w:val="18"/>
-              </w:rPr>
-              <w:t>Mid (our headline)</w:t>
-            </w:r>
-          </w:p>
-        </w:tc>
-        <w:tc>
-          <w:tcPr>
-            <w:tcW w:w="2300" w:type="dxa"/>
-            <w:tcBorders>
-              <w:top w:val="single" w:sz="4" w:space="0" w:color="CCCCCC"/>
-              <w:left w:val="single" w:sz="4" w:space="0" w:color="CCCCCC"/>
-              <w:bottom w:val="single" w:sz="4" w:space="0" w:color="CCCCCC"/>
-              <w:right w:val="single" w:sz="4" w:space="0" w:color="CCCCCC"/>
-            </w:tcBorders>
-            <w:shd w:val="clear" w:color="auto" w:fill="EAF3DE"/>
-            <w:tcMar>
-              <w:top w:w="80" w:type="dxa"/>
-              <w:left w:w="120" w:type="dxa"/>
-              <w:bottom w:w="80" w:type="dxa"/>
-              <w:right w:w="120" w:type="dxa"/>
-            </w:tcMar>
-          </w:tcPr>
-          <w:p>
-            <w:pPr>
-              <w:jc w:val="center"/>
-            </w:pPr>
-            <w:r>
-              <w:rPr>
-                <w:b/>
-                <w:bCs/>
-                <w:color w:val="27500A"/>
-                <w:sz w:val="20"/>
-                <w:szCs w:val="20"/>
-              </w:rPr>
-              <w:t>13,259</w:t>
-            </w:r>
-          </w:p>
-        </w:tc>
-        <w:tc>
-          <w:tcPr>
-            <w:tcW w:w="2380" w:type="dxa"/>
-            <w:tcBorders>
-              <w:top w:val="single" w:sz="4" w:space="0" w:color="CCCCCC"/>
-              <w:left w:val="single" w:sz="4" w:space="0" w:color="CCCCCC"/>
-              <w:bottom w:val="single" w:sz="4" w:space="0" w:color="CCCCCC"/>
-              <w:right w:val="single" w:sz="4" w:space="0" w:color="CCCCCC"/>
-            </w:tcBorders>
-            <w:shd w:val="clear" w:color="auto" w:fill="EAF3DE"/>
-            <w:tcMar>
-              <w:top w:w="80" w:type="dxa"/>
-              <w:left w:w="120" w:type="dxa"/>
-              <w:bottom w:w="80" w:type="dxa"/>
-              <w:right w:w="120" w:type="dxa"/>
-            </w:tcMar>
-          </w:tcPr>
-          <w:p>
-            <w:pPr>
-              <w:jc w:val="center"/>
-            </w:pPr>
-            <w:r>
-              <w:rPr>
-                <w:b/>
-                <w:bCs/>
-                <w:color w:val="27500A"/>
-                <w:sz w:val="20"/>
-                <w:szCs w:val="20"/>
-              </w:rPr>
-              <w:t>$396,974</w:t>
-            </w:r>
-          </w:p>
-        </w:tc>
-        <w:tc>
-          <w:tcPr>
-            <w:tcW w:w="2380" w:type="dxa"/>
-            <w:tcBorders>
-              <w:top w:val="single" w:sz="4" w:space="0" w:color="CCCCCC"/>
-              <w:left w:val="single" w:sz="4" w:space="0" w:color="CCCCCC"/>
-              <w:bottom w:val="single" w:sz="4" w:space="0" w:color="CCCCCC"/>
-              <w:right w:val="single" w:sz="4" w:space="0" w:color="CCCCCC"/>
-            </w:tcBorders>
-            <w:shd w:val="clear" w:color="auto" w:fill="EAF3DE"/>
-            <w:tcMar>
-              <w:top w:w="80" w:type="dxa"/>
-              <w:left w:w="120" w:type="dxa"/>
-              <w:bottom w:w="80" w:type="dxa"/>
-              <w:right w:w="120" w:type="dxa"/>
-            </w:tcMar>
-          </w:tcPr>
-          <w:p>
-            <w:pPr>
-              <w:jc w:val="center"/>
-            </w:pPr>
-            <w:r>
-              <w:rPr>
-                <w:b/>
-                <w:bCs/>
-                <w:color w:val="27500A"/>
-                <w:sz w:val="20"/>
-                <w:szCs w:val="20"/>
-              </w:rPr>
-              <w:t>$992,436</w:t>
-            </w:r>
-          </w:p>
-        </w:tc>
-      </w:tr>
-      <w:tr>
-        <w:tblPrEx>
-          <w:tblCellMar>
-            <w:top w:w="0" w:type="dxa"/>
-            <w:bottom w:w="0" w:type="dxa"/>
-          </w:tblCellMar>
-        </w:tblPrEx>
-        <w:tc>
-          <w:tcPr>
-            <w:tcW w:w="2300" w:type="dxa"/>
-            <w:tcBorders>
-              <w:top w:val="single" w:sz="4" w:space="0" w:color="CCCCCC"/>
-              <w:left w:val="single" w:sz="4" w:space="0" w:color="CCCCCC"/>
-              <w:bottom w:val="single" w:sz="4" w:space="0" w:color="CCCCCC"/>
-              <w:right w:val="single" w:sz="4" w:space="0" w:color="CCCCCC"/>
-            </w:tcBorders>
-            <w:tcMar>
-              <w:top w:w="80" w:type="dxa"/>
-              <w:left w:w="120" w:type="dxa"/>
-              <w:bottom w:w="80" w:type="dxa"/>
-              <w:right w:w="120" w:type="dxa"/>
-            </w:tcMar>
-          </w:tcPr>
-          <w:p>
-            <w:r>
-              <w:rPr>
-                <w:i/>
-                <w:iCs/>
-                <w:color w:val="888780"/>
-                <w:sz w:val="17"/>
-                <w:szCs w:val="17"/>
-              </w:rPr>
-              <w:t>High (stretch)</w:t>
-            </w:r>
-          </w:p>
-        </w:tc>
-        <w:tc>
-          <w:tcPr>
-            <w:tcW w:w="2300" w:type="dxa"/>
-            <w:tcBorders>
-              <w:top w:val="single" w:sz="4" w:space="0" w:color="CCCCCC"/>
-              <w:left w:val="single" w:sz="4" w:space="0" w:color="CCCCCC"/>
-              <w:bottom w:val="single" w:sz="4" w:space="0" w:color="CCCCCC"/>
-              <w:right w:val="single" w:sz="4" w:space="0" w:color="CCCCCC"/>
-            </w:tcBorders>
-            <w:tcMar>
-              <w:top w:w="80" w:type="dxa"/>
-              <w:left w:w="120" w:type="dxa"/>
-              <w:bottom w:w="80" w:type="dxa"/>
-              <w:right w:w="120" w:type="dxa"/>
-            </w:tcMar>
-          </w:tcPr>
-          <w:p>
-            <w:pPr>
-              <w:jc w:val="center"/>
-            </w:pPr>
-            <w:r>
-              <w:rPr>
-                <w:color w:val="888780"/>
-                <w:sz w:val="18"/>
-                <w:szCs w:val="18"/>
-              </w:rPr>
-              <w:t>16,000</w:t>
-            </w:r>
-          </w:p>
-        </w:tc>
-        <w:tc>
-          <w:tcPr>
-            <w:tcW w:w="2380" w:type="dxa"/>
-            <w:tcBorders>
-              <w:top w:val="single" w:sz="4" w:space="0" w:color="CCCCCC"/>
-              <w:left w:val="single" w:sz="4" w:space="0" w:color="CCCCCC"/>
-              <w:bottom w:val="single" w:sz="4" w:space="0" w:color="CCCCCC"/>
-              <w:right w:val="single" w:sz="4" w:space="0" w:color="CCCCCC"/>
-            </w:tcBorders>
-            <w:tcMar>
-              <w:top w:w="80" w:type="dxa"/>
-              <w:left w:w="120" w:type="dxa"/>
-              <w:bottom w:w="80" w:type="dxa"/>
-              <w:right w:w="120" w:type="dxa"/>
-            </w:tcMar>
-          </w:tcPr>
-          <w:p>
-            <w:pPr>
-              <w:jc w:val="center"/>
-            </w:pPr>
-            <w:r>
-              <w:rPr>
-                <w:color w:val="888780"/>
-                <w:sz w:val="18"/>
-                <w:szCs w:val="18"/>
-              </w:rPr>
-              <w:t>$479,040</w:t>
-            </w:r>
-          </w:p>
-        </w:tc>
-        <w:tc>
-          <w:tcPr>
-            <w:tcW w:w="2380" w:type="dxa"/>
-            <w:tcBorders>
-              <w:top w:val="single" w:sz="4" w:space="0" w:color="CCCCCC"/>
-              <w:left w:val="single" w:sz="4" w:space="0" w:color="CCCCCC"/>
-              <w:bottom w:val="single" w:sz="4" w:space="0" w:color="CCCCCC"/>
-              <w:right w:val="single" w:sz="4" w:space="0" w:color="CCCCCC"/>
-            </w:tcBorders>
-            <w:tcMar>
-              <w:top w:w="80" w:type="dxa"/>
-              <w:left w:w="120" w:type="dxa"/>
-              <w:bottom w:w="80" w:type="dxa"/>
-              <w:right w:w="120" w:type="dxa"/>
-            </w:tcMar>
-          </w:tcPr>
-          <w:p>
-            <w:pPr>
-              <w:jc w:val="center"/>
-            </w:pPr>
-            <w:r>
-              <w:rPr>
-                <w:color w:val="888780"/>
-                <w:sz w:val="18"/>
-                <w:szCs w:val="18"/>
-              </w:rPr>
-              <w:t>$1,197,600</w:t>
-            </w:r>
-          </w:p>
-        </w:tc>
-      </w:tr>
-    </w:tbl>
-    <w:p>
-      <w:pPr>
-        <w:spacing w:before="80" w:after="80"/>
-      </w:pPr>
-    </w:p>
-    <w:p>
-      <w:pPr>
-        <w:spacing w:before="80" w:after="80"/>
-      </w:pPr>
-      <w:r>
-        <w:rPr>
-          <w:i/>
-          <w:iCs/>
-          <w:color w:val="888780"/>
-        </w:rPr>
-        <w:t>Headline numbers throughout this package run off the mid-point. The low/high band is the honest defensive context — if a CFO asks how confident we are in 13,259 techs, the answer is "vertical-calibrated mid-point; range is 11,000-16,000 depending on actual tech-per-location at the brand mix; Marketing teammates have the real headcount data to tighten this." Reads honest, not defensive.</w:t>
-      </w:r>
-    </w:p>
     <w:p>
       <w:pPr>
         <w:pBdr>
@@ -3716,29 +2960,7 @@
                 <w:sz w:val="16"/>
                 <w:szCs w:val="16"/>
               </w:rPr>
-              <w:t xml:space="preserve">GF Data · </w:t>
-            </w:r>
-            <w:proofErr w:type="spellStart"/>
-            <w:r>
-              <w:rPr>
-                <w:i/>
-                <w:iCs/>
-                <w:color w:val="888780"/>
-                <w:sz w:val="16"/>
-                <w:szCs w:val="16"/>
-              </w:rPr>
-              <w:t>PitchBook</w:t>
-            </w:r>
-            <w:proofErr w:type="spellEnd"/>
-            <w:r>
-              <w:rPr>
-                <w:i/>
-                <w:iCs/>
-                <w:color w:val="888780"/>
-                <w:sz w:val="16"/>
-                <w:szCs w:val="16"/>
-              </w:rPr>
-              <w:t xml:space="preserve"> · industry benchmarks</w:t>
+              <w:t>GF Data · PitchBook · industry benchmarks</w:t>
             </w:r>
           </w:p>
         </w:tc>
@@ -3971,31 +3193,7 @@
         <w:spacing w:before="80" w:after="80"/>
       </w:pPr>
       <w:r>
-        <w:t xml:space="preserve">The model is straightforward — if </w:t>
-      </w:r>
-      <w:proofErr w:type="spellStart"/>
-      <w:r>
-        <w:t>ServiceBridge</w:t>
-      </w:r>
-      <w:proofErr w:type="spellEnd"/>
-      <w:r>
-        <w:t xml:space="preserve"> is adopted across </w:t>
-      </w:r>
-      <w:proofErr w:type="spellStart"/>
-      <w:r>
-        <w:t>Neighborly's</w:t>
-      </w:r>
-      <w:proofErr w:type="spellEnd"/>
-      <w:r>
-        <w:t xml:space="preserve"> network, what does that do to </w:t>
-      </w:r>
-      <w:proofErr w:type="spellStart"/>
-      <w:r>
-        <w:t>Neighborly's</w:t>
-      </w:r>
-      <w:proofErr w:type="spellEnd"/>
-      <w:r>
-        <w:t xml:space="preserve"> exit value?</w:t>
+        <w:t>The model is straightforward — if ServiceBridge is adopted across Neighborly's network, what does that do to Neighborly's exit value?</w:t>
       </w:r>
     </w:p>
     <w:tbl>
@@ -4716,20 +3914,8 @@
                 <w:sz w:val="16"/>
                 <w:szCs w:val="16"/>
               </w:rPr>
-              <w:t xml:space="preserve">Franchisor-level exit value </w:t>
-            </w:r>
-            <w:proofErr w:type="gramStart"/>
-            <w:r>
-              <w:rPr>
-                <w:i/>
-                <w:iCs/>
-                <w:color w:val="633806"/>
-                <w:sz w:val="16"/>
-                <w:szCs w:val="16"/>
-              </w:rPr>
-              <w:t>add</w:t>
-            </w:r>
-            <w:proofErr w:type="gramEnd"/>
+              <w:t>Franchisor-level exit value add</w:t>
+            </w:r>
           </w:p>
         </w:tc>
       </w:tr>
@@ -4851,25 +4037,7 @@
           <w:bCs/>
           <w:color w:val="1A2B3C"/>
         </w:rPr>
-        <w:t xml:space="preserve">What </w:t>
-      </w:r>
-      <w:proofErr w:type="spellStart"/>
-      <w:r>
-        <w:rPr>
-          <w:b/>
-          <w:bCs/>
-          <w:color w:val="1A2B3C"/>
-        </w:rPr>
-        <w:t>ServiceBridge</w:t>
-      </w:r>
-      <w:proofErr w:type="spellEnd"/>
-      <w:r>
-        <w:rPr>
-          <w:b/>
-          <w:bCs/>
-          <w:color w:val="1A2B3C"/>
-        </w:rPr>
-        <w:t xml:space="preserve"> asks for</w:t>
+        <w:t>What ServiceBridge asks for</w:t>
       </w:r>
     </w:p>
     <w:tbl>
@@ -5378,15 +4546,7 @@
           </w:p>
           <w:p>
             <w:r>
-              <w:t xml:space="preserve">At 10% buy-in for Neighborly — our conservative working baseline — franchisee-level exit value creation is ~$106M (10% penetration × $8K/tech EBITDA × 10x multiple). 3-year cumulative </w:t>
-            </w:r>
-            <w:proofErr w:type="spellStart"/>
-            <w:r>
-              <w:t>ServiceBridge</w:t>
-            </w:r>
-            <w:proofErr w:type="spellEnd"/>
-            <w:r>
-              <w:t xml:space="preserve"> investment is ~$1190.92K at 10% buy-in. The ratio of value created to platform cost is roughly 89x. This is the arithmetic that franchisor CFOs and PE operating partners use to evaluate platform initiatives — and 10% is intentionally the floor we set the conversation at, not the ceiling.</w:t>
+              <w:t>At 10% buy-in for Neighborly — our conservative working baseline — franchisee-level exit value creation is ~$106M (10% penetration × $8K/tech EBITDA × 10x multiple). 3-year cumulative ServiceBridge investment is ~$1190.92K at 10% buy-in. The ratio of value created to platform cost is roughly 89x. This is the arithmetic that franchisor CFOs and PE operating partners use to evaluate platform initiatives — and 10% is intentionally the floor we set the conversation at, not the ceiling.</w:t>
             </w:r>
           </w:p>
         </w:tc>
@@ -5410,23 +4570,7 @@
         <w:spacing w:before="80" w:after="80"/>
       </w:pPr>
       <w:r>
-        <w:t xml:space="preserve">At different network penetration rates, the franchisee-level exit value created by a </w:t>
-      </w:r>
-      <w:proofErr w:type="gramStart"/>
-      <w:r>
-        <w:t xml:space="preserve">Neighborly </w:t>
-      </w:r>
-      <w:proofErr w:type="spellStart"/>
-      <w:r>
-        <w:t>ServiceBridge</w:t>
-      </w:r>
-      <w:proofErr w:type="spellEnd"/>
-      <w:r>
-        <w:t xml:space="preserve"> rollout scales</w:t>
-      </w:r>
-      <w:proofErr w:type="gramEnd"/>
-      <w:r>
-        <w:t>:</w:t>
+        <w:t>At different network penetration rates, the franchisee-level exit value created by a Neighborly ServiceBridge rollout scales:</w:t>
       </w:r>
     </w:p>
     <w:tbl>
@@ -6085,25 +5229,7 @@
                 <w:bCs/>
                 <w:color w:val="27500A"/>
               </w:rPr>
-              <w:t>IMMEDIATE (</w:t>
-            </w:r>
-            <w:proofErr w:type="spellStart"/>
-            <w:r>
-              <w:rPr>
-                <w:b/>
-                <w:bCs/>
-                <w:color w:val="27500A"/>
-              </w:rPr>
-              <w:t>Wks</w:t>
-            </w:r>
-            <w:proofErr w:type="spellEnd"/>
-            <w:r>
-              <w:rPr>
-                <w:b/>
-                <w:bCs/>
-                <w:color w:val="27500A"/>
-              </w:rPr>
-              <w:t xml:space="preserve"> 1-4)</w:t>
+              <w:t>IMMEDIATE (Wks 1-4)</w:t>
             </w:r>
           </w:p>
         </w:tc>
@@ -6134,25 +5260,7 @@
                 <w:bCs/>
                 <w:color w:val="1A2B3C"/>
               </w:rPr>
-              <w:t xml:space="preserve">#2 of </w:t>
-            </w:r>
-            <w:proofErr w:type="gramStart"/>
-            <w:r>
-              <w:rPr>
-                <w:b/>
-                <w:bCs/>
-                <w:color w:val="1A2B3C"/>
-              </w:rPr>
-              <w:t>7  (</w:t>
-            </w:r>
-            <w:proofErr w:type="gramEnd"/>
-            <w:r>
-              <w:rPr>
-                <w:b/>
-                <w:bCs/>
-                <w:color w:val="1A2B3C"/>
-              </w:rPr>
-              <w:t>SCALE)</w:t>
+              <w:t>#2 of 7  (SCALE)</w:t>
             </w:r>
           </w:p>
         </w:tc>
@@ -6438,23 +5546,7 @@
                 <w:sz w:val="17"/>
                 <w:szCs w:val="17"/>
               </w:rPr>
-              <w:t xml:space="preserve">Sinha CIO Sept 2025 (came from Bloomin' Brands + Inspire Brands SVP IT) + Davis CEO Jul 2024. Full tech-direction transition window — every signal a vendor </w:t>
-            </w:r>
-            <w:proofErr w:type="gramStart"/>
-            <w:r>
-              <w:rPr>
-                <w:sz w:val="17"/>
-                <w:szCs w:val="17"/>
-              </w:rPr>
-              <w:t>watches</w:t>
-            </w:r>
-            <w:proofErr w:type="gramEnd"/>
-            <w:r>
-              <w:rPr>
-                <w:sz w:val="17"/>
-                <w:szCs w:val="17"/>
-              </w:rPr>
-              <w:t xml:space="preserve"> for.</w:t>
+              <w:t>Sinha CIO Sept 2025 (came from Bloomin' Brands + Inspire Brands SVP IT) + Davis CEO Jul 2024. Full tech-direction transition window — every signal a vendor watches for.</w:t>
             </w:r>
           </w:p>
         </w:tc>
@@ -6575,23 +5667,7 @@
                 <w:sz w:val="17"/>
                 <w:szCs w:val="17"/>
               </w:rPr>
-              <w:t xml:space="preserve">Davis + Bourgeois confirmed/expected at FCXC June 2-4 Atlanta. Bedi (Authority CTO) also at FCXC. Pre-FCXC meeting bookings actionable </w:t>
-            </w:r>
-            <w:proofErr w:type="spellStart"/>
-            <w:r>
-              <w:rPr>
-                <w:sz w:val="17"/>
-                <w:szCs w:val="17"/>
-              </w:rPr>
-              <w:t>Wk</w:t>
-            </w:r>
-            <w:proofErr w:type="spellEnd"/>
-            <w:r>
-              <w:rPr>
-                <w:sz w:val="17"/>
-                <w:szCs w:val="17"/>
-              </w:rPr>
-              <w:t xml:space="preserve"> 3-4.</w:t>
+              <w:t>Davis + Bourgeois confirmed/expected at FCXC June 2-4 Atlanta. Bedi (Authority CTO) also at FCXC. Pre-FCXC meeting bookings actionable Wk 3-4.</w:t>
             </w:r>
           </w:p>
         </w:tc>
@@ -7039,15 +6115,7 @@
           </w:p>
           <w:p>
             <w:r>
-              <w:t xml:space="preserve">Neighborly is the most engagement-ready target in the P1 set — every urgency signal at maximum. The single most important Phase 1 action is the KKR warm path activation in </w:t>
-            </w:r>
-            <w:proofErr w:type="spellStart"/>
-            <w:r>
-              <w:t>Wk</w:t>
-            </w:r>
-            <w:proofErr w:type="spellEnd"/>
-            <w:r>
-              <w:t xml:space="preserve"> 1, because it has the longest activation lag (3-4 weeks to land before FCXC).</w:t>
+              <w:t>Neighborly is the most engagement-ready target in the P1 set — every urgency signal at maximum. The single most important Phase 1 action is the KKR warm path activation in Wk 1, because it has the longest activation lag (3-4 weeks to land before FCXC).</w:t>
             </w:r>
           </w:p>
         </w:tc>
@@ -7058,31 +6126,7 @@
         <w:spacing w:before="80" w:after="80"/>
       </w:pPr>
       <w:r>
-        <w:t xml:space="preserve">1. </w:t>
-      </w:r>
-      <w:proofErr w:type="spellStart"/>
-      <w:r>
-        <w:t>Wk</w:t>
-      </w:r>
-      <w:proofErr w:type="spellEnd"/>
-      <w:r>
-        <w:t xml:space="preserve"> 1: Mike + GPSI team 30-min focused session — confirm relationships with </w:t>
-      </w:r>
-      <w:proofErr w:type="spellStart"/>
-      <w:r>
-        <w:t>Gernburd</w:t>
-      </w:r>
-      <w:proofErr w:type="spellEnd"/>
-      <w:r>
-        <w:t xml:space="preserve"> and Brandon are current, draft one-paragraph intro request, target sending by end of </w:t>
-      </w:r>
-      <w:proofErr w:type="spellStart"/>
-      <w:r>
-        <w:t>Wk</w:t>
-      </w:r>
-      <w:proofErr w:type="spellEnd"/>
-      <w:r>
-        <w:t xml:space="preserve"> 2.</w:t>
+        <w:t>1. Wk 1: Mike + GPSI team 30-min focused session — confirm relationships with Gernburd and Brandon are current, draft one-paragraph intro request, target sending by end of Wk 2.</w:t>
       </w:r>
     </w:p>
     <w:p>
@@ -7090,15 +6134,7 @@
         <w:spacing w:before="80" w:after="80"/>
       </w:pPr>
       <w:r>
-        <w:t xml:space="preserve">2. </w:t>
-      </w:r>
-      <w:proofErr w:type="spellStart"/>
-      <w:r>
-        <w:t>Wk</w:t>
-      </w:r>
-      <w:proofErr w:type="spellEnd"/>
-      <w:r>
-        <w:t xml:space="preserve"> 2-3: Send pre-FCXC meeting requests to Davis and Bourgeois via FCXC networking app or LinkedIn — reference Sinha's published platform statement.</w:t>
+        <w:t>2. Wk 2-3: Send pre-FCXC meeting requests to Davis and Bourgeois via FCXC networking app or LinkedIn — reference Sinha's published platform statement.</w:t>
       </w:r>
     </w:p>
     <w:p>
@@ -7107,15 +6143,7 @@
       </w:pPr>
       <w:r>
         <w:lastRenderedPageBreak/>
-        <w:t xml:space="preserve">3. </w:t>
-      </w:r>
-      <w:proofErr w:type="spellStart"/>
-      <w:r>
-        <w:t>Wk</w:t>
-      </w:r>
-      <w:proofErr w:type="spellEnd"/>
-      <w:r>
-        <w:t xml:space="preserve"> 3-4: LinkedIn article #2 'Build-vs-buy at scale franchisors — what Sinha's appointment signals about the industry' — quotes Sinha directly, positions Velocity GTM as the consultant who already understands what Sinha is solving for.</w:t>
+        <w:t>3. Wk 3-4: LinkedIn article #2 'Build-vs-buy at scale franchisors — what Sinha's appointment signals about the industry' — quotes Sinha directly, positions Velocity GTM as the consultant who already understands what Sinha is solving for.</w:t>
       </w:r>
     </w:p>
     <w:p>
@@ -7123,15 +6151,7 @@
         <w:spacing w:before="80" w:after="80"/>
       </w:pPr>
       <w:r>
-        <w:t xml:space="preserve">4. </w:t>
-      </w:r>
-      <w:proofErr w:type="spellStart"/>
-      <w:r>
-        <w:t>Wk</w:t>
-      </w:r>
-      <w:proofErr w:type="spellEnd"/>
-      <w:r>
-        <w:t xml:space="preserve"> 5-6: FCXC EXECUTION (June 2-4 Atlanta). Booth presence locked. Mike on the ground. 1-page leave-behind with Sinha quote + value-creation math ready.</w:t>
+        <w:t>4. Wk 5-6: FCXC EXECUTION (June 2-4 Atlanta). Booth presence locked. Mike on the ground. 1-page leave-behind with Sinha quote + value-creation math ready.</w:t>
       </w:r>
     </w:p>
     <w:p>
@@ -7147,13 +6167,8 @@
         <w:pStyle w:val="Heading2"/>
       </w:pPr>
       <w:r>
-        <w:t xml:space="preserve">Where </w:t>
+        <w:t>Where this one sits</w:t>
       </w:r>
-      <w:proofErr w:type="gramStart"/>
-      <w:r>
-        <w:t>this one sits</w:t>
-      </w:r>
-      <w:proofErr w:type="gramEnd"/>
     </w:p>
     <w:tbl>
       <w:tblPr>
@@ -7234,13 +6249,8 @@
       <w:pPr>
         <w:spacing w:before="80" w:after="80"/>
       </w:pPr>
-      <w:proofErr w:type="spellStart"/>
       <w:r>
-        <w:t>Neighborly's</w:t>
-      </w:r>
-      <w:proofErr w:type="spellEnd"/>
-      <w:r>
-        <w:t xml:space="preserve"> scale ($397K Year 1 @ 10% baseline / $992K @ 25% stretch) makes the portfolio conversation the wedge — not a brand-level pilot. The warm-path advantage (GPSI team → KKR → Neighborly leadership) supports a top-down Sinha + Davis conversation, not a bottom-up franchisee play.</w:t>
+        <w:t>Neighborly's scale ($397K Year 1 @ 10% baseline / $992K @ 25% stretch) makes the portfolio conversation the wedge — not a brand-level pilot. The warm-path advantage (GPSI team → KKR → Neighborly leadership) supports a top-down Sinha + Davis conversation, not a bottom-up franchisee play.</w:t>
       </w:r>
     </w:p>
     <w:p>
@@ -7266,15 +6276,7 @@
         <w:spacing w:before="40" w:after="40"/>
       </w:pPr>
       <w:r>
-        <w:t xml:space="preserve">Position as FSM augmentation to Neighborly Hub + </w:t>
-      </w:r>
-      <w:proofErr w:type="spellStart"/>
-      <w:r>
-        <w:t>ServiceTitan</w:t>
-      </w:r>
-      <w:proofErr w:type="spellEnd"/>
-      <w:r>
-        <w:t xml:space="preserve"> integrations, not a rip-and-replace.</w:t>
+        <w:t>Position as FSM augmentation to Neighborly Hub + ServiceTitan integrations, not a rip-and-replace.</w:t>
       </w:r>
     </w:p>
     <w:p>
@@ -7308,602 +6310,7 @@
         <w:pStyle w:val="Heading2"/>
       </w:pPr>
       <w:r>
-        <w:t>Warm path — where we stand</w:t>
-      </w:r>
-    </w:p>
-    <w:tbl>
-      <w:tblPr>
-        <w:tblW w:w="9360" w:type="dxa"/>
-        <w:tblBorders>
-          <w:top w:val="single" w:sz="4" w:space="0" w:color="auto"/>
-          <w:left w:val="single" w:sz="4" w:space="0" w:color="auto"/>
-          <w:bottom w:val="single" w:sz="4" w:space="0" w:color="auto"/>
-          <w:right w:val="single" w:sz="4" w:space="0" w:color="auto"/>
-          <w:insideH w:val="single" w:sz="4" w:space="0" w:color="auto"/>
-          <w:insideV w:val="single" w:sz="4" w:space="0" w:color="auto"/>
-        </w:tblBorders>
-        <w:tblCellMar>
-          <w:left w:w="10" w:type="dxa"/>
-          <w:right w:w="10" w:type="dxa"/>
-        </w:tblCellMar>
-        <w:tblLook w:val="0000" w:firstRow="0" w:lastRow="0" w:firstColumn="0" w:lastColumn="0" w:noHBand="0" w:noVBand="0"/>
-      </w:tblPr>
-      <w:tblGrid>
-        <w:gridCol w:w="3000"/>
-        <w:gridCol w:w="3180"/>
-        <w:gridCol w:w="3180"/>
-      </w:tblGrid>
-      <w:tr>
-        <w:tblPrEx>
-          <w:tblCellMar>
-            <w:top w:w="0" w:type="dxa"/>
-            <w:bottom w:w="0" w:type="dxa"/>
-          </w:tblCellMar>
-        </w:tblPrEx>
-        <w:trPr>
-          <w:tblHeader/>
-        </w:trPr>
-        <w:tc>
-          <w:tcPr>
-            <w:tcW w:w="3000" w:type="dxa"/>
-            <w:tcBorders>
-              <w:top w:val="single" w:sz="4" w:space="0" w:color="CCCCCC"/>
-              <w:left w:val="single" w:sz="4" w:space="0" w:color="CCCCCC"/>
-              <w:bottom w:val="single" w:sz="4" w:space="0" w:color="CCCCCC"/>
-              <w:right w:val="single" w:sz="4" w:space="0" w:color="CCCCCC"/>
-            </w:tcBorders>
-            <w:shd w:val="clear" w:color="auto" w:fill="1A2B3C"/>
-            <w:tcMar>
-              <w:top w:w="80" w:type="dxa"/>
-              <w:left w:w="120" w:type="dxa"/>
-              <w:bottom w:w="80" w:type="dxa"/>
-              <w:right w:w="120" w:type="dxa"/>
-            </w:tcMar>
-          </w:tcPr>
-          <w:p>
-            <w:r>
-              <w:rPr>
-                <w:b/>
-                <w:bCs/>
-                <w:color w:val="FFFFFF"/>
-                <w:sz w:val="18"/>
-                <w:szCs w:val="18"/>
-              </w:rPr>
-              <w:t>Target person</w:t>
-            </w:r>
-          </w:p>
-        </w:tc>
-        <w:tc>
-          <w:tcPr>
-            <w:tcW w:w="3180" w:type="dxa"/>
-            <w:tcBorders>
-              <w:top w:val="single" w:sz="4" w:space="0" w:color="CCCCCC"/>
-              <w:left w:val="single" w:sz="4" w:space="0" w:color="CCCCCC"/>
-              <w:bottom w:val="single" w:sz="4" w:space="0" w:color="CCCCCC"/>
-              <w:right w:val="single" w:sz="4" w:space="0" w:color="CCCCCC"/>
-            </w:tcBorders>
-            <w:shd w:val="clear" w:color="auto" w:fill="1A2B3C"/>
-            <w:tcMar>
-              <w:top w:w="80" w:type="dxa"/>
-              <w:left w:w="120" w:type="dxa"/>
-              <w:bottom w:w="80" w:type="dxa"/>
-              <w:right w:w="120" w:type="dxa"/>
-            </w:tcMar>
-          </w:tcPr>
-          <w:p>
-            <w:r>
-              <w:rPr>
-                <w:b/>
-                <w:bCs/>
-                <w:color w:val="FFFFFF"/>
-                <w:sz w:val="18"/>
-                <w:szCs w:val="18"/>
-              </w:rPr>
-              <w:t>Role</w:t>
-            </w:r>
-          </w:p>
-        </w:tc>
-        <w:tc>
-          <w:tcPr>
-            <w:tcW w:w="3180" w:type="dxa"/>
-            <w:tcBorders>
-              <w:top w:val="single" w:sz="4" w:space="0" w:color="CCCCCC"/>
-              <w:left w:val="single" w:sz="4" w:space="0" w:color="CCCCCC"/>
-              <w:bottom w:val="single" w:sz="4" w:space="0" w:color="CCCCCC"/>
-              <w:right w:val="single" w:sz="4" w:space="0" w:color="CCCCCC"/>
-            </w:tcBorders>
-            <w:shd w:val="clear" w:color="auto" w:fill="1A2B3C"/>
-            <w:tcMar>
-              <w:top w:w="80" w:type="dxa"/>
-              <w:left w:w="120" w:type="dxa"/>
-              <w:bottom w:w="80" w:type="dxa"/>
-              <w:right w:w="120" w:type="dxa"/>
-            </w:tcMar>
-          </w:tcPr>
-          <w:p>
-            <w:r>
-              <w:rPr>
-                <w:b/>
-                <w:bCs/>
-                <w:color w:val="FFFFFF"/>
-                <w:sz w:val="18"/>
-                <w:szCs w:val="18"/>
-              </w:rPr>
-              <w:t>Warm path</w:t>
-            </w:r>
-          </w:p>
-        </w:tc>
-      </w:tr>
-      <w:tr>
-        <w:tblPrEx>
-          <w:tblCellMar>
-            <w:top w:w="0" w:type="dxa"/>
-            <w:bottom w:w="0" w:type="dxa"/>
-          </w:tblCellMar>
-        </w:tblPrEx>
-        <w:tc>
-          <w:tcPr>
-            <w:tcW w:w="3000" w:type="dxa"/>
-            <w:tcBorders>
-              <w:top w:val="single" w:sz="4" w:space="0" w:color="CCCCCC"/>
-              <w:left w:val="single" w:sz="4" w:space="0" w:color="CCCCCC"/>
-              <w:bottom w:val="single" w:sz="4" w:space="0" w:color="CCCCCC"/>
-              <w:right w:val="single" w:sz="4" w:space="0" w:color="CCCCCC"/>
-            </w:tcBorders>
-            <w:tcMar>
-              <w:top w:w="80" w:type="dxa"/>
-              <w:left w:w="120" w:type="dxa"/>
-              <w:bottom w:w="80" w:type="dxa"/>
-              <w:right w:w="120" w:type="dxa"/>
-            </w:tcMar>
-          </w:tcPr>
-          <w:p>
-            <w:r>
-              <w:rPr>
-                <w:b/>
-                <w:bCs/>
-                <w:sz w:val="20"/>
-                <w:szCs w:val="20"/>
-              </w:rPr>
-              <w:t>Felix Gernburd</w:t>
-            </w:r>
-          </w:p>
-        </w:tc>
-        <w:tc>
-          <w:tcPr>
-            <w:tcW w:w="3180" w:type="dxa"/>
-            <w:tcBorders>
-              <w:top w:val="single" w:sz="4" w:space="0" w:color="CCCCCC"/>
-              <w:left w:val="single" w:sz="4" w:space="0" w:color="CCCCCC"/>
-              <w:bottom w:val="single" w:sz="4" w:space="0" w:color="CCCCCC"/>
-              <w:right w:val="single" w:sz="4" w:space="0" w:color="CCCCCC"/>
-            </w:tcBorders>
-            <w:tcMar>
-              <w:top w:w="80" w:type="dxa"/>
-              <w:left w:w="120" w:type="dxa"/>
-              <w:bottom w:w="80" w:type="dxa"/>
-              <w:right w:w="120" w:type="dxa"/>
-            </w:tcMar>
-          </w:tcPr>
-          <w:p>
-            <w:r>
-              <w:rPr>
-                <w:sz w:val="20"/>
-                <w:szCs w:val="20"/>
-              </w:rPr>
-              <w:t>KKR operating partner</w:t>
-            </w:r>
-          </w:p>
-        </w:tc>
-        <w:tc>
-          <w:tcPr>
-            <w:tcW w:w="3180" w:type="dxa"/>
-            <w:tcBorders>
-              <w:top w:val="single" w:sz="4" w:space="0" w:color="CCCCCC"/>
-              <w:left w:val="single" w:sz="4" w:space="0" w:color="CCCCCC"/>
-              <w:bottom w:val="single" w:sz="4" w:space="0" w:color="CCCCCC"/>
-              <w:right w:val="single" w:sz="4" w:space="0" w:color="CCCCCC"/>
-            </w:tcBorders>
-            <w:shd w:val="clear" w:color="auto" w:fill="FCEBEB"/>
-            <w:tcMar>
-              <w:top w:w="80" w:type="dxa"/>
-              <w:left w:w="120" w:type="dxa"/>
-              <w:bottom w:w="80" w:type="dxa"/>
-              <w:right w:w="120" w:type="dxa"/>
-            </w:tcMar>
-          </w:tcPr>
-          <w:p>
-            <w:r>
-              <w:rPr>
-                <w:b/>
-                <w:bCs/>
-                <w:color w:val="701010"/>
-                <w:sz w:val="20"/>
-                <w:szCs w:val="20"/>
-              </w:rPr>
-              <w:t>GPSI-team-activatable (KKR pathway — OPEN/in progress)</w:t>
-            </w:r>
-          </w:p>
-        </w:tc>
-      </w:tr>
-      <w:tr>
-        <w:tblPrEx>
-          <w:tblCellMar>
-            <w:top w:w="0" w:type="dxa"/>
-            <w:bottom w:w="0" w:type="dxa"/>
-          </w:tblCellMar>
-        </w:tblPrEx>
-        <w:tc>
-          <w:tcPr>
-            <w:tcW w:w="3000" w:type="dxa"/>
-            <w:tcBorders>
-              <w:top w:val="single" w:sz="4" w:space="0" w:color="CCCCCC"/>
-              <w:left w:val="single" w:sz="4" w:space="0" w:color="CCCCCC"/>
-              <w:bottom w:val="single" w:sz="4" w:space="0" w:color="CCCCCC"/>
-              <w:right w:val="single" w:sz="4" w:space="0" w:color="CCCCCC"/>
-            </w:tcBorders>
-            <w:tcMar>
-              <w:top w:w="80" w:type="dxa"/>
-              <w:left w:w="120" w:type="dxa"/>
-              <w:bottom w:w="80" w:type="dxa"/>
-              <w:right w:w="120" w:type="dxa"/>
-            </w:tcMar>
-          </w:tcPr>
-          <w:p>
-            <w:r>
-              <w:rPr>
-                <w:b/>
-                <w:bCs/>
-                <w:sz w:val="20"/>
-                <w:szCs w:val="20"/>
-              </w:rPr>
-              <w:t>David Brandon</w:t>
-            </w:r>
-          </w:p>
-        </w:tc>
-        <w:tc>
-          <w:tcPr>
-            <w:tcW w:w="3180" w:type="dxa"/>
-            <w:tcBorders>
-              <w:top w:val="single" w:sz="4" w:space="0" w:color="CCCCCC"/>
-              <w:left w:val="single" w:sz="4" w:space="0" w:color="CCCCCC"/>
-              <w:bottom w:val="single" w:sz="4" w:space="0" w:color="CCCCCC"/>
-              <w:right w:val="single" w:sz="4" w:space="0" w:color="CCCCCC"/>
-            </w:tcBorders>
-            <w:tcMar>
-              <w:top w:w="80" w:type="dxa"/>
-              <w:left w:w="120" w:type="dxa"/>
-              <w:bottom w:w="80" w:type="dxa"/>
-              <w:right w:w="120" w:type="dxa"/>
-            </w:tcMar>
-          </w:tcPr>
-          <w:p>
-            <w:r>
-              <w:rPr>
-                <w:sz w:val="20"/>
-                <w:szCs w:val="20"/>
-              </w:rPr>
-              <w:t>KKR Advisor + Neighborly Chairman</w:t>
-            </w:r>
-          </w:p>
-        </w:tc>
-        <w:tc>
-          <w:tcPr>
-            <w:tcW w:w="3180" w:type="dxa"/>
-            <w:tcBorders>
-              <w:top w:val="single" w:sz="4" w:space="0" w:color="CCCCCC"/>
-              <w:left w:val="single" w:sz="4" w:space="0" w:color="CCCCCC"/>
-              <w:bottom w:val="single" w:sz="4" w:space="0" w:color="CCCCCC"/>
-              <w:right w:val="single" w:sz="4" w:space="0" w:color="CCCCCC"/>
-            </w:tcBorders>
-            <w:shd w:val="clear" w:color="auto" w:fill="FCEBEB"/>
-            <w:tcMar>
-              <w:top w:w="80" w:type="dxa"/>
-              <w:left w:w="120" w:type="dxa"/>
-              <w:bottom w:w="80" w:type="dxa"/>
-              <w:right w:w="120" w:type="dxa"/>
-            </w:tcMar>
-          </w:tcPr>
-          <w:p>
-            <w:r>
-              <w:rPr>
-                <w:b/>
-                <w:bCs/>
-                <w:color w:val="701010"/>
-                <w:sz w:val="20"/>
-                <w:szCs w:val="20"/>
-              </w:rPr>
-              <w:t>GPSI-team-activatable (KKR pathway — OPEN/in progress)</w:t>
-            </w:r>
-          </w:p>
-        </w:tc>
-      </w:tr>
-      <w:tr>
-        <w:tblPrEx>
-          <w:tblCellMar>
-            <w:top w:w="0" w:type="dxa"/>
-            <w:bottom w:w="0" w:type="dxa"/>
-          </w:tblCellMar>
-        </w:tblPrEx>
-        <w:tc>
-          <w:tcPr>
-            <w:tcW w:w="3000" w:type="dxa"/>
-            <w:tcBorders>
-              <w:top w:val="single" w:sz="4" w:space="0" w:color="CCCCCC"/>
-              <w:left w:val="single" w:sz="4" w:space="0" w:color="CCCCCC"/>
-              <w:bottom w:val="single" w:sz="4" w:space="0" w:color="CCCCCC"/>
-              <w:right w:val="single" w:sz="4" w:space="0" w:color="CCCCCC"/>
-            </w:tcBorders>
-            <w:tcMar>
-              <w:top w:w="80" w:type="dxa"/>
-              <w:left w:w="120" w:type="dxa"/>
-              <w:bottom w:w="80" w:type="dxa"/>
-              <w:right w:w="120" w:type="dxa"/>
-            </w:tcMar>
-          </w:tcPr>
-          <w:p>
-            <w:r>
-              <w:rPr>
-                <w:b/>
-                <w:bCs/>
-                <w:sz w:val="20"/>
-                <w:szCs w:val="20"/>
-              </w:rPr>
-              <w:t>Gagan Sinha</w:t>
-            </w:r>
-          </w:p>
-        </w:tc>
-        <w:tc>
-          <w:tcPr>
-            <w:tcW w:w="3180" w:type="dxa"/>
-            <w:tcBorders>
-              <w:top w:val="single" w:sz="4" w:space="0" w:color="CCCCCC"/>
-              <w:left w:val="single" w:sz="4" w:space="0" w:color="CCCCCC"/>
-              <w:bottom w:val="single" w:sz="4" w:space="0" w:color="CCCCCC"/>
-              <w:right w:val="single" w:sz="4" w:space="0" w:color="CCCCCC"/>
-            </w:tcBorders>
-            <w:tcMar>
-              <w:top w:w="80" w:type="dxa"/>
-              <w:left w:w="120" w:type="dxa"/>
-              <w:bottom w:w="80" w:type="dxa"/>
-              <w:right w:w="120" w:type="dxa"/>
-            </w:tcMar>
-          </w:tcPr>
-          <w:p>
-            <w:r>
-              <w:rPr>
-                <w:sz w:val="20"/>
-                <w:szCs w:val="20"/>
-              </w:rPr>
-              <w:t>CIO (primary FSM decision-maker)</w:t>
-            </w:r>
-          </w:p>
-        </w:tc>
-        <w:tc>
-          <w:tcPr>
-            <w:tcW w:w="3180" w:type="dxa"/>
-            <w:tcBorders>
-              <w:top w:val="single" w:sz="4" w:space="0" w:color="CCCCCC"/>
-              <w:left w:val="single" w:sz="4" w:space="0" w:color="CCCCCC"/>
-              <w:bottom w:val="single" w:sz="4" w:space="0" w:color="CCCCCC"/>
-              <w:right w:val="single" w:sz="4" w:space="0" w:color="CCCCCC"/>
-            </w:tcBorders>
-            <w:shd w:val="clear" w:color="auto" w:fill="FFF8E1"/>
-            <w:tcMar>
-              <w:top w:w="80" w:type="dxa"/>
-              <w:left w:w="120" w:type="dxa"/>
-              <w:bottom w:w="80" w:type="dxa"/>
-              <w:right w:w="120" w:type="dxa"/>
-            </w:tcMar>
-          </w:tcPr>
-          <w:p>
-            <w:r>
-              <w:rPr>
-                <w:b/>
-                <w:bCs/>
-                <w:color w:val="6B5500"/>
-                <w:sz w:val="20"/>
-                <w:szCs w:val="20"/>
-              </w:rPr>
-              <w:t xml:space="preserve">Best approached via </w:t>
-            </w:r>
-            <w:proofErr w:type="spellStart"/>
-            <w:r>
-              <w:rPr>
-                <w:b/>
-                <w:bCs/>
-                <w:color w:val="6B5500"/>
-                <w:sz w:val="20"/>
-                <w:szCs w:val="20"/>
-              </w:rPr>
-              <w:t>Gernburd</w:t>
-            </w:r>
-            <w:proofErr w:type="spellEnd"/>
-            <w:r>
-              <w:rPr>
-                <w:b/>
-                <w:bCs/>
-                <w:color w:val="6B5500"/>
-                <w:sz w:val="20"/>
-                <w:szCs w:val="20"/>
-              </w:rPr>
-              <w:t>/Brandon introduction</w:t>
-            </w:r>
-          </w:p>
-        </w:tc>
-      </w:tr>
-      <w:tr>
-        <w:tblPrEx>
-          <w:tblCellMar>
-            <w:top w:w="0" w:type="dxa"/>
-            <w:bottom w:w="0" w:type="dxa"/>
-          </w:tblCellMar>
-        </w:tblPrEx>
-        <w:tc>
-          <w:tcPr>
-            <w:tcW w:w="3000" w:type="dxa"/>
-            <w:tcBorders>
-              <w:top w:val="single" w:sz="4" w:space="0" w:color="CCCCCC"/>
-              <w:left w:val="single" w:sz="4" w:space="0" w:color="CCCCCC"/>
-              <w:bottom w:val="single" w:sz="4" w:space="0" w:color="CCCCCC"/>
-              <w:right w:val="single" w:sz="4" w:space="0" w:color="CCCCCC"/>
-            </w:tcBorders>
-            <w:tcMar>
-              <w:top w:w="80" w:type="dxa"/>
-              <w:left w:w="120" w:type="dxa"/>
-              <w:bottom w:w="80" w:type="dxa"/>
-              <w:right w:w="120" w:type="dxa"/>
-            </w:tcMar>
-          </w:tcPr>
-          <w:p>
-            <w:r>
-              <w:rPr>
-                <w:b/>
-                <w:bCs/>
-                <w:sz w:val="20"/>
-                <w:szCs w:val="20"/>
-              </w:rPr>
-              <w:t>Mike Davis</w:t>
-            </w:r>
-          </w:p>
-        </w:tc>
-        <w:tc>
-          <w:tcPr>
-            <w:tcW w:w="3180" w:type="dxa"/>
-            <w:tcBorders>
-              <w:top w:val="single" w:sz="4" w:space="0" w:color="CCCCCC"/>
-              <w:left w:val="single" w:sz="4" w:space="0" w:color="CCCCCC"/>
-              <w:bottom w:val="single" w:sz="4" w:space="0" w:color="CCCCCC"/>
-              <w:right w:val="single" w:sz="4" w:space="0" w:color="CCCCCC"/>
-            </w:tcBorders>
-            <w:tcMar>
-              <w:top w:w="80" w:type="dxa"/>
-              <w:left w:w="120" w:type="dxa"/>
-              <w:bottom w:w="80" w:type="dxa"/>
-              <w:right w:w="120" w:type="dxa"/>
-            </w:tcMar>
-          </w:tcPr>
-          <w:p>
-            <w:r>
-              <w:rPr>
-                <w:sz w:val="20"/>
-                <w:szCs w:val="20"/>
-              </w:rPr>
-              <w:t>CEO</w:t>
-            </w:r>
-          </w:p>
-        </w:tc>
-        <w:tc>
-          <w:tcPr>
-            <w:tcW w:w="3180" w:type="dxa"/>
-            <w:tcBorders>
-              <w:top w:val="single" w:sz="4" w:space="0" w:color="CCCCCC"/>
-              <w:left w:val="single" w:sz="4" w:space="0" w:color="CCCCCC"/>
-              <w:bottom w:val="single" w:sz="4" w:space="0" w:color="CCCCCC"/>
-              <w:right w:val="single" w:sz="4" w:space="0" w:color="CCCCCC"/>
-            </w:tcBorders>
-            <w:shd w:val="clear" w:color="auto" w:fill="FFF8E1"/>
-            <w:tcMar>
-              <w:top w:w="80" w:type="dxa"/>
-              <w:left w:w="120" w:type="dxa"/>
-              <w:bottom w:w="80" w:type="dxa"/>
-              <w:right w:w="120" w:type="dxa"/>
-            </w:tcMar>
-          </w:tcPr>
-          <w:p>
-            <w:r>
-              <w:rPr>
-                <w:b/>
-                <w:bCs/>
-                <w:color w:val="6B5500"/>
-                <w:sz w:val="20"/>
-                <w:szCs w:val="20"/>
-              </w:rPr>
-              <w:t>Second-stage, after Sinha alignment</w:t>
-            </w:r>
-          </w:p>
-        </w:tc>
-      </w:tr>
-    </w:tbl>
-    <w:p>
-      <w:pPr>
-        <w:spacing w:before="80" w:after="80"/>
-      </w:pPr>
-    </w:p>
-    <w:tbl>
-      <w:tblPr>
-        <w:tblW w:w="9360" w:type="dxa"/>
-        <w:tblBorders>
-          <w:top w:val="single" w:sz="4" w:space="0" w:color="auto"/>
-          <w:left w:val="single" w:sz="4" w:space="0" w:color="auto"/>
-          <w:bottom w:val="single" w:sz="4" w:space="0" w:color="auto"/>
-          <w:right w:val="single" w:sz="4" w:space="0" w:color="auto"/>
-          <w:insideH w:val="single" w:sz="4" w:space="0" w:color="auto"/>
-          <w:insideV w:val="single" w:sz="4" w:space="0" w:color="auto"/>
-        </w:tblBorders>
-        <w:tblCellMar>
-          <w:left w:w="10" w:type="dxa"/>
-          <w:right w:w="10" w:type="dxa"/>
-        </w:tblCellMar>
-        <w:tblLook w:val="0000" w:firstRow="0" w:lastRow="0" w:firstColumn="0" w:lastColumn="0" w:noHBand="0" w:noVBand="0"/>
-      </w:tblPr>
-      <w:tblGrid>
-        <w:gridCol w:w="9360"/>
-      </w:tblGrid>
-      <w:tr>
-        <w:tblPrEx>
-          <w:tblCellMar>
-            <w:top w:w="0" w:type="dxa"/>
-            <w:bottom w:w="0" w:type="dxa"/>
-          </w:tblCellMar>
-        </w:tblPrEx>
-        <w:tc>
-          <w:tcPr>
-            <w:tcW w:w="9360" w:type="dxa"/>
-            <w:tcBorders>
-              <w:top w:val="single" w:sz="4" w:space="0" w:color="CCCCCC"/>
-              <w:left w:val="single" w:sz="4" w:space="0" w:color="CCCCCC"/>
-              <w:bottom w:val="single" w:sz="4" w:space="0" w:color="CCCCCC"/>
-              <w:right w:val="single" w:sz="4" w:space="0" w:color="CCCCCC"/>
-            </w:tcBorders>
-            <w:shd w:val="clear" w:color="auto" w:fill="FFF8E1"/>
-            <w:tcMar>
-              <w:top w:w="200" w:type="dxa"/>
-              <w:left w:w="240" w:type="dxa"/>
-              <w:bottom w:w="200" w:type="dxa"/>
-              <w:right w:w="240" w:type="dxa"/>
-            </w:tcMar>
-          </w:tcPr>
-          <w:p>
-            <w:pPr>
-              <w:spacing w:after="120"/>
-            </w:pPr>
-            <w:r>
-              <w:rPr>
-                <w:b/>
-                <w:bCs/>
-                <w:color w:val="1A2B3C"/>
-                <w:sz w:val="24"/>
-                <w:szCs w:val="24"/>
-              </w:rPr>
-              <w:lastRenderedPageBreak/>
-              <w:t>⚠ Accel-KKR work — open item</w:t>
-            </w:r>
-          </w:p>
-          <w:p>
-            <w:r>
-              <w:t>The Accel-KKR warm-path work remains open pending GPSI team's activation. Specific introduction targets and timing are in discussion. This document will be updated as that path materializes.</w:t>
-            </w:r>
-          </w:p>
-        </w:tc>
-      </w:tr>
-    </w:tbl>
-    <w:p>
-      <w:pPr>
-        <w:pStyle w:val="Heading2"/>
-      </w:pPr>
-      <w:r>
-        <w:t>How I see this playing out</w:t>
+        <w:t xml:space="preserve">Warm path &amp; contact intel — v15.36 CRM sync</w:t>
       </w:r>
     </w:p>
     <w:p>
@@ -7912,24 +6319,1474 @@
       </w:pPr>
       <w:r>
         <w:rPr>
-          <w:b/>
-          <w:bCs/>
-          <w:color w:val="185FA5"/>
+          <w:i/>
+          <w:iCs/>
+          <w:color w:val="6B7280"/>
+          <w:sz w:val="20"/>
+          <w:szCs w:val="20"/>
         </w:rPr>
-        <w:t xml:space="preserve">Step 1. </w:t>
-      </w:r>
-      <w:r>
-        <w:t xml:space="preserve">GPSI team activates KKR warm path to </w:t>
-      </w:r>
-      <w:proofErr w:type="spellStart"/>
-      <w:r>
-        <w:t>Gernburd</w:t>
-      </w:r>
-      <w:proofErr w:type="spellEnd"/>
-      <w:r>
-        <w:t>/Brandon with framed ROI pitch (franchisee exit value math).</w:t>
+        <w:t xml:space="preserve">Top contacts plus warm-path status. 🟢 active warm angle · 🟡 status change to verify · 🟣 team assignment.</w:t>
       </w:r>
     </w:p>
+    <w:tbl>
+      <w:tblPr>
+        <w:tblW w:w="9000" w:type="dxa"/>
+        <w:tblBorders>
+          <w:top w:val="single" w:sz="4" w:space="0" w:color="CCCCCC"/>
+          <w:left w:val="single" w:sz="4" w:space="0" w:color="CCCCCC"/>
+          <w:bottom w:val="single" w:sz="4" w:space="0" w:color="CCCCCC"/>
+          <w:right w:val="single" w:sz="4" w:space="0" w:color="CCCCCC"/>
+          <w:insideH w:val="single" w:sz="4" w:space="0" w:color="CCCCCC"/>
+          <w:insideV w:val="single" w:sz="4" w:space="0" w:color="CCCCCC"/>
+        </w:tblBorders>
+      </w:tblPr>
+      <w:tblGrid>
+        <w:gridCol w:w="1700"/>
+        <w:gridCol w:w="1900"/>
+        <w:gridCol w:w="1900"/>
+        <w:gridCol w:w="1700"/>
+        <w:gridCol w:w="1800"/>
+      </w:tblGrid>
+      <w:tr>
+        <w:trPr>
+          <w:tblHeader/>
+        </w:trPr>
+        <w:tc>
+          <w:tcPr>
+            <w:tcW w:w="1700" w:type="dxa"/>
+            <w:shd w:val="clear" w:color="auto" w:fill="1A2B3C"/>
+          </w:tcPr>
+          <w:p>
+            <w:pPr>
+              <w:spacing w:before="60" w:after="60"/>
+            </w:pPr>
+            <w:r>
+              <w:rPr>
+                <w:b/>
+                <w:bCs/>
+                <w:color w:val="FFFFFF"/>
+                <w:sz w:val="18"/>
+              </w:rPr>
+              <w:t>Name</w:t>
+            </w:r>
+          </w:p>
+        </w:tc>
+        <w:tc>
+          <w:tcPr>
+            <w:tcW w:w="1900" w:type="dxa"/>
+            <w:shd w:val="clear" w:color="auto" w:fill="1A2B3C"/>
+          </w:tcPr>
+          <w:p>
+            <w:pPr>
+              <w:spacing w:before="60" w:after="60"/>
+            </w:pPr>
+            <w:r>
+              <w:rPr>
+                <w:b/>
+                <w:bCs/>
+                <w:color w:val="FFFFFF"/>
+                <w:sz w:val="18"/>
+              </w:rPr>
+              <w:t>Role</w:t>
+            </w:r>
+          </w:p>
+        </w:tc>
+        <w:tc>
+          <w:tcPr>
+            <w:tcW w:w="1900" w:type="dxa"/>
+            <w:shd w:val="clear" w:color="auto" w:fill="1A2B3C"/>
+          </w:tcPr>
+          <w:p>
+            <w:pPr>
+              <w:spacing w:before="60" w:after="60"/>
+            </w:pPr>
+            <w:r>
+              <w:rPr>
+                <w:b/>
+                <w:bCs/>
+                <w:color w:val="FFFFFF"/>
+                <w:sz w:val="18"/>
+              </w:rPr>
+              <w:t>LinkedIn</w:t>
+            </w:r>
+          </w:p>
+        </w:tc>
+        <w:tc>
+          <w:tcPr>
+            <w:tcW w:w="1700" w:type="dxa"/>
+            <w:shd w:val="clear" w:color="auto" w:fill="1A2B3C"/>
+          </w:tcPr>
+          <w:p>
+            <w:pPr>
+              <w:spacing w:before="60" w:after="60"/>
+            </w:pPr>
+            <w:r>
+              <w:rPr>
+                <w:b/>
+                <w:bCs/>
+                <w:color w:val="FFFFFF"/>
+                <w:sz w:val="18"/>
+              </w:rPr>
+              <w:t>School</w:t>
+            </w:r>
+          </w:p>
+        </w:tc>
+        <w:tc>
+          <w:tcPr>
+            <w:tcW w:w="1800" w:type="dxa"/>
+            <w:shd w:val="clear" w:color="auto" w:fill="1A2B3C"/>
+          </w:tcPr>
+          <w:p>
+            <w:pPr>
+              <w:spacing w:before="60" w:after="60"/>
+            </w:pPr>
+            <w:r>
+              <w:rPr>
+                <w:b/>
+                <w:bCs/>
+                <w:color w:val="FFFFFF"/>
+                <w:sz w:val="18"/>
+              </w:rPr>
+              <w:t>Warm-Path Status / Notes</w:t>
+            </w:r>
+          </w:p>
+        </w:tc>
+      </w:tr>
+      <w:tr>
+        <w:tc>
+          <w:tcPr>
+            <w:tcW w:w="1700" w:type="dxa"/>
+            <w:shd w:val="clear" w:color="auto" w:fill="D1FAE5"/>
+          </w:tcPr>
+          <w:p>
+            <w:pPr>
+              <w:spacing w:before="40" w:after="40"/>
+            </w:pPr>
+            <w:r>
+              <w:rPr>
+                <w:b/>
+                <w:bCs/>
+                <w:sz w:val="18"/>
+              </w:rPr>
+              <w:t xml:space="preserve">Mike Davis</w:t>
+            </w:r>
+          </w:p>
+        </w:tc>
+        <w:tc>
+          <w:tcPr>
+            <w:tcW w:w="1900" w:type="dxa"/>
+            <w:shd w:val="clear" w:color="auto" w:fill="D1FAE5"/>
+          </w:tcPr>
+          <w:p>
+            <w:pPr>
+              <w:spacing w:before="40" w:after="40"/>
+            </w:pPr>
+            <w:r>
+              <w:rPr>
+                <w:sz w:val="18"/>
+              </w:rPr>
+              <w:t xml:space="preserve">CEO July 2024</w:t>
+            </w:r>
+          </w:p>
+        </w:tc>
+        <w:tc>
+          <w:tcPr>
+            <w:tcW w:w="1900" w:type="dxa"/>
+            <w:shd w:val="clear" w:color="auto" w:fill="D1FAE5"/>
+          </w:tcPr>
+          <w:p>
+            <w:pPr>
+              <w:spacing w:before="40" w:after="40"/>
+            </w:pPr>
+            <w:r>
+              <w:rPr>
+                <w:color w:val="185FA5"/>
+                <w:sz w:val="16"/>
+              </w:rPr>
+              <w:t xml:space="preserve">mcardavis</w:t>
+            </w:r>
+          </w:p>
+        </w:tc>
+        <w:tc>
+          <w:tcPr>
+            <w:tcW w:w="1700" w:type="dxa"/>
+            <w:shd w:val="clear" w:color="auto" w:fill="D1FAE5"/>
+          </w:tcPr>
+          <w:p>
+            <w:pPr>
+              <w:spacing w:before="40" w:after="40"/>
+            </w:pPr>
+            <w:r>
+              <w:rPr>
+                <w:sz w:val="16"/>
+              </w:rPr>
+              <w:t xml:space="preserve">—</w:t>
+            </w:r>
+          </w:p>
+        </w:tc>
+        <w:tc>
+          <w:tcPr>
+            <w:tcW w:w="1800" w:type="dxa"/>
+            <w:shd w:val="clear" w:color="auto" w:fill="D1FAE5"/>
+          </w:tcPr>
+          <w:p>
+            <w:pPr>
+              <w:spacing w:before="40" w:after="40"/>
+            </w:pPr>
+            <w:r>
+              <w:rPr>
+                <w:i/>
+                <w:iCs/>
+                <w:sz w:val="16"/>
+              </w:rPr>
+              <w:t xml:space="preserve">I have a 1st connection with a former colleague I will investigate.</w:t>
+            </w:r>
+          </w:p>
+        </w:tc>
+      </w:tr>
+      <w:tr>
+        <w:tc>
+          <w:tcPr>
+            <w:tcW w:w="1700" w:type="dxa"/>
+            <w:shd w:val="clear" w:color="auto" w:fill="FEF3C7"/>
+          </w:tcPr>
+          <w:p>
+            <w:pPr>
+              <w:spacing w:before="40" w:after="40"/>
+            </w:pPr>
+            <w:r>
+              <w:rPr>
+                <w:b/>
+                <w:bCs/>
+                <w:sz w:val="18"/>
+              </w:rPr>
+              <w:t xml:space="preserve">Benjamin Lamb</w:t>
+            </w:r>
+          </w:p>
+        </w:tc>
+        <w:tc>
+          <w:tcPr>
+            <w:tcW w:w="1900" w:type="dxa"/>
+            <w:shd w:val="clear" w:color="auto" w:fill="FEF3C7"/>
+          </w:tcPr>
+          <w:p>
+            <w:pPr>
+              <w:spacing w:before="40" w:after="40"/>
+            </w:pPr>
+            <w:r>
+              <w:rPr>
+                <w:sz w:val="18"/>
+              </w:rPr>
+              <w:t xml:space="preserve">CFO May 2025</w:t>
+            </w:r>
+          </w:p>
+        </w:tc>
+        <w:tc>
+          <w:tcPr>
+            <w:tcW w:w="1900" w:type="dxa"/>
+            <w:shd w:val="clear" w:color="auto" w:fill="FEF3C7"/>
+          </w:tcPr>
+          <w:p>
+            <w:pPr>
+              <w:spacing w:before="40" w:after="40"/>
+            </w:pPr>
+            <w:r>
+              <w:rPr>
+                <w:color w:val="185FA5"/>
+                <w:sz w:val="16"/>
+              </w:rPr>
+              <w:t xml:space="preserve">benlamb-finance</w:t>
+            </w:r>
+          </w:p>
+        </w:tc>
+        <w:tc>
+          <w:tcPr>
+            <w:tcW w:w="1700" w:type="dxa"/>
+            <w:shd w:val="clear" w:color="auto" w:fill="FEF3C7"/>
+          </w:tcPr>
+          <w:p>
+            <w:pPr>
+              <w:spacing w:before="40" w:after="40"/>
+            </w:pPr>
+            <w:r>
+              <w:rPr>
+                <w:sz w:val="16"/>
+              </w:rPr>
+              <w:t xml:space="preserve">—</w:t>
+            </w:r>
+          </w:p>
+        </w:tc>
+        <w:tc>
+          <w:tcPr>
+            <w:tcW w:w="1800" w:type="dxa"/>
+            <w:shd w:val="clear" w:color="auto" w:fill="FEF3C7"/>
+          </w:tcPr>
+          <w:p>
+            <w:pPr>
+              <w:spacing w:before="40" w:after="40"/>
+            </w:pPr>
+            <w:r>
+              <w:rPr>
+                <w:i/>
+                <w:iCs/>
+                <w:sz w:val="16"/>
+              </w:rPr>
+              <w:t xml:space="preserve">It appears Ben moved Feb. 2026.</w:t>
+            </w:r>
+          </w:p>
+        </w:tc>
+      </w:tr>
+      <w:tr>
+        <w:tc>
+          <w:tcPr>
+            <w:tcW w:w="1700" w:type="dxa"/>
+            <w:shd w:val="clear" w:color="auto" w:fill="FFFFFF"/>
+          </w:tcPr>
+          <w:p>
+            <w:pPr>
+              <w:spacing w:before="40" w:after="40"/>
+            </w:pPr>
+            <w:r>
+              <w:rPr>
+                <w:b/>
+                <w:bCs/>
+                <w:sz w:val="18"/>
+              </w:rPr>
+              <w:t xml:space="preserve">Brad Stevenson</w:t>
+            </w:r>
+          </w:p>
+        </w:tc>
+        <w:tc>
+          <w:tcPr>
+            <w:tcW w:w="1900" w:type="dxa"/>
+            <w:shd w:val="clear" w:color="auto" w:fill="FFFFFF"/>
+          </w:tcPr>
+          <w:p>
+            <w:pPr>
+              <w:spacing w:before="40" w:after="40"/>
+            </w:pPr>
+            <w:r>
+              <w:rPr>
+                <w:sz w:val="18"/>
+              </w:rPr>
+              <w:t xml:space="preserve">CDO</w:t>
+            </w:r>
+          </w:p>
+        </w:tc>
+        <w:tc>
+          <w:tcPr>
+            <w:tcW w:w="1900" w:type="dxa"/>
+            <w:shd w:val="clear" w:color="auto" w:fill="FFFFFF"/>
+          </w:tcPr>
+          <w:p>
+            <w:pPr>
+              <w:spacing w:before="40" w:after="40"/>
+            </w:pPr>
+            <w:r>
+              <w:rPr>
+                <w:color w:val="185FA5"/>
+                <w:sz w:val="16"/>
+              </w:rPr>
+              <w:t xml:space="preserve">bradstevenson1</w:t>
+            </w:r>
+          </w:p>
+        </w:tc>
+        <w:tc>
+          <w:tcPr>
+            <w:tcW w:w="1700" w:type="dxa"/>
+            <w:shd w:val="clear" w:color="auto" w:fill="FFFFFF"/>
+          </w:tcPr>
+          <w:p>
+            <w:pPr>
+              <w:spacing w:before="40" w:after="40"/>
+            </w:pPr>
+            <w:r>
+              <w:rPr>
+                <w:sz w:val="16"/>
+              </w:rPr>
+              <w:t xml:space="preserve">Texas A&amp;M College Station BS Kinesiology 1991-1996. MillerCoors career since 1996.</w:t>
+            </w:r>
+          </w:p>
+        </w:tc>
+        <w:tc>
+          <w:tcPr>
+            <w:tcW w:w="1800" w:type="dxa"/>
+            <w:shd w:val="clear" w:color="auto" w:fill="FFFFFF"/>
+          </w:tcPr>
+          <w:p>
+            <w:pPr>
+              <w:spacing w:before="40" w:after="40"/>
+            </w:pPr>
+            <w:r>
+              <w:rPr>
+                <w:i/>
+                <w:iCs/>
+                <w:sz w:val="16"/>
+              </w:rPr>
+              <w:t xml:space="preserve"/>
+            </w:r>
+          </w:p>
+        </w:tc>
+      </w:tr>
+      <w:tr>
+        <w:tc>
+          <w:tcPr>
+            <w:tcW w:w="1700" w:type="dxa"/>
+            <w:shd w:val="clear" w:color="auto" w:fill="FFFFFF"/>
+          </w:tcPr>
+          <w:p>
+            <w:pPr>
+              <w:spacing w:before="40" w:after="40"/>
+            </w:pPr>
+            <w:r>
+              <w:rPr>
+                <w:b/>
+                <w:bCs/>
+                <w:sz w:val="18"/>
+              </w:rPr>
+              <w:t xml:space="preserve">Stacy Lynn Bourgeois</w:t>
+            </w:r>
+          </w:p>
+        </w:tc>
+        <w:tc>
+          <w:tcPr>
+            <w:tcW w:w="1900" w:type="dxa"/>
+            <w:shd w:val="clear" w:color="auto" w:fill="FFFFFF"/>
+          </w:tcPr>
+          <w:p>
+            <w:pPr>
+              <w:spacing w:before="40" w:after="40"/>
+            </w:pPr>
+            <w:r>
+              <w:rPr>
+                <w:sz w:val="18"/>
+              </w:rPr>
+              <w:t xml:space="preserve">CMO</w:t>
+            </w:r>
+          </w:p>
+        </w:tc>
+        <w:tc>
+          <w:tcPr>
+            <w:tcW w:w="1900" w:type="dxa"/>
+            <w:shd w:val="clear" w:color="auto" w:fill="FFFFFF"/>
+          </w:tcPr>
+          <w:p>
+            <w:pPr>
+              <w:spacing w:before="40" w:after="40"/>
+            </w:pPr>
+            <w:r>
+              <w:rPr>
+                <w:color w:val="185FA5"/>
+                <w:sz w:val="16"/>
+              </w:rPr>
+              <w:t xml:space="preserve">stacy-lynn-bourgeois</w:t>
+            </w:r>
+          </w:p>
+        </w:tc>
+        <w:tc>
+          <w:tcPr>
+            <w:tcW w:w="1700" w:type="dxa"/>
+            <w:shd w:val="clear" w:color="auto" w:fill="FFFFFF"/>
+          </w:tcPr>
+          <w:p>
+            <w:pPr>
+              <w:spacing w:before="40" w:after="40"/>
+            </w:pPr>
+            <w:r>
+              <w:rPr>
+                <w:sz w:val="16"/>
+              </w:rPr>
+              <w:t xml:space="preserve">Northwestern MS Integrated Marketing 2009-2010 + Florida State BA Communications. Ex-Yum B</w:t>
+            </w:r>
+          </w:p>
+        </w:tc>
+        <w:tc>
+          <w:tcPr>
+            <w:tcW w:w="1800" w:type="dxa"/>
+            <w:shd w:val="clear" w:color="auto" w:fill="FFFFFF"/>
+          </w:tcPr>
+          <w:p>
+            <w:pPr>
+              <w:spacing w:before="40" w:after="40"/>
+            </w:pPr>
+            <w:r>
+              <w:rPr>
+                <w:i/>
+                <w:iCs/>
+                <w:sz w:val="16"/>
+              </w:rPr>
+              <w:t xml:space="preserve"/>
+            </w:r>
+          </w:p>
+        </w:tc>
+      </w:tr>
+      <w:tr>
+        <w:tc>
+          <w:tcPr>
+            <w:tcW w:w="1700" w:type="dxa"/>
+            <w:shd w:val="clear" w:color="auto" w:fill="FFFFFF"/>
+          </w:tcPr>
+          <w:p>
+            <w:pPr>
+              <w:spacing w:before="40" w:after="40"/>
+            </w:pPr>
+            <w:r>
+              <w:rPr>
+                <w:b/>
+                <w:bCs/>
+                <w:sz w:val="18"/>
+              </w:rPr>
+              <w:t xml:space="preserve">Matt Crowley</w:t>
+            </w:r>
+          </w:p>
+        </w:tc>
+        <w:tc>
+          <w:tcPr>
+            <w:tcW w:w="1900" w:type="dxa"/>
+            <w:shd w:val="clear" w:color="auto" w:fill="FFFFFF"/>
+          </w:tcPr>
+          <w:p>
+            <w:pPr>
+              <w:spacing w:before="40" w:after="40"/>
+            </w:pPr>
+            <w:r>
+              <w:rPr>
+                <w:sz w:val="18"/>
+              </w:rPr>
+              <w:t xml:space="preserve">Group Pres-Specialty</w:t>
+            </w:r>
+          </w:p>
+        </w:tc>
+        <w:tc>
+          <w:tcPr>
+            <w:tcW w:w="1900" w:type="dxa"/>
+            <w:shd w:val="clear" w:color="auto" w:fill="FFFFFF"/>
+          </w:tcPr>
+          <w:p>
+            <w:pPr>
+              <w:spacing w:before="40" w:after="40"/>
+            </w:pPr>
+            <w:r>
+              <w:rPr>
+                <w:color w:val="185FA5"/>
+                <w:sz w:val="16"/>
+              </w:rPr>
+              <w:t xml:space="preserve">matt-crowley-usc</w:t>
+            </w:r>
+          </w:p>
+        </w:tc>
+        <w:tc>
+          <w:tcPr>
+            <w:tcW w:w="1700" w:type="dxa"/>
+            <w:shd w:val="clear" w:color="auto" w:fill="FFFFFF"/>
+          </w:tcPr>
+          <w:p>
+            <w:pPr>
+              <w:spacing w:before="40" w:after="40"/>
+            </w:pPr>
+            <w:r>
+              <w:rPr>
+                <w:sz w:val="16"/>
+              </w:rPr>
+              <w:t xml:space="preserve">USC Marshall MBA. Ex-Valpak EVP. Two decades PE/digital media/Fortune 50.</w:t>
+            </w:r>
+          </w:p>
+        </w:tc>
+        <w:tc>
+          <w:tcPr>
+            <w:tcW w:w="1800" w:type="dxa"/>
+            <w:shd w:val="clear" w:color="auto" w:fill="FFFFFF"/>
+          </w:tcPr>
+          <w:p>
+            <w:pPr>
+              <w:spacing w:before="40" w:after="40"/>
+            </w:pPr>
+            <w:r>
+              <w:rPr>
+                <w:i/>
+                <w:iCs/>
+                <w:sz w:val="16"/>
+              </w:rPr>
+              <w:t xml:space="preserve"/>
+            </w:r>
+          </w:p>
+        </w:tc>
+      </w:tr>
+      <w:tr>
+        <w:tc>
+          <w:tcPr>
+            <w:tcW w:w="1700" w:type="dxa"/>
+            <w:shd w:val="clear" w:color="auto" w:fill="FFFFFF"/>
+          </w:tcPr>
+          <w:p>
+            <w:pPr>
+              <w:spacing w:before="40" w:after="40"/>
+            </w:pPr>
+            <w:r>
+              <w:rPr>
+                <w:b/>
+                <w:bCs/>
+                <w:sz w:val="18"/>
+              </w:rPr>
+              <w:t xml:space="preserve">Georgeanne Erickson</w:t>
+            </w:r>
+          </w:p>
+        </w:tc>
+        <w:tc>
+          <w:tcPr>
+            <w:tcW w:w="1900" w:type="dxa"/>
+            <w:shd w:val="clear" w:color="auto" w:fill="FFFFFF"/>
+          </w:tcPr>
+          <w:p>
+            <w:pPr>
+              <w:spacing w:before="40" w:after="40"/>
+            </w:pPr>
+            <w:r>
+              <w:rPr>
+                <w:sz w:val="18"/>
+              </w:rPr>
+              <w:t xml:space="preserve">Group Pres-Maintain</w:t>
+            </w:r>
+          </w:p>
+        </w:tc>
+        <w:tc>
+          <w:tcPr>
+            <w:tcW w:w="1900" w:type="dxa"/>
+            <w:shd w:val="clear" w:color="auto" w:fill="FFFFFF"/>
+          </w:tcPr>
+          <w:p>
+            <w:pPr>
+              <w:spacing w:before="40" w:after="40"/>
+            </w:pPr>
+            <w:r>
+              <w:rPr>
+                <w:color w:val="185FA5"/>
+                <w:sz w:val="16"/>
+              </w:rPr>
+              <w:t xml:space="preserve">georgeanne-erickson</w:t>
+            </w:r>
+          </w:p>
+        </w:tc>
+        <w:tc>
+          <w:tcPr>
+            <w:tcW w:w="1700" w:type="dxa"/>
+            <w:shd w:val="clear" w:color="auto" w:fill="FFFFFF"/>
+          </w:tcPr>
+          <w:p>
+            <w:pPr>
+              <w:spacing w:before="40" w:after="40"/>
+            </w:pPr>
+            <w:r>
+              <w:rPr>
+                <w:sz w:val="16"/>
+              </w:rPr>
+              <w:t xml:space="preserve">—</w:t>
+            </w:r>
+          </w:p>
+        </w:tc>
+        <w:tc>
+          <w:tcPr>
+            <w:tcW w:w="1800" w:type="dxa"/>
+            <w:shd w:val="clear" w:color="auto" w:fill="FFFFFF"/>
+          </w:tcPr>
+          <w:p>
+            <w:pPr>
+              <w:spacing w:before="40" w:after="40"/>
+            </w:pPr>
+            <w:r>
+              <w:rPr>
+                <w:i/>
+                <w:iCs/>
+                <w:sz w:val="16"/>
+              </w:rPr>
+              <w:t xml:space="preserve"/>
+            </w:r>
+          </w:p>
+        </w:tc>
+      </w:tr>
+      <w:tr>
+        <w:tc>
+          <w:tcPr>
+            <w:tcW w:w="1700" w:type="dxa"/>
+            <w:shd w:val="clear" w:color="auto" w:fill="FFFFFF"/>
+          </w:tcPr>
+          <w:p>
+            <w:pPr>
+              <w:spacing w:before="40" w:after="40"/>
+            </w:pPr>
+            <w:r>
+              <w:rPr>
+                <w:b/>
+                <w:bCs/>
+                <w:sz w:val="18"/>
+              </w:rPr>
+              <w:t xml:space="preserve">Jason Himber</w:t>
+            </w:r>
+          </w:p>
+        </w:tc>
+        <w:tc>
+          <w:tcPr>
+            <w:tcW w:w="1900" w:type="dxa"/>
+            <w:shd w:val="clear" w:color="auto" w:fill="FFFFFF"/>
+          </w:tcPr>
+          <w:p>
+            <w:pPr>
+              <w:spacing w:before="40" w:after="40"/>
+            </w:pPr>
+            <w:r>
+              <w:rPr>
+                <w:sz w:val="18"/>
+              </w:rPr>
+              <w:t xml:space="preserve">Group Pres-Repair</w:t>
+            </w:r>
+          </w:p>
+        </w:tc>
+        <w:tc>
+          <w:tcPr>
+            <w:tcW w:w="1900" w:type="dxa"/>
+            <w:shd w:val="clear" w:color="auto" w:fill="FFFFFF"/>
+          </w:tcPr>
+          <w:p>
+            <w:pPr>
+              <w:spacing w:before="40" w:after="40"/>
+            </w:pPr>
+            <w:r>
+              <w:rPr>
+                <w:color w:val="185FA5"/>
+                <w:sz w:val="16"/>
+              </w:rPr>
+              <w:t xml:space="preserve">jason-himber</w:t>
+            </w:r>
+          </w:p>
+        </w:tc>
+        <w:tc>
+          <w:tcPr>
+            <w:tcW w:w="1700" w:type="dxa"/>
+            <w:shd w:val="clear" w:color="auto" w:fill="FFFFFF"/>
+          </w:tcPr>
+          <w:p>
+            <w:pPr>
+              <w:spacing w:before="40" w:after="40"/>
+            </w:pPr>
+            <w:r>
+              <w:rPr>
+                <w:sz w:val="16"/>
+              </w:rPr>
+              <w:t xml:space="preserve">—</w:t>
+            </w:r>
+          </w:p>
+        </w:tc>
+        <w:tc>
+          <w:tcPr>
+            <w:tcW w:w="1800" w:type="dxa"/>
+            <w:shd w:val="clear" w:color="auto" w:fill="FFFFFF"/>
+          </w:tcPr>
+          <w:p>
+            <w:pPr>
+              <w:spacing w:before="40" w:after="40"/>
+            </w:pPr>
+            <w:r>
+              <w:rPr>
+                <w:i/>
+                <w:iCs/>
+                <w:sz w:val="16"/>
+              </w:rPr>
+              <w:t xml:space="preserve"/>
+            </w:r>
+          </w:p>
+        </w:tc>
+      </w:tr>
+      <w:tr>
+        <w:tc>
+          <w:tcPr>
+            <w:tcW w:w="1700" w:type="dxa"/>
+            <w:shd w:val="clear" w:color="auto" w:fill="FFFFFF"/>
+          </w:tcPr>
+          <w:p>
+            <w:pPr>
+              <w:spacing w:before="40" w:after="40"/>
+            </w:pPr>
+            <w:r>
+              <w:rPr>
+                <w:b/>
+                <w:bCs/>
+                <w:sz w:val="18"/>
+              </w:rPr>
+              <w:t xml:space="preserve">Felix Gernburd</w:t>
+            </w:r>
+          </w:p>
+        </w:tc>
+        <w:tc>
+          <w:tcPr>
+            <w:tcW w:w="1900" w:type="dxa"/>
+            <w:shd w:val="clear" w:color="auto" w:fill="FFFFFF"/>
+          </w:tcPr>
+          <w:p>
+            <w:pPr>
+              <w:spacing w:before="40" w:after="40"/>
+            </w:pPr>
+            <w:r>
+              <w:rPr>
+                <w:sz w:val="18"/>
+              </w:rPr>
+              <w:t xml:space="preserve">KKR Partner / Board</w:t>
+            </w:r>
+          </w:p>
+        </w:tc>
+        <w:tc>
+          <w:tcPr>
+            <w:tcW w:w="1900" w:type="dxa"/>
+            <w:shd w:val="clear" w:color="auto" w:fill="FFFFFF"/>
+          </w:tcPr>
+          <w:p>
+            <w:pPr>
+              <w:spacing w:before="40" w:after="40"/>
+            </w:pPr>
+            <w:r>
+              <w:rPr>
+                <w:color w:val="185FA5"/>
+                <w:sz w:val="16"/>
+              </w:rPr>
+              <w:t xml:space="preserve">felix-gernburd</w:t>
+            </w:r>
+          </w:p>
+        </w:tc>
+        <w:tc>
+          <w:tcPr>
+            <w:tcW w:w="1700" w:type="dxa"/>
+            <w:shd w:val="clear" w:color="auto" w:fill="FFFFFF"/>
+          </w:tcPr>
+          <w:p>
+            <w:pPr>
+              <w:spacing w:before="40" w:after="40"/>
+            </w:pPr>
+            <w:r>
+              <w:rPr>
+                <w:sz w:val="16"/>
+              </w:rPr>
+              <w:t xml:space="preserve">—</w:t>
+            </w:r>
+          </w:p>
+        </w:tc>
+        <w:tc>
+          <w:tcPr>
+            <w:tcW w:w="1800" w:type="dxa"/>
+            <w:shd w:val="clear" w:color="auto" w:fill="FFFFFF"/>
+          </w:tcPr>
+          <w:p>
+            <w:pPr>
+              <w:spacing w:before="40" w:after="40"/>
+            </w:pPr>
+            <w:r>
+              <w:rPr>
+                <w:i/>
+                <w:iCs/>
+                <w:sz w:val="16"/>
+              </w:rPr>
+              <w:t xml:space="preserve"/>
+            </w:r>
+          </w:p>
+        </w:tc>
+      </w:tr>
+      <w:tr>
+        <w:tc>
+          <w:tcPr>
+            <w:tcW w:w="1700" w:type="dxa"/>
+            <w:shd w:val="clear" w:color="auto" w:fill="FFFFFF"/>
+          </w:tcPr>
+          <w:p>
+            <w:pPr>
+              <w:spacing w:before="40" w:after="40"/>
+            </w:pPr>
+            <w:r>
+              <w:rPr>
+                <w:b/>
+                <w:bCs/>
+                <w:sz w:val="18"/>
+              </w:rPr>
+              <w:t xml:space="preserve">David Brandon</w:t>
+            </w:r>
+          </w:p>
+        </w:tc>
+        <w:tc>
+          <w:tcPr>
+            <w:tcW w:w="1900" w:type="dxa"/>
+            <w:shd w:val="clear" w:color="auto" w:fill="FFFFFF"/>
+          </w:tcPr>
+          <w:p>
+            <w:pPr>
+              <w:spacing w:before="40" w:after="40"/>
+            </w:pPr>
+            <w:r>
+              <w:rPr>
+                <w:sz w:val="18"/>
+              </w:rPr>
+              <w:t xml:space="preserve">Neighborly Board / KKR Operating Partner</w:t>
+            </w:r>
+          </w:p>
+        </w:tc>
+        <w:tc>
+          <w:tcPr>
+            <w:tcW w:w="1900" w:type="dxa"/>
+            <w:shd w:val="clear" w:color="auto" w:fill="FFFFFF"/>
+          </w:tcPr>
+          <w:p>
+            <w:pPr>
+              <w:spacing w:before="40" w:after="40"/>
+            </w:pPr>
+            <w:r>
+              <w:rPr>
+                <w:color w:val="185FA5"/>
+                <w:sz w:val="16"/>
+              </w:rPr>
+              <w:t xml:space="preserve">david-brandon</w:t>
+            </w:r>
+          </w:p>
+        </w:tc>
+        <w:tc>
+          <w:tcPr>
+            <w:tcW w:w="1700" w:type="dxa"/>
+            <w:shd w:val="clear" w:color="auto" w:fill="FFFFFF"/>
+          </w:tcPr>
+          <w:p>
+            <w:pPr>
+              <w:spacing w:before="40" w:after="40"/>
+            </w:pPr>
+            <w:r>
+              <w:rPr>
+                <w:sz w:val="16"/>
+              </w:rPr>
+              <w:t xml:space="preserve">—</w:t>
+            </w:r>
+          </w:p>
+        </w:tc>
+        <w:tc>
+          <w:tcPr>
+            <w:tcW w:w="1800" w:type="dxa"/>
+            <w:shd w:val="clear" w:color="auto" w:fill="FFFFFF"/>
+          </w:tcPr>
+          <w:p>
+            <w:pPr>
+              <w:spacing w:before="40" w:after="40"/>
+            </w:pPr>
+            <w:r>
+              <w:rPr>
+                <w:i/>
+                <w:iCs/>
+                <w:sz w:val="16"/>
+              </w:rPr>
+              <w:t xml:space="preserve"/>
+            </w:r>
+          </w:p>
+        </w:tc>
+      </w:tr>
+      <w:tr>
+        <w:tc>
+          <w:tcPr>
+            <w:tcW w:w="1700" w:type="dxa"/>
+            <w:shd w:val="clear" w:color="auto" w:fill="FFFFFF"/>
+          </w:tcPr>
+          <w:p>
+            <w:pPr>
+              <w:spacing w:before="40" w:after="40"/>
+            </w:pPr>
+            <w:r>
+              <w:rPr>
+                <w:b/>
+                <w:bCs/>
+                <w:sz w:val="18"/>
+              </w:rPr>
+              <w:t xml:space="preserve">Glenn Lewis CFE</w:t>
+            </w:r>
+          </w:p>
+        </w:tc>
+        <w:tc>
+          <w:tcPr>
+            <w:tcW w:w="1900" w:type="dxa"/>
+            <w:shd w:val="clear" w:color="auto" w:fill="FFFFFF"/>
+          </w:tcPr>
+          <w:p>
+            <w:pPr>
+              <w:spacing w:before="40" w:after="40"/>
+            </w:pPr>
+            <w:r>
+              <w:rPr>
+                <w:sz w:val="18"/>
+              </w:rPr>
+              <w:t xml:space="preserve">Mr. Appliance</w:t>
+            </w:r>
+          </w:p>
+        </w:tc>
+        <w:tc>
+          <w:tcPr>
+            <w:tcW w:w="1900" w:type="dxa"/>
+            <w:shd w:val="clear" w:color="auto" w:fill="FFFFFF"/>
+          </w:tcPr>
+          <w:p>
+            <w:pPr>
+              <w:spacing w:before="40" w:after="40"/>
+            </w:pPr>
+            <w:r>
+              <w:rPr>
+                <w:color w:val="185FA5"/>
+                <w:sz w:val="16"/>
+              </w:rPr>
+              <w:t xml:space="preserve">glenn-lewis-cfe-28347913</w:t>
+            </w:r>
+          </w:p>
+        </w:tc>
+        <w:tc>
+          <w:tcPr>
+            <w:tcW w:w="1700" w:type="dxa"/>
+            <w:shd w:val="clear" w:color="auto" w:fill="FFFFFF"/>
+          </w:tcPr>
+          <w:p>
+            <w:pPr>
+              <w:spacing w:before="40" w:after="40"/>
+            </w:pPr>
+            <w:r>
+              <w:rPr>
+                <w:sz w:val="16"/>
+              </w:rPr>
+              <w:t xml:space="preserve">Baylor 1982-1985 + UT Austin 81-82, CFE. Wife Leslie + daughter Calli also Baylor.</w:t>
+            </w:r>
+          </w:p>
+        </w:tc>
+        <w:tc>
+          <w:tcPr>
+            <w:tcW w:w="1800" w:type="dxa"/>
+            <w:shd w:val="clear" w:color="auto" w:fill="FFFFFF"/>
+          </w:tcPr>
+          <w:p>
+            <w:pPr>
+              <w:spacing w:before="40" w:after="40"/>
+            </w:pPr>
+            <w:r>
+              <w:rPr>
+                <w:i/>
+                <w:iCs/>
+                <w:sz w:val="16"/>
+              </w:rPr>
+              <w:t xml:space="preserve"/>
+            </w:r>
+          </w:p>
+        </w:tc>
+      </w:tr>
+      <w:tr>
+        <w:tc>
+          <w:tcPr>
+            <w:tcW w:w="1700" w:type="dxa"/>
+            <w:shd w:val="clear" w:color="auto" w:fill="FFFFFF"/>
+          </w:tcPr>
+          <w:p>
+            <w:pPr>
+              <w:spacing w:before="40" w:after="40"/>
+            </w:pPr>
+            <w:r>
+              <w:rPr>
+                <w:b/>
+                <w:bCs/>
+                <w:sz w:val="18"/>
+              </w:rPr>
+              <w:t xml:space="preserve">Josh McCormick</w:t>
+            </w:r>
+          </w:p>
+        </w:tc>
+        <w:tc>
+          <w:tcPr>
+            <w:tcW w:w="1900" w:type="dxa"/>
+            <w:shd w:val="clear" w:color="auto" w:fill="FFFFFF"/>
+          </w:tcPr>
+          <w:p>
+            <w:pPr>
+              <w:spacing w:before="40" w:after="40"/>
+            </w:pPr>
+            <w:r>
+              <w:rPr>
+                <w:sz w:val="18"/>
+              </w:rPr>
+              <w:t xml:space="preserve">Mr. Electric, returned Aug 2025</w:t>
+            </w:r>
+          </w:p>
+        </w:tc>
+        <w:tc>
+          <w:tcPr>
+            <w:tcW w:w="1900" w:type="dxa"/>
+            <w:shd w:val="clear" w:color="auto" w:fill="FFFFFF"/>
+          </w:tcPr>
+          <w:p>
+            <w:pPr>
+              <w:spacing w:before="40" w:after="40"/>
+            </w:pPr>
+            <w:r>
+              <w:rPr>
+                <w:color w:val="185FA5"/>
+                <w:sz w:val="16"/>
+              </w:rPr>
+              <w:t xml:space="preserve">joshmccormickneighborly</w:t>
+            </w:r>
+          </w:p>
+        </w:tc>
+        <w:tc>
+          <w:tcPr>
+            <w:tcW w:w="1700" w:type="dxa"/>
+            <w:shd w:val="clear" w:color="auto" w:fill="FFFFFF"/>
+          </w:tcPr>
+          <w:p>
+            <w:pPr>
+              <w:spacing w:before="40" w:after="40"/>
+            </w:pPr>
+            <w:r>
+              <w:rPr>
+                <w:sz w:val="16"/>
+              </w:rPr>
+              <w:t xml:space="preserve">Baylor BBA Mgmt 1999-2002</w:t>
+            </w:r>
+          </w:p>
+        </w:tc>
+        <w:tc>
+          <w:tcPr>
+            <w:tcW w:w="1800" w:type="dxa"/>
+            <w:shd w:val="clear" w:color="auto" w:fill="FFFFFF"/>
+          </w:tcPr>
+          <w:p>
+            <w:pPr>
+              <w:spacing w:before="40" w:after="40"/>
+            </w:pPr>
+            <w:r>
+              <w:rPr>
+                <w:i/>
+                <w:iCs/>
+                <w:sz w:val="16"/>
+              </w:rPr>
+              <w:t xml:space="preserve"/>
+            </w:r>
+          </w:p>
+        </w:tc>
+      </w:tr>
+      <w:tr>
+        <w:tc>
+          <w:tcPr>
+            <w:tcW w:w="1700" w:type="dxa"/>
+            <w:shd w:val="clear" w:color="auto" w:fill="FFFFFF"/>
+          </w:tcPr>
+          <w:p>
+            <w:pPr>
+              <w:spacing w:before="40" w:after="40"/>
+            </w:pPr>
+            <w:r>
+              <w:rPr>
+                <w:b/>
+                <w:bCs/>
+                <w:sz w:val="18"/>
+              </w:rPr>
+              <w:t xml:space="preserve">Brian Meussner</w:t>
+            </w:r>
+          </w:p>
+        </w:tc>
+        <w:tc>
+          <w:tcPr>
+            <w:tcW w:w="1900" w:type="dxa"/>
+            <w:shd w:val="clear" w:color="auto" w:fill="FFFFFF"/>
+          </w:tcPr>
+          <w:p>
+            <w:pPr>
+              <w:spacing w:before="40" w:after="40"/>
+            </w:pPr>
+            <w:r>
+              <w:rPr>
+                <w:sz w:val="18"/>
+              </w:rPr>
+              <w:t xml:space="preserve">Molly Maid + Mr. Handyman dual brand NEW Jan 2026</w:t>
+            </w:r>
+          </w:p>
+        </w:tc>
+        <w:tc>
+          <w:tcPr>
+            <w:tcW w:w="1900" w:type="dxa"/>
+            <w:shd w:val="clear" w:color="auto" w:fill="FFFFFF"/>
+          </w:tcPr>
+          <w:p>
+            <w:pPr>
+              <w:spacing w:before="40" w:after="40"/>
+            </w:pPr>
+            <w:r>
+              <w:rPr>
+                <w:color w:val="185FA5"/>
+                <w:sz w:val="16"/>
+              </w:rPr>
+              <w:t xml:space="preserve">brian-meussner-43b22b7</w:t>
+            </w:r>
+          </w:p>
+        </w:tc>
+        <w:tc>
+          <w:tcPr>
+            <w:tcW w:w="1700" w:type="dxa"/>
+            <w:shd w:val="clear" w:color="auto" w:fill="FFFFFF"/>
+          </w:tcPr>
+          <w:p>
+            <w:pPr>
+              <w:spacing w:before="40" w:after="40"/>
+            </w:pPr>
+            <w:r>
+              <w:rPr>
+                <w:sz w:val="16"/>
+              </w:rPr>
+              <w:t xml:space="preserve">Central Michigan Univ 1999-2002</w:t>
+            </w:r>
+          </w:p>
+        </w:tc>
+        <w:tc>
+          <w:tcPr>
+            <w:tcW w:w="1800" w:type="dxa"/>
+            <w:shd w:val="clear" w:color="auto" w:fill="FFFFFF"/>
+          </w:tcPr>
+          <w:p>
+            <w:pPr>
+              <w:spacing w:before="40" w:after="40"/>
+            </w:pPr>
+            <w:r>
+              <w:rPr>
+                <w:i/>
+                <w:iCs/>
+                <w:sz w:val="16"/>
+              </w:rPr>
+              <w:t xml:space="preserve"/>
+            </w:r>
+          </w:p>
+        </w:tc>
+      </w:tr>
+      <w:tr>
+        <w:tc>
+          <w:tcPr>
+            <w:tcW w:w="1700" w:type="dxa"/>
+            <w:shd w:val="clear" w:color="auto" w:fill="FFFFFF"/>
+          </w:tcPr>
+          <w:p>
+            <w:pPr>
+              <w:spacing w:before="40" w:after="40"/>
+            </w:pPr>
+            <w:r>
+              <w:rPr>
+                <w:b/>
+                <w:bCs/>
+                <w:sz w:val="18"/>
+              </w:rPr>
+              <w:t xml:space="preserve">Susan McIntosh</w:t>
+            </w:r>
+          </w:p>
+        </w:tc>
+        <w:tc>
+          <w:tcPr>
+            <w:tcW w:w="1900" w:type="dxa"/>
+            <w:shd w:val="clear" w:color="auto" w:fill="FFFFFF"/>
+          </w:tcPr>
+          <w:p>
+            <w:pPr>
+              <w:spacing w:before="40" w:after="40"/>
+            </w:pPr>
+            <w:r>
+              <w:rPr>
+                <w:sz w:val="18"/>
+              </w:rPr>
+              <w:t xml:space="preserve">Lawn Pride</w:t>
+            </w:r>
+          </w:p>
+        </w:tc>
+        <w:tc>
+          <w:tcPr>
+            <w:tcW w:w="1900" w:type="dxa"/>
+            <w:shd w:val="clear" w:color="auto" w:fill="FFFFFF"/>
+          </w:tcPr>
+          <w:p>
+            <w:pPr>
+              <w:spacing w:before="40" w:after="40"/>
+            </w:pPr>
+            <w:r>
+              <w:rPr>
+                <w:color w:val="185FA5"/>
+                <w:sz w:val="16"/>
+              </w:rPr>
+              <w:t xml:space="preserve">susanmcintoshneighborly</w:t>
+            </w:r>
+          </w:p>
+        </w:tc>
+        <w:tc>
+          <w:tcPr>
+            <w:tcW w:w="1700" w:type="dxa"/>
+            <w:shd w:val="clear" w:color="auto" w:fill="FFFFFF"/>
+          </w:tcPr>
+          <w:p>
+            <w:pPr>
+              <w:spacing w:before="40" w:after="40"/>
+            </w:pPr>
+            <w:r>
+              <w:rPr>
+                <w:sz w:val="16"/>
+              </w:rPr>
+              <w:t xml:space="preserve">Cardinal Ritter HS Indianapolis (no college)</w:t>
+            </w:r>
+          </w:p>
+        </w:tc>
+        <w:tc>
+          <w:tcPr>
+            <w:tcW w:w="1800" w:type="dxa"/>
+            <w:shd w:val="clear" w:color="auto" w:fill="FFFFFF"/>
+          </w:tcPr>
+          <w:p>
+            <w:pPr>
+              <w:spacing w:before="40" w:after="40"/>
+            </w:pPr>
+            <w:r>
+              <w:rPr>
+                <w:i/>
+                <w:iCs/>
+                <w:sz w:val="16"/>
+              </w:rPr>
+              <w:t xml:space="preserve"/>
+            </w:r>
+          </w:p>
+        </w:tc>
+      </w:tr>
+      <w:tr>
+        <w:tc>
+          <w:tcPr>
+            <w:tcW w:w="1700" w:type="dxa"/>
+            <w:shd w:val="clear" w:color="auto" w:fill="FFFFFF"/>
+          </w:tcPr>
+          <w:p>
+            <w:pPr>
+              <w:spacing w:before="40" w:after="40"/>
+            </w:pPr>
+            <w:r>
+              <w:rPr>
+                <w:b/>
+                <w:bCs/>
+                <w:sz w:val="18"/>
+              </w:rPr>
+              <w:t xml:space="preserve">Chris Bruno CFE</w:t>
+            </w:r>
+          </w:p>
+        </w:tc>
+        <w:tc>
+          <w:tcPr>
+            <w:tcW w:w="1900" w:type="dxa"/>
+            <w:shd w:val="clear" w:color="auto" w:fill="FFFFFF"/>
+          </w:tcPr>
+          <w:p>
+            <w:pPr>
+              <w:spacing w:before="40" w:after="40"/>
+            </w:pPr>
+            <w:r>
+              <w:rPr>
+                <w:sz w:val="18"/>
+              </w:rPr>
+              <w:t xml:space="preserve">Window Genie</w:t>
+            </w:r>
+          </w:p>
+        </w:tc>
+        <w:tc>
+          <w:tcPr>
+            <w:tcW w:w="1900" w:type="dxa"/>
+            <w:shd w:val="clear" w:color="auto" w:fill="FFFFFF"/>
+          </w:tcPr>
+          <w:p>
+            <w:pPr>
+              <w:spacing w:before="40" w:after="40"/>
+            </w:pPr>
+            <w:r>
+              <w:rPr>
+                <w:color w:val="185FA5"/>
+                <w:sz w:val="16"/>
+              </w:rPr>
+              <w:t xml:space="preserve">chris-bruno-cfe-b895122a1</w:t>
+            </w:r>
+          </w:p>
+        </w:tc>
+        <w:tc>
+          <w:tcPr>
+            <w:tcW w:w="1700" w:type="dxa"/>
+            <w:shd w:val="clear" w:color="auto" w:fill="FFFFFF"/>
+          </w:tcPr>
+          <w:p>
+            <w:pPr>
+              <w:spacing w:before="40" w:after="40"/>
+            </w:pPr>
+            <w:r>
+              <w:rPr>
+                <w:sz w:val="16"/>
+              </w:rPr>
+              <w:t xml:space="preserve">Tarleton State University BAS Business Admin 2018-2020. CFE.</w:t>
+            </w:r>
+          </w:p>
+        </w:tc>
+        <w:tc>
+          <w:tcPr>
+            <w:tcW w:w="1800" w:type="dxa"/>
+            <w:shd w:val="clear" w:color="auto" w:fill="FFFFFF"/>
+          </w:tcPr>
+          <w:p>
+            <w:pPr>
+              <w:spacing w:before="40" w:after="40"/>
+            </w:pPr>
+            <w:r>
+              <w:rPr>
+                <w:i/>
+                <w:iCs/>
+                <w:sz w:val="16"/>
+              </w:rPr>
+              <w:t xml:space="preserve"/>
+            </w:r>
+          </w:p>
+        </w:tc>
+      </w:tr>
+    </w:tbl>
+    <w:p>
+      <w:pPr>
+        <w:pStyle w:val="Heading1"/>
+      </w:pPr>
+      <w:r>
+        <w:t xml:space="preserve">📞 Outreach plan &amp; sequencing — IN DEVELOPMENT</w:t>
+      </w:r>
+    </w:p>
+    <w:tbl>
+      <w:tblPr>
+        <w:tblW w:w="9000" w:type="dxa"/>
+        <w:tblBorders>
+          <w:top w:val="single" w:sz="4" w:space="0" w:color="D97706"/>
+          <w:left w:val="single" w:sz="4" w:space="0" w:color="D97706"/>
+          <w:bottom w:val="single" w:sz="4" w:space="0" w:color="D97706"/>
+          <w:right w:val="single" w:sz="4" w:space="0" w:color="D97706"/>
+        </w:tblBorders>
+      </w:tblPr>
+      <w:tblGrid>
+        <w:gridCol w:w="9000"/>
+      </w:tblGrid>
+      <w:tr>
+        <w:tc>
+          <w:tcPr>
+            <w:tcW w:w="9000" w:type="dxa"/>
+            <w:shd w:val="clear" w:color="auto" w:fill="FEF3C7"/>
+          </w:tcPr>
+          <w:p>
+            <w:pPr>
+              <w:spacing w:before="80" w:after="80"/>
+            </w:pPr>
+            <w:r>
+              <w:rPr>
+                <w:b/>
+                <w:bCs/>
+                <w:color w:val="92400E"/>
+              </w:rPr>
+              <w:t xml:space="preserve">Status: </w:t>
+            </w:r>
+            <w:r>
+              <w:t xml:space="preserve">Working with Becky (GPS Insight Marketing) on a coordinated warm marketing touch plan that sequences outreach against the contacts above using Alumni Crossover v19 warm anchors. Will populate as deliverables land. Live entries in Master CRM v15.36 Engagement Log (#79–83).</w:t>
+            </w:r>
+          </w:p>
+        </w:tc>
+      </w:tr>
+    </w:tbl>
     <w:p>
       <w:pPr>
         <w:spacing w:before="80" w:after="80"/>
@@ -7938,69 +7795,46 @@
         <w:rPr>
           <w:b/>
           <w:bCs/>
-          <w:color w:val="185FA5"/>
+          <w:color w:val="1A2B3C"/>
         </w:rPr>
-        <w:t xml:space="preserve">Step 2. </w:t>
-      </w:r>
-      <w:r>
-        <w:t>Gernburd/Brandon introduction to Sinha — positioned as operating-partner initiative, not a vendor pitch.</w:t>
+        <w:t xml:space="preserve">Inputs needed from GPS Insight team:</w:t>
       </w:r>
     </w:p>
     <w:p>
       <w:pPr>
-        <w:spacing w:before="80" w:after="80"/>
+        <w:spacing w:before="40" w:after="40"/>
+        <w:ind w:left="360" w:hanging="360"/>
       </w:pPr>
       <w:r>
-        <w:rPr>
-          <w:b/>
-          <w:bCs/>
-          <w:color w:val="185FA5"/>
-        </w:rPr>
-        <w:t xml:space="preserve">Step 3. </w:t>
+        <w:t xml:space="preserve">• </w:t>
       </w:r>
       <w:r>
-        <w:t xml:space="preserve">Sinha technical conversation — how </w:t>
-      </w:r>
-      <w:proofErr w:type="spellStart"/>
-      <w:r>
-        <w:t>ServiceBridge</w:t>
-      </w:r>
-      <w:proofErr w:type="spellEnd"/>
-      <w:r>
-        <w:t xml:space="preserve"> slots in with existing Neighborly Hub + </w:t>
-      </w:r>
-      <w:proofErr w:type="spellStart"/>
-      <w:r>
-        <w:t>ServiceTitan</w:t>
-      </w:r>
-      <w:proofErr w:type="spellEnd"/>
-      <w:r>
-        <w:t xml:space="preserve"> partnership (not against).</w:t>
+        <w:t xml:space="preserve">Alumni hits in column J of Alumni Crossover v19 (alma mater matches)</w:t>
       </w:r>
     </w:p>
     <w:p>
       <w:pPr>
-        <w:spacing w:before="80" w:after="80"/>
+        <w:spacing w:before="40" w:after="40"/>
+        <w:ind w:left="360" w:hanging="360"/>
       </w:pPr>
       <w:r>
-        <w:rPr>
-          <w:b/>
-          <w:bCs/>
-          <w:color w:val="185FA5"/>
-        </w:rPr>
-        <w:t xml:space="preserve">Step 4. </w:t>
+        <w:t xml:space="preserve">• </w:t>
       </w:r>
       <w:r>
-        <w:t>Davis portfolio commitment conversation — gated on Sinha alignment. Tone: respectful of founder legacy (Bidwell).</w:t>
+        <w:t xml:space="preserve">LinkedIn 1st-degree mutual connections — click each LinkedIn URL above</w:t>
       </w:r>
     </w:p>
     <w:p>
       <w:pPr>
-        <w:pBdr>
-          <w:bottom w:val="single" w:sz="6" w:space="1" w:color="185FA5"/>
-        </w:pBdr>
-        <w:spacing w:before="120" w:after="120"/>
+        <w:spacing w:before="40" w:after="40"/>
+        <w:ind w:left="360" w:hanging="360"/>
       </w:pPr>
+      <w:r>
+        <w:t xml:space="preserve">• </w:t>
+      </w:r>
+      <w:r>
+        <w:t xml:space="preserve">Verification of any flagged status changes before sequencing</w:t>
+      </w:r>
     </w:p>
     <w:p>
       <w:pPr>
@@ -8066,42 +7900,12 @@
                 <w:sz w:val="24"/>
                 <w:szCs w:val="24"/>
               </w:rPr>
-              <w:t xml:space="preserve">My read on </w:t>
-            </w:r>
-            <w:proofErr w:type="spellStart"/>
-            <w:r>
-              <w:rPr>
-                <w:b/>
-                <w:bCs/>
-                <w:color w:val="1A2B3C"/>
-                <w:sz w:val="24"/>
-                <w:szCs w:val="24"/>
-              </w:rPr>
-              <w:t>Neighborly's</w:t>
-            </w:r>
-            <w:proofErr w:type="spellEnd"/>
-            <w:r>
-              <w:rPr>
-                <w:b/>
-                <w:bCs/>
-                <w:color w:val="1A2B3C"/>
-                <w:sz w:val="24"/>
-                <w:szCs w:val="24"/>
-              </w:rPr>
-              <w:t xml:space="preserve"> FSM landscape</w:t>
-            </w:r>
-          </w:p>
-          <w:p>
-            <w:r>
-              <w:t xml:space="preserve">FSM landscape is mixed — Sinha (CIO since Sept 2025) is publicly leading the shift to 'best-in-class platforms.' Several brands run different stacks. Smart Fleet USA / Azuga is the telematics mandate that blocks our GPSI bundle. </w:t>
-            </w:r>
-            <w:proofErr w:type="spellStart"/>
-            <w:r>
-              <w:t>ServiceTitan</w:t>
-            </w:r>
-            <w:proofErr w:type="spellEnd"/>
-            <w:r>
-              <w:t xml:space="preserve"> partnership was announced in 2024 but exact coverage scope across the 30+ brands isn't clear. The big strategic angle: with Sinha actively forming the roadmap, we're entering during the platform decision window — not after.</w:t>
+              <w:t>My read on Neighborly's FSM landscape</w:t>
+            </w:r>
+          </w:p>
+          <w:p>
+            <w:r>
+              <w:t>FSM landscape is mixed — Sinha (CIO since Sept 2025) is publicly leading the shift to 'best-in-class platforms.' Several brands run different stacks. Smart Fleet USA / Azuga is the telematics mandate that blocks our GPSI bundle. ServiceTitan partnership was announced in 2024 but exact coverage scope across the 30+ brands isn't clear. The big strategic angle: with Sinha actively forming the roadmap, we're entering during the platform decision window — not after.</w:t>
             </w:r>
           </w:p>
         </w:tc>
@@ -9118,21 +8922,12 @@
             </w:tcMar>
           </w:tcPr>
           <w:p>
-            <w:proofErr w:type="spellStart"/>
             <w:r>
               <w:rPr>
                 <w:sz w:val="17"/>
                 <w:szCs w:val="17"/>
               </w:rPr>
-              <w:t>ServiceMonster</w:t>
-            </w:r>
-            <w:proofErr w:type="spellEnd"/>
-            <w:r>
-              <w:rPr>
-                <w:sz w:val="17"/>
-                <w:szCs w:val="17"/>
-              </w:rPr>
-              <w:t xml:space="preserve"> (suspected)</w:t>
+              <w:t>ServiceMonster (suspected)</w:t>
             </w:r>
           </w:p>
         </w:tc>
@@ -9430,23 +9225,7 @@
                 <w:sz w:val="17"/>
                 <w:szCs w:val="17"/>
               </w:rPr>
-              <w:t xml:space="preserve">Pest vertical. Could be </w:t>
-            </w:r>
-            <w:proofErr w:type="spellStart"/>
-            <w:r>
-              <w:rPr>
-                <w:sz w:val="17"/>
-                <w:szCs w:val="17"/>
-              </w:rPr>
-              <w:t>ServiceTitan</w:t>
-            </w:r>
-            <w:proofErr w:type="spellEnd"/>
-            <w:r>
-              <w:rPr>
-                <w:sz w:val="17"/>
-                <w:szCs w:val="17"/>
-              </w:rPr>
-              <w:t>-aligned per the 2024 partnership but unconfirmed.</w:t>
+              <w:t>Pest vertical. Could be ServiceTitan-aligned per the 2024 partnership but unconfirmed.</w:t>
             </w:r>
           </w:p>
         </w:tc>
@@ -10735,7 +10514,6 @@
             </w:tcMar>
           </w:tcPr>
           <w:p>
-            <w:proofErr w:type="spellStart"/>
             <w:r>
               <w:rPr>
                 <w:b/>
@@ -10745,7 +10523,6 @@
               </w:rPr>
               <w:t>HouseMaster</w:t>
             </w:r>
-            <w:proofErr w:type="spellEnd"/>
           </w:p>
         </w:tc>
         <w:tc>
@@ -10917,7 +10694,6 @@
             </w:tcMar>
           </w:tcPr>
           <w:p>
-            <w:proofErr w:type="spellStart"/>
             <w:r>
               <w:rPr>
                 <w:b/>
@@ -10927,7 +10703,6 @@
               </w:rPr>
               <w:t>ShelfGenie</w:t>
             </w:r>
-            <w:proofErr w:type="spellEnd"/>
           </w:p>
         </w:tc>
         <w:tc>
@@ -11430,23 +11205,7 @@
                 <w:sz w:val="17"/>
                 <w:szCs w:val="17"/>
               </w:rPr>
-              <w:t>Property management has its own software ecosystem (</w:t>
-            </w:r>
-            <w:proofErr w:type="spellStart"/>
-            <w:r>
-              <w:rPr>
-                <w:sz w:val="17"/>
-                <w:szCs w:val="17"/>
-              </w:rPr>
-              <w:t>Buildium</w:t>
-            </w:r>
-            <w:proofErr w:type="spellEnd"/>
-            <w:r>
-              <w:rPr>
-                <w:sz w:val="17"/>
-                <w:szCs w:val="17"/>
-              </w:rPr>
-              <w:t>, Yardi, AppFolio). Different vertical.</w:t>
+              <w:t>Property management has its own software ecosystem (Buildium, Yardi, AppFolio). Different vertical.</w:t>
             </w:r>
           </w:p>
         </w:tc>
@@ -11626,23 +11385,7 @@
                 <w:sz w:val="17"/>
                 <w:szCs w:val="17"/>
               </w:rPr>
-              <w:t xml:space="preserve">This is the GPSI bundle blocker. </w:t>
-            </w:r>
-            <w:proofErr w:type="spellStart"/>
-            <w:r>
-              <w:rPr>
-                <w:sz w:val="17"/>
-                <w:szCs w:val="17"/>
-              </w:rPr>
-              <w:t>ServiceBridge</w:t>
-            </w:r>
-            <w:proofErr w:type="spellEnd"/>
-            <w:r>
-              <w:rPr>
-                <w:sz w:val="17"/>
-                <w:szCs w:val="17"/>
-              </w:rPr>
-              <w:t xml:space="preserve"> can be FSM-only pitch — bundle goes through different path.</w:t>
+              <w:t>This is the GPSI bundle blocker. ServiceBridge can be FSM-only pitch — bundle goes through different path.</w:t>
             </w:r>
           </w:p>
         </w:tc>
@@ -11665,30 +11408,6 @@
         </w:rPr>
         <w:t>Headwind shorthand: LOW = open territory · MEDIUM = displacement effort · HIGH = entrenched specialty · LOCKED = mandated incumbent · HARD CONFLICT = competing against existing GPSI partnership · OPPORTUNITY = potential integration angle · NOT FSM = different category, no conflict · TBD = headwind level not yet determined.</w:t>
       </w:r>
-    </w:p>
-    <w:p>
-      <w:pPr>
-        <w:pStyle w:val="Heading2"/>
-      </w:pPr>
-      <w:r>
-        <w:t>How this shapes our approach</w:t>
-      </w:r>
-    </w:p>
-    <w:p>
-      <w:pPr>
-        <w:spacing w:before="80" w:after="80"/>
-      </w:pPr>
-      <w:r>
-        <w:t>The headwind map tells us where to wedge in first. We lead with LOW headwind brands to build proof points, then bring those wins into MEDIUM headwind conversations. We avoid LOCKED brands entirely. HARD CONFLICT items get flagged to figure out together with the team — that's where partnership choreography matters most.</w:t>
-      </w:r>
-    </w:p>
-    <w:p>
-      <w:pPr>
-        <w:pBdr>
-          <w:bottom w:val="single" w:sz="6" w:space="1" w:color="185FA5"/>
-        </w:pBdr>
-        <w:spacing w:before="120" w:after="120"/>
-      </w:pPr>
     </w:p>
     <w:p>
       <w:pPr>
@@ -12093,55 +11812,7 @@
                 <w:sz w:val="18"/>
                 <w:szCs w:val="18"/>
               </w:rPr>
-              <w:t xml:space="preserve">Get GPS Insight + </w:t>
-            </w:r>
-            <w:proofErr w:type="spellStart"/>
-            <w:r>
-              <w:rPr>
-                <w:sz w:val="18"/>
-                <w:szCs w:val="18"/>
-              </w:rPr>
-              <w:t>ServiceBridge</w:t>
-            </w:r>
-            <w:proofErr w:type="spellEnd"/>
-            <w:r>
-              <w:rPr>
-                <w:sz w:val="18"/>
-                <w:szCs w:val="18"/>
-              </w:rPr>
-              <w:t xml:space="preserve"> into franchise industry publications they read. Franchise Times, Franchise Update, Entrepreneur Franchise, </w:t>
-            </w:r>
-            <w:proofErr w:type="spellStart"/>
-            <w:r>
-              <w:rPr>
-                <w:sz w:val="18"/>
-                <w:szCs w:val="18"/>
-              </w:rPr>
-              <w:t>FranchiseWire</w:t>
-            </w:r>
-            <w:proofErr w:type="spellEnd"/>
-            <w:r>
-              <w:rPr>
-                <w:sz w:val="18"/>
-                <w:szCs w:val="18"/>
-              </w:rPr>
-              <w:t xml:space="preserve">. </w:t>
-            </w:r>
-            <w:proofErr w:type="gramStart"/>
-            <w:r>
-              <w:rPr>
-                <w:sz w:val="18"/>
-                <w:szCs w:val="18"/>
-              </w:rPr>
-              <w:t>Plus</w:t>
-            </w:r>
-            <w:proofErr w:type="gramEnd"/>
-            <w:r>
-              <w:rPr>
-                <w:sz w:val="18"/>
-                <w:szCs w:val="18"/>
-              </w:rPr>
-              <w:t xml:space="preserve"> vertical-specific trade press for franchisee-level reach.</w:t>
+              <w:t>Get GPS Insight + ServiceBridge into franchise industry publications they read. Franchise Times, Franchise Update, Entrepreneur Franchise, FranchiseWire. Plus vertical-specific trade press for franchisee-level reach.</w:t>
             </w:r>
           </w:p>
         </w:tc>
@@ -12267,39 +11938,7 @@
                 <w:sz w:val="18"/>
                 <w:szCs w:val="18"/>
               </w:rPr>
-              <w:t xml:space="preserve">If a franchisee </w:t>
-            </w:r>
-            <w:proofErr w:type="spellStart"/>
-            <w:r>
-              <w:rPr>
-                <w:sz w:val="18"/>
-                <w:szCs w:val="18"/>
-              </w:rPr>
-              <w:t>inquires</w:t>
-            </w:r>
-            <w:proofErr w:type="spellEnd"/>
-            <w:r>
-              <w:rPr>
-                <w:sz w:val="18"/>
-                <w:szCs w:val="18"/>
-              </w:rPr>
-              <w:t xml:space="preserve"> about </w:t>
-            </w:r>
-            <w:proofErr w:type="spellStart"/>
-            <w:r>
-              <w:rPr>
-                <w:sz w:val="18"/>
-                <w:szCs w:val="18"/>
-              </w:rPr>
-              <w:t>ServiceBridge</w:t>
-            </w:r>
-            <w:proofErr w:type="spellEnd"/>
-            <w:r>
-              <w:rPr>
-                <w:sz w:val="18"/>
-                <w:szCs w:val="18"/>
-              </w:rPr>
-              <w:t>, that signal travels back upstream. Franchisee-level adoption creates pull at the franchisor level. We track these and use them deliberately.</w:t>
+              <w:t>If a franchisee inquires about ServiceBridge, that signal travels back upstream. Franchisee-level adoption creates pull at the franchisor level. We track these and use them deliberately.</w:t>
             </w:r>
           </w:p>
         </w:tc>
@@ -13246,7 +12885,6 @@
             </w:tcMar>
           </w:tcPr>
           <w:p>
-            <w:proofErr w:type="spellStart"/>
             <w:r>
               <w:rPr>
                 <w:b/>
@@ -13254,17 +12892,7 @@
                 <w:sz w:val="17"/>
                 <w:szCs w:val="17"/>
               </w:rPr>
-              <w:t>PestWorld</w:t>
-            </w:r>
-            <w:proofErr w:type="spellEnd"/>
-            <w:r>
-              <w:rPr>
-                <w:b/>
-                <w:bCs/>
-                <w:sz w:val="17"/>
-                <w:szCs w:val="17"/>
-              </w:rPr>
-              <w:t xml:space="preserve"> 2026 (NPMA)</w:t>
+              <w:t>PestWorld 2026 (NPMA)</w:t>
             </w:r>
           </w:p>
         </w:tc>
@@ -13503,7 +13131,6 @@
             </w:tcMar>
           </w:tcPr>
           <w:p>
-            <w:proofErr w:type="spellStart"/>
             <w:r>
               <w:rPr>
                 <w:b/>
@@ -13511,17 +13138,7 @@
                 <w:sz w:val="17"/>
                 <w:szCs w:val="17"/>
               </w:rPr>
-              <w:t>PestWorld</w:t>
-            </w:r>
-            <w:proofErr w:type="spellEnd"/>
-            <w:r>
-              <w:rPr>
-                <w:b/>
-                <w:bCs/>
-                <w:sz w:val="17"/>
-                <w:szCs w:val="17"/>
-              </w:rPr>
-              <w:t xml:space="preserve"> 2027 (NPMA)</w:t>
+              <w:t>PestWorld 2027 (NPMA)</w:t>
             </w:r>
           </w:p>
         </w:tc>
@@ -13821,23 +13438,7 @@
                 <w:sz w:val="17"/>
                 <w:szCs w:val="17"/>
               </w:rPr>
-              <w:t xml:space="preserve">Less directly relevant given </w:t>
-            </w:r>
-            <w:proofErr w:type="spellStart"/>
-            <w:r>
-              <w:rPr>
-                <w:sz w:val="17"/>
-                <w:szCs w:val="17"/>
-              </w:rPr>
-              <w:t>Neighborly's</w:t>
-            </w:r>
-            <w:proofErr w:type="spellEnd"/>
-            <w:r>
-              <w:rPr>
-                <w:sz w:val="17"/>
-                <w:szCs w:val="17"/>
-              </w:rPr>
-              <w:t xml:space="preserve"> scale, but newer brands (Junk King, Lawn Pride) fit profile.</w:t>
+              <w:t>Less directly relevant given Neighborly's scale, but newer brands (Junk King, Lawn Pride) fit profile.</w:t>
             </w:r>
           </w:p>
         </w:tc>
@@ -14175,23 +13776,7 @@
                 <w:sz w:val="18"/>
                 <w:szCs w:val="18"/>
               </w:rPr>
-              <w:t xml:space="preserve">From Yum! Brands — performance marketing + data science + marketing tech stack. Pizza Hut leadership. Could align with </w:t>
-            </w:r>
-            <w:proofErr w:type="spellStart"/>
-            <w:r>
-              <w:rPr>
-                <w:sz w:val="18"/>
-                <w:szCs w:val="18"/>
-              </w:rPr>
-              <w:t>ServiceBridge</w:t>
-            </w:r>
-            <w:proofErr w:type="spellEnd"/>
-            <w:r>
-              <w:rPr>
-                <w:sz w:val="18"/>
-                <w:szCs w:val="18"/>
-              </w:rPr>
-              <w:t xml:space="preserve"> content if framed around franchisee performance.</w:t>
+              <w:t>From Yum! Brands — performance marketing + data science + marketing tech stack. Pizza Hut leadership. Could align with ServiceBridge content if framed around franchisee performance.</w:t>
             </w:r>
           </w:p>
         </w:tc>
@@ -14485,23 +14070,7 @@
                 <w:sz w:val="18"/>
                 <w:szCs w:val="18"/>
               </w:rPr>
-              <w:t xml:space="preserve">Sinha is the primary target — engage with his content authentically. He came from Bloomin' Brands so restaurant tech themes will resonate. </w:t>
-            </w:r>
-            <w:proofErr w:type="spellStart"/>
-            <w:r>
-              <w:rPr>
-                <w:sz w:val="18"/>
-                <w:szCs w:val="18"/>
-              </w:rPr>
-              <w:t>ServiceBridge</w:t>
-            </w:r>
-            <w:proofErr w:type="spellEnd"/>
-            <w:r>
-              <w:rPr>
-                <w:sz w:val="18"/>
-                <w:szCs w:val="18"/>
-              </w:rPr>
-              <w:t xml:space="preserve"> content positioning around CIO-level platform strategy (not vendor pitch) lands well here.</w:t>
+              <w:t>Sinha is the primary target — engage with his content authentically. He came from Bloomin' Brands so restaurant tech themes will resonate. ServiceBridge content positioning around CIO-level platform strategy (not vendor pitch) lands well here.</w:t>
             </w:r>
           </w:p>
         </w:tc>
@@ -14564,23 +14133,7 @@
                 <w:sz w:val="18"/>
                 <w:szCs w:val="18"/>
               </w:rPr>
-              <w:t xml:space="preserve">Tech-forward press story would land best — 'How modern FSM platforms support multi-brand franchisor portfolios' style piece, with </w:t>
-            </w:r>
-            <w:proofErr w:type="spellStart"/>
-            <w:r>
-              <w:rPr>
-                <w:sz w:val="18"/>
-                <w:szCs w:val="18"/>
-              </w:rPr>
-              <w:t>ServiceBridge</w:t>
-            </w:r>
-            <w:proofErr w:type="spellEnd"/>
-            <w:r>
-              <w:rPr>
-                <w:sz w:val="18"/>
-                <w:szCs w:val="18"/>
-              </w:rPr>
-              <w:t xml:space="preserve"> as case study, published in CIO or franchise tech outlets. Sinha would read this.</w:t>
+              <w:t>Tech-forward press story would land best — 'How modern FSM platforms support multi-brand franchisor portfolios' style piece, with ServiceBridge as case study, published in CIO or franchise tech outlets. Sinha would read this.</w:t>
             </w:r>
           </w:p>
         </w:tc>
@@ -14835,3171 +14388,6 @@
         </w:pBdr>
         <w:spacing w:before="120" w:after="120"/>
       </w:pPr>
-    </w:p>
-    <w:p>
-      <w:pPr>
-        <w:pStyle w:val="Heading1"/>
-      </w:pPr>
-      <w:r>
-        <w:t>📍 Field tracking — who, where, when</w:t>
-      </w:r>
-    </w:p>
-    <w:tbl>
-      <w:tblPr>
-        <w:tblW w:w="9360" w:type="dxa"/>
-        <w:tblBorders>
-          <w:top w:val="single" w:sz="4" w:space="0" w:color="auto"/>
-          <w:left w:val="single" w:sz="4" w:space="0" w:color="auto"/>
-          <w:bottom w:val="single" w:sz="4" w:space="0" w:color="auto"/>
-          <w:right w:val="single" w:sz="4" w:space="0" w:color="auto"/>
-          <w:insideH w:val="single" w:sz="4" w:space="0" w:color="auto"/>
-          <w:insideV w:val="single" w:sz="4" w:space="0" w:color="auto"/>
-        </w:tblBorders>
-        <w:tblCellMar>
-          <w:left w:w="10" w:type="dxa"/>
-          <w:right w:w="10" w:type="dxa"/>
-        </w:tblCellMar>
-        <w:tblLook w:val="0000" w:firstRow="0" w:lastRow="0" w:firstColumn="0" w:lastColumn="0" w:noHBand="0" w:noVBand="0"/>
-      </w:tblPr>
-      <w:tblGrid>
-        <w:gridCol w:w="9360"/>
-      </w:tblGrid>
-      <w:tr>
-        <w:tblPrEx>
-          <w:tblCellMar>
-            <w:top w:w="0" w:type="dxa"/>
-            <w:bottom w:w="0" w:type="dxa"/>
-          </w:tblCellMar>
-        </w:tblPrEx>
-        <w:tc>
-          <w:tcPr>
-            <w:tcW w:w="9360" w:type="dxa"/>
-            <w:tcBorders>
-              <w:top w:val="single" w:sz="4" w:space="0" w:color="CCCCCC"/>
-              <w:left w:val="single" w:sz="4" w:space="0" w:color="CCCCCC"/>
-              <w:bottom w:val="single" w:sz="4" w:space="0" w:color="CCCCCC"/>
-              <w:right w:val="single" w:sz="4" w:space="0" w:color="CCCCCC"/>
-            </w:tcBorders>
-            <w:shd w:val="clear" w:color="auto" w:fill="E8F4F4"/>
-            <w:tcMar>
-              <w:top w:w="200" w:type="dxa"/>
-              <w:left w:w="240" w:type="dxa"/>
-              <w:bottom w:w="200" w:type="dxa"/>
-              <w:right w:w="240" w:type="dxa"/>
-            </w:tcMar>
-          </w:tcPr>
-          <w:p/>
-        </w:tc>
-      </w:tr>
-    </w:tbl>
-    <w:p>
-      <w:pPr>
-        <w:pStyle w:val="Heading2"/>
-      </w:pPr>
-      <w:r>
-        <w:t>1. GPSI telematics client overlap</w:t>
-      </w:r>
-    </w:p>
-    <w:p>
-      <w:pPr>
-        <w:spacing w:before="80" w:after="80"/>
-      </w:pPr>
-      <w:r>
-        <w:t xml:space="preserve">Existing GPSI customers within this franchisor's franchisee base are our warmest possible wedge — the brand relationship already </w:t>
-      </w:r>
-      <w:proofErr w:type="gramStart"/>
-      <w:r>
-        <w:t>exists,</w:t>
-      </w:r>
-      <w:proofErr w:type="gramEnd"/>
-      <w:r>
-        <w:t xml:space="preserve"> we extend it to </w:t>
-      </w:r>
-      <w:proofErr w:type="spellStart"/>
-      <w:r>
-        <w:t>ServiceBridge</w:t>
-      </w:r>
-      <w:proofErr w:type="spellEnd"/>
-      <w:r>
-        <w:t>.</w:t>
-      </w:r>
-    </w:p>
-    <w:tbl>
-      <w:tblPr>
-        <w:tblW w:w="9360" w:type="dxa"/>
-        <w:tblBorders>
-          <w:top w:val="single" w:sz="4" w:space="0" w:color="auto"/>
-          <w:left w:val="single" w:sz="4" w:space="0" w:color="auto"/>
-          <w:bottom w:val="single" w:sz="4" w:space="0" w:color="auto"/>
-          <w:right w:val="single" w:sz="4" w:space="0" w:color="auto"/>
-          <w:insideH w:val="single" w:sz="4" w:space="0" w:color="auto"/>
-          <w:insideV w:val="single" w:sz="4" w:space="0" w:color="auto"/>
-        </w:tblBorders>
-        <w:tblCellMar>
-          <w:left w:w="10" w:type="dxa"/>
-          <w:right w:w="10" w:type="dxa"/>
-        </w:tblCellMar>
-        <w:tblLook w:val="0000" w:firstRow="0" w:lastRow="0" w:firstColumn="0" w:lastColumn="0" w:noHBand="0" w:noVBand="0"/>
-      </w:tblPr>
-      <w:tblGrid>
-        <w:gridCol w:w="9360"/>
-      </w:tblGrid>
-      <w:tr>
-        <w:tblPrEx>
-          <w:tblCellMar>
-            <w:top w:w="0" w:type="dxa"/>
-            <w:bottom w:w="0" w:type="dxa"/>
-          </w:tblCellMar>
-        </w:tblPrEx>
-        <w:tc>
-          <w:tcPr>
-            <w:tcW w:w="9360" w:type="dxa"/>
-            <w:tcBorders>
-              <w:top w:val="single" w:sz="4" w:space="0" w:color="CCCCCC"/>
-              <w:left w:val="single" w:sz="4" w:space="0" w:color="CCCCCC"/>
-              <w:bottom w:val="single" w:sz="4" w:space="0" w:color="CCCCCC"/>
-              <w:right w:val="single" w:sz="4" w:space="0" w:color="CCCCCC"/>
-            </w:tcBorders>
-            <w:shd w:val="clear" w:color="auto" w:fill="FFF8E1"/>
-            <w:tcMar>
-              <w:top w:w="200" w:type="dxa"/>
-              <w:left w:w="240" w:type="dxa"/>
-              <w:bottom w:w="200" w:type="dxa"/>
-              <w:right w:w="240" w:type="dxa"/>
-            </w:tcMar>
-          </w:tcPr>
-          <w:p>
-            <w:pPr>
-              <w:spacing w:after="120"/>
-            </w:pPr>
-            <w:r>
-              <w:rPr>
-                <w:b/>
-                <w:bCs/>
-                <w:color w:val="1A2B3C"/>
-                <w:sz w:val="24"/>
-                <w:szCs w:val="24"/>
-              </w:rPr>
-              <w:t>My read on GPSI overlap potential here</w:t>
-            </w:r>
-          </w:p>
-          <w:p>
-            <w:r>
-              <w:t>WATCH-OUT before pulling: Neighborly has Smart Fleet/Azuga as the telematics mandate at the franchisor level. But individual franchisees may have signed with GPSI before mandates went into effect, especially in older brands like Mr. Rooter or Mr. Electric. Pull the list with that caveat in mind.</w:t>
-            </w:r>
-          </w:p>
-        </w:tc>
-      </w:tr>
-    </w:tbl>
-    <w:p>
-      <w:pPr>
-        <w:spacing w:before="80" w:after="80"/>
-      </w:pPr>
-    </w:p>
-    <w:p>
-      <w:pPr>
-        <w:spacing w:before="80" w:after="80"/>
-      </w:pPr>
-      <w:r>
-        <w:rPr>
-          <w:b/>
-          <w:bCs/>
-        </w:rPr>
-        <w:t>Open intel request to Marketing teammates:</w:t>
-      </w:r>
-    </w:p>
-    <w:p>
-      <w:pPr>
-        <w:spacing w:before="80" w:after="80"/>
-      </w:pPr>
-      <w:r>
-        <w:rPr>
-          <w:i/>
-          <w:iCs/>
-        </w:rPr>
-        <w:lastRenderedPageBreak/>
-        <w:t>Pull GPSI client list filtered to Neighborly brand franchisees (especially older brands: Mr. Rooter, Mr. Electric, Mr. Appliance, Molly Maid). Note any pre-existing GPSI relationships that predate the Smart Fleet/Azuga franchisor mandate — these are unique warm wedges that survived the mandate.</w:t>
-      </w:r>
-    </w:p>
-    <w:p>
-      <w:pPr>
-        <w:spacing w:before="80" w:after="80"/>
-      </w:pPr>
-    </w:p>
-    <w:p>
-      <w:pPr>
-        <w:spacing w:before="80" w:after="80"/>
-      </w:pPr>
-      <w:r>
-        <w:rPr>
-          <w:i/>
-          <w:iCs/>
-          <w:color w:val="888780"/>
-        </w:rPr>
-        <w:t>Status: pending intel from Marketing teammates. Once received, populated here.</w:t>
-      </w:r>
-    </w:p>
-    <w:p>
-      <w:pPr>
-        <w:pStyle w:val="Heading2"/>
-      </w:pPr>
-      <w:r>
-        <w:t>2. Where the people we want to meet will be</w:t>
-      </w:r>
-    </w:p>
-    <w:p>
-      <w:pPr>
-        <w:spacing w:before="80" w:after="80"/>
-      </w:pPr>
-      <w:r>
-        <w:t xml:space="preserve">Cross-reference of leadership map against upcoming events. This is where the engagement actually happens — when a named target is in the same </w:t>
-      </w:r>
-      <w:proofErr w:type="gramStart"/>
-      <w:r>
-        <w:t>room</w:t>
-      </w:r>
-      <w:proofErr w:type="gramEnd"/>
-      <w:r>
-        <w:t xml:space="preserve"> we're in.</w:t>
-      </w:r>
-    </w:p>
-    <w:tbl>
-      <w:tblPr>
-        <w:tblW w:w="10360" w:type="dxa"/>
-        <w:tblBorders>
-          <w:top w:val="single" w:sz="4" w:space="0" w:color="auto"/>
-          <w:left w:val="single" w:sz="4" w:space="0" w:color="auto"/>
-          <w:bottom w:val="single" w:sz="4" w:space="0" w:color="auto"/>
-          <w:right w:val="single" w:sz="4" w:space="0" w:color="auto"/>
-          <w:insideH w:val="single" w:sz="4" w:space="0" w:color="auto"/>
-          <w:insideV w:val="single" w:sz="4" w:space="0" w:color="auto"/>
-        </w:tblBorders>
-        <w:tblCellMar>
-          <w:left w:w="10" w:type="dxa"/>
-          <w:right w:w="10" w:type="dxa"/>
-        </w:tblCellMar>
-        <w:tblLook w:val="0000" w:firstRow="0" w:lastRow="0" w:firstColumn="0" w:lastColumn="0" w:noHBand="0" w:noVBand="0"/>
-      </w:tblPr>
-      <w:tblGrid>
-        <w:gridCol w:w="2400"/>
-        <w:gridCol w:w="2700"/>
-        <w:gridCol w:w="2700"/>
-        <w:gridCol w:w="2560"/>
-      </w:tblGrid>
-      <w:tr>
-        <w:tblPrEx>
-          <w:tblCellMar>
-            <w:top w:w="0" w:type="dxa"/>
-            <w:bottom w:w="0" w:type="dxa"/>
-          </w:tblCellMar>
-        </w:tblPrEx>
-        <w:trPr>
-          <w:tblHeader/>
-        </w:trPr>
-        <w:tc>
-          <w:tcPr>
-            <w:tcW w:w="2400" w:type="dxa"/>
-            <w:tcBorders>
-              <w:top w:val="single" w:sz="4" w:space="0" w:color="CCCCCC"/>
-              <w:left w:val="single" w:sz="4" w:space="0" w:color="CCCCCC"/>
-              <w:bottom w:val="single" w:sz="4" w:space="0" w:color="CCCCCC"/>
-              <w:right w:val="single" w:sz="4" w:space="0" w:color="CCCCCC"/>
-            </w:tcBorders>
-            <w:shd w:val="clear" w:color="auto" w:fill="1A2B3C"/>
-            <w:tcMar>
-              <w:top w:w="80" w:type="dxa"/>
-              <w:left w:w="120" w:type="dxa"/>
-              <w:bottom w:w="80" w:type="dxa"/>
-              <w:right w:w="120" w:type="dxa"/>
-            </w:tcMar>
-          </w:tcPr>
-          <w:p>
-            <w:r>
-              <w:rPr>
-                <w:b/>
-                <w:bCs/>
-                <w:color w:val="FFFFFF"/>
-                <w:sz w:val="18"/>
-                <w:szCs w:val="18"/>
-              </w:rPr>
-              <w:t>Person</w:t>
-            </w:r>
-          </w:p>
-        </w:tc>
-        <w:tc>
-          <w:tcPr>
-            <w:tcW w:w="2700" w:type="dxa"/>
-            <w:tcBorders>
-              <w:top w:val="single" w:sz="4" w:space="0" w:color="CCCCCC"/>
-              <w:left w:val="single" w:sz="4" w:space="0" w:color="CCCCCC"/>
-              <w:bottom w:val="single" w:sz="4" w:space="0" w:color="CCCCCC"/>
-              <w:right w:val="single" w:sz="4" w:space="0" w:color="CCCCCC"/>
-            </w:tcBorders>
-            <w:shd w:val="clear" w:color="auto" w:fill="1A2B3C"/>
-            <w:tcMar>
-              <w:top w:w="80" w:type="dxa"/>
-              <w:left w:w="120" w:type="dxa"/>
-              <w:bottom w:w="80" w:type="dxa"/>
-              <w:right w:w="120" w:type="dxa"/>
-            </w:tcMar>
-          </w:tcPr>
-          <w:p>
-            <w:r>
-              <w:rPr>
-                <w:b/>
-                <w:bCs/>
-                <w:color w:val="FFFFFF"/>
-                <w:sz w:val="18"/>
-                <w:szCs w:val="18"/>
-              </w:rPr>
-              <w:t>Event</w:t>
-            </w:r>
-          </w:p>
-        </w:tc>
-        <w:tc>
-          <w:tcPr>
-            <w:tcW w:w="2700" w:type="dxa"/>
-            <w:tcBorders>
-              <w:top w:val="single" w:sz="4" w:space="0" w:color="CCCCCC"/>
-              <w:left w:val="single" w:sz="4" w:space="0" w:color="CCCCCC"/>
-              <w:bottom w:val="single" w:sz="4" w:space="0" w:color="CCCCCC"/>
-              <w:right w:val="single" w:sz="4" w:space="0" w:color="CCCCCC"/>
-            </w:tcBorders>
-            <w:shd w:val="clear" w:color="auto" w:fill="1A2B3C"/>
-            <w:tcMar>
-              <w:top w:w="80" w:type="dxa"/>
-              <w:left w:w="120" w:type="dxa"/>
-              <w:bottom w:w="80" w:type="dxa"/>
-              <w:right w:w="120" w:type="dxa"/>
-            </w:tcMar>
-          </w:tcPr>
-          <w:p>
-            <w:r>
-              <w:rPr>
-                <w:b/>
-                <w:bCs/>
-                <w:color w:val="FFFFFF"/>
-                <w:sz w:val="18"/>
-                <w:szCs w:val="18"/>
-              </w:rPr>
-              <w:t>Why they will be there</w:t>
-            </w:r>
-          </w:p>
-        </w:tc>
-        <w:tc>
-          <w:tcPr>
-            <w:tcW w:w="2560" w:type="dxa"/>
-            <w:tcBorders>
-              <w:top w:val="single" w:sz="4" w:space="0" w:color="CCCCCC"/>
-              <w:left w:val="single" w:sz="4" w:space="0" w:color="CCCCCC"/>
-              <w:bottom w:val="single" w:sz="4" w:space="0" w:color="CCCCCC"/>
-              <w:right w:val="single" w:sz="4" w:space="0" w:color="CCCCCC"/>
-            </w:tcBorders>
-            <w:shd w:val="clear" w:color="auto" w:fill="1A2B3C"/>
-            <w:tcMar>
-              <w:top w:w="80" w:type="dxa"/>
-              <w:left w:w="120" w:type="dxa"/>
-              <w:bottom w:w="80" w:type="dxa"/>
-              <w:right w:w="120" w:type="dxa"/>
-            </w:tcMar>
-          </w:tcPr>
-          <w:p>
-            <w:r>
-              <w:rPr>
-                <w:b/>
-                <w:bCs/>
-                <w:color w:val="FFFFFF"/>
-                <w:sz w:val="18"/>
-                <w:szCs w:val="18"/>
-              </w:rPr>
-              <w:t>How we engage</w:t>
-            </w:r>
-          </w:p>
-        </w:tc>
-      </w:tr>
-      <w:tr>
-        <w:tblPrEx>
-          <w:tblCellMar>
-            <w:top w:w="0" w:type="dxa"/>
-            <w:bottom w:w="0" w:type="dxa"/>
-          </w:tblCellMar>
-        </w:tblPrEx>
-        <w:tc>
-          <w:tcPr>
-            <w:tcW w:w="2400" w:type="dxa"/>
-            <w:tcBorders>
-              <w:top w:val="single" w:sz="4" w:space="0" w:color="CCCCCC"/>
-              <w:left w:val="single" w:sz="4" w:space="0" w:color="CCCCCC"/>
-              <w:bottom w:val="single" w:sz="4" w:space="0" w:color="CCCCCC"/>
-              <w:right w:val="single" w:sz="4" w:space="0" w:color="CCCCCC"/>
-            </w:tcBorders>
-            <w:tcMar>
-              <w:top w:w="80" w:type="dxa"/>
-              <w:left w:w="120" w:type="dxa"/>
-              <w:bottom w:w="80" w:type="dxa"/>
-              <w:right w:w="120" w:type="dxa"/>
-            </w:tcMar>
-          </w:tcPr>
-          <w:p>
-            <w:r>
-              <w:rPr>
-                <w:b/>
-                <w:bCs/>
-                <w:sz w:val="17"/>
-                <w:szCs w:val="17"/>
-              </w:rPr>
-              <w:t>Mike Davis (CEO)</w:t>
-            </w:r>
-          </w:p>
-        </w:tc>
-        <w:tc>
-          <w:tcPr>
-            <w:tcW w:w="2700" w:type="dxa"/>
-            <w:tcBorders>
-              <w:top w:val="single" w:sz="4" w:space="0" w:color="CCCCCC"/>
-              <w:left w:val="single" w:sz="4" w:space="0" w:color="CCCCCC"/>
-              <w:bottom w:val="single" w:sz="4" w:space="0" w:color="CCCCCC"/>
-              <w:right w:val="single" w:sz="4" w:space="0" w:color="CCCCCC"/>
-            </w:tcBorders>
-            <w:tcMar>
-              <w:top w:w="80" w:type="dxa"/>
-              <w:left w:w="120" w:type="dxa"/>
-              <w:bottom w:w="80" w:type="dxa"/>
-              <w:right w:w="120" w:type="dxa"/>
-            </w:tcMar>
-          </w:tcPr>
-          <w:p>
-            <w:r>
-              <w:rPr>
-                <w:i/>
-                <w:iCs/>
-                <w:sz w:val="17"/>
-                <w:szCs w:val="17"/>
-              </w:rPr>
-              <w:t>FCXC 2026 (June 2-4 Atlanta)</w:t>
-            </w:r>
-          </w:p>
-        </w:tc>
-        <w:tc>
-          <w:tcPr>
-            <w:tcW w:w="2700" w:type="dxa"/>
-            <w:tcBorders>
-              <w:top w:val="single" w:sz="4" w:space="0" w:color="CCCCCC"/>
-              <w:left w:val="single" w:sz="4" w:space="0" w:color="CCCCCC"/>
-              <w:bottom w:val="single" w:sz="4" w:space="0" w:color="CCCCCC"/>
-              <w:right w:val="single" w:sz="4" w:space="0" w:color="CCCCCC"/>
-            </w:tcBorders>
-            <w:tcMar>
-              <w:top w:w="80" w:type="dxa"/>
-              <w:left w:w="120" w:type="dxa"/>
-              <w:bottom w:w="80" w:type="dxa"/>
-              <w:right w:w="120" w:type="dxa"/>
-            </w:tcMar>
-          </w:tcPr>
-          <w:p>
-            <w:r>
-              <w:rPr>
-                <w:sz w:val="17"/>
-                <w:szCs w:val="17"/>
-              </w:rPr>
-              <w:t>His 'Making Fans' north star is literally the FCXC theme</w:t>
-            </w:r>
-          </w:p>
-        </w:tc>
-        <w:tc>
-          <w:tcPr>
-            <w:tcW w:w="2560" w:type="dxa"/>
-            <w:tcBorders>
-              <w:top w:val="single" w:sz="4" w:space="0" w:color="CCCCCC"/>
-              <w:left w:val="single" w:sz="4" w:space="0" w:color="CCCCCC"/>
-              <w:bottom w:val="single" w:sz="4" w:space="0" w:color="CCCCCC"/>
-              <w:right w:val="single" w:sz="4" w:space="0" w:color="CCCCCC"/>
-            </w:tcBorders>
-            <w:shd w:val="clear" w:color="auto" w:fill="F5F5F5"/>
-            <w:tcMar>
-              <w:top w:w="80" w:type="dxa"/>
-              <w:left w:w="120" w:type="dxa"/>
-              <w:bottom w:w="80" w:type="dxa"/>
-              <w:right w:w="120" w:type="dxa"/>
-            </w:tcMar>
-          </w:tcPr>
-          <w:p>
-            <w:r>
-              <w:rPr>
-                <w:sz w:val="17"/>
-                <w:szCs w:val="17"/>
-              </w:rPr>
-              <w:t>Highest-leverage Davis touchpoint — book booth meeting</w:t>
-            </w:r>
-          </w:p>
-        </w:tc>
-      </w:tr>
-      <w:tr>
-        <w:tblPrEx>
-          <w:tblCellMar>
-            <w:top w:w="0" w:type="dxa"/>
-            <w:bottom w:w="0" w:type="dxa"/>
-          </w:tblCellMar>
-        </w:tblPrEx>
-        <w:tc>
-          <w:tcPr>
-            <w:tcW w:w="2400" w:type="dxa"/>
-            <w:tcBorders>
-              <w:top w:val="single" w:sz="4" w:space="0" w:color="CCCCCC"/>
-              <w:left w:val="single" w:sz="4" w:space="0" w:color="CCCCCC"/>
-              <w:bottom w:val="single" w:sz="4" w:space="0" w:color="CCCCCC"/>
-              <w:right w:val="single" w:sz="4" w:space="0" w:color="CCCCCC"/>
-            </w:tcBorders>
-            <w:tcMar>
-              <w:top w:w="80" w:type="dxa"/>
-              <w:left w:w="120" w:type="dxa"/>
-              <w:bottom w:w="80" w:type="dxa"/>
-              <w:right w:w="120" w:type="dxa"/>
-            </w:tcMar>
-          </w:tcPr>
-          <w:p>
-            <w:r>
-              <w:rPr>
-                <w:b/>
-                <w:bCs/>
-                <w:sz w:val="17"/>
-                <w:szCs w:val="17"/>
-              </w:rPr>
-              <w:t>Mike Davis (CEO)</w:t>
-            </w:r>
-          </w:p>
-        </w:tc>
-        <w:tc>
-          <w:tcPr>
-            <w:tcW w:w="2700" w:type="dxa"/>
-            <w:tcBorders>
-              <w:top w:val="single" w:sz="4" w:space="0" w:color="CCCCCC"/>
-              <w:left w:val="single" w:sz="4" w:space="0" w:color="CCCCCC"/>
-              <w:bottom w:val="single" w:sz="4" w:space="0" w:color="CCCCCC"/>
-              <w:right w:val="single" w:sz="4" w:space="0" w:color="CCCCCC"/>
-            </w:tcBorders>
-            <w:tcMar>
-              <w:top w:w="80" w:type="dxa"/>
-              <w:left w:w="120" w:type="dxa"/>
-              <w:bottom w:w="80" w:type="dxa"/>
-              <w:right w:w="120" w:type="dxa"/>
-            </w:tcMar>
-          </w:tcPr>
-          <w:p>
-            <w:r>
-              <w:rPr>
-                <w:i/>
-                <w:iCs/>
-                <w:sz w:val="17"/>
-                <w:szCs w:val="17"/>
-              </w:rPr>
-              <w:t>IFA Annual 2027 (Feb 22-24 Vegas)</w:t>
-            </w:r>
-          </w:p>
-        </w:tc>
-        <w:tc>
-          <w:tcPr>
-            <w:tcW w:w="2700" w:type="dxa"/>
-            <w:tcBorders>
-              <w:top w:val="single" w:sz="4" w:space="0" w:color="CCCCCC"/>
-              <w:left w:val="single" w:sz="4" w:space="0" w:color="CCCCCC"/>
-              <w:bottom w:val="single" w:sz="4" w:space="0" w:color="CCCCCC"/>
-              <w:right w:val="single" w:sz="4" w:space="0" w:color="CCCCCC"/>
-            </w:tcBorders>
-            <w:tcMar>
-              <w:top w:w="80" w:type="dxa"/>
-              <w:left w:w="120" w:type="dxa"/>
-              <w:bottom w:w="80" w:type="dxa"/>
-              <w:right w:w="120" w:type="dxa"/>
-            </w:tcMar>
-          </w:tcPr>
-          <w:p>
-            <w:r>
-              <w:rPr>
-                <w:sz w:val="17"/>
-                <w:szCs w:val="17"/>
-              </w:rPr>
-              <w:t>KKR-portfolio CEOs typically active at IFA</w:t>
-            </w:r>
-          </w:p>
-        </w:tc>
-        <w:tc>
-          <w:tcPr>
-            <w:tcW w:w="2560" w:type="dxa"/>
-            <w:tcBorders>
-              <w:top w:val="single" w:sz="4" w:space="0" w:color="CCCCCC"/>
-              <w:left w:val="single" w:sz="4" w:space="0" w:color="CCCCCC"/>
-              <w:bottom w:val="single" w:sz="4" w:space="0" w:color="CCCCCC"/>
-              <w:right w:val="single" w:sz="4" w:space="0" w:color="CCCCCC"/>
-            </w:tcBorders>
-            <w:shd w:val="clear" w:color="auto" w:fill="F5F5F5"/>
-            <w:tcMar>
-              <w:top w:w="80" w:type="dxa"/>
-              <w:left w:w="120" w:type="dxa"/>
-              <w:bottom w:w="80" w:type="dxa"/>
-              <w:right w:w="120" w:type="dxa"/>
-            </w:tcMar>
-          </w:tcPr>
-          <w:p>
-            <w:r>
-              <w:rPr>
-                <w:sz w:val="17"/>
-                <w:szCs w:val="17"/>
-              </w:rPr>
-              <w:t>First major IFA Davis engagement opportunity</w:t>
-            </w:r>
-          </w:p>
-        </w:tc>
-      </w:tr>
-      <w:tr>
-        <w:tblPrEx>
-          <w:tblCellMar>
-            <w:top w:w="0" w:type="dxa"/>
-            <w:bottom w:w="0" w:type="dxa"/>
-          </w:tblCellMar>
-        </w:tblPrEx>
-        <w:tc>
-          <w:tcPr>
-            <w:tcW w:w="2400" w:type="dxa"/>
-            <w:tcBorders>
-              <w:top w:val="single" w:sz="4" w:space="0" w:color="CCCCCC"/>
-              <w:left w:val="single" w:sz="4" w:space="0" w:color="CCCCCC"/>
-              <w:bottom w:val="single" w:sz="4" w:space="0" w:color="CCCCCC"/>
-              <w:right w:val="single" w:sz="4" w:space="0" w:color="CCCCCC"/>
-            </w:tcBorders>
-            <w:tcMar>
-              <w:top w:w="80" w:type="dxa"/>
-              <w:left w:w="120" w:type="dxa"/>
-              <w:bottom w:w="80" w:type="dxa"/>
-              <w:right w:w="120" w:type="dxa"/>
-            </w:tcMar>
-          </w:tcPr>
-          <w:p>
-            <w:r>
-              <w:rPr>
-                <w:b/>
-                <w:bCs/>
-                <w:sz w:val="17"/>
-                <w:szCs w:val="17"/>
-              </w:rPr>
-              <w:t>Gagan Sinha (CIO)</w:t>
-            </w:r>
-          </w:p>
-        </w:tc>
-        <w:tc>
-          <w:tcPr>
-            <w:tcW w:w="2700" w:type="dxa"/>
-            <w:tcBorders>
-              <w:top w:val="single" w:sz="4" w:space="0" w:color="CCCCCC"/>
-              <w:left w:val="single" w:sz="4" w:space="0" w:color="CCCCCC"/>
-              <w:bottom w:val="single" w:sz="4" w:space="0" w:color="CCCCCC"/>
-              <w:right w:val="single" w:sz="4" w:space="0" w:color="CCCCCC"/>
-            </w:tcBorders>
-            <w:tcMar>
-              <w:top w:w="80" w:type="dxa"/>
-              <w:left w:w="120" w:type="dxa"/>
-              <w:bottom w:w="80" w:type="dxa"/>
-              <w:right w:w="120" w:type="dxa"/>
-            </w:tcMar>
-          </w:tcPr>
-          <w:p>
-            <w:r>
-              <w:rPr>
-                <w:i/>
-                <w:iCs/>
-                <w:sz w:val="17"/>
-                <w:szCs w:val="17"/>
-              </w:rPr>
-              <w:t>IFA Annual 2027 (Feb 22-24 Vegas)</w:t>
-            </w:r>
-          </w:p>
-        </w:tc>
-        <w:tc>
-          <w:tcPr>
-            <w:tcW w:w="2700" w:type="dxa"/>
-            <w:tcBorders>
-              <w:top w:val="single" w:sz="4" w:space="0" w:color="CCCCCC"/>
-              <w:left w:val="single" w:sz="4" w:space="0" w:color="CCCCCC"/>
-              <w:bottom w:val="single" w:sz="4" w:space="0" w:color="CCCCCC"/>
-              <w:right w:val="single" w:sz="4" w:space="0" w:color="CCCCCC"/>
-            </w:tcBorders>
-            <w:tcMar>
-              <w:top w:w="80" w:type="dxa"/>
-              <w:left w:w="120" w:type="dxa"/>
-              <w:bottom w:w="80" w:type="dxa"/>
-              <w:right w:w="120" w:type="dxa"/>
-            </w:tcMar>
-          </w:tcPr>
-          <w:p>
-            <w:r>
-              <w:rPr>
-                <w:sz w:val="17"/>
-                <w:szCs w:val="17"/>
-              </w:rPr>
-              <w:t>First IFA in role — building network</w:t>
-            </w:r>
-          </w:p>
-        </w:tc>
-        <w:tc>
-          <w:tcPr>
-            <w:tcW w:w="2560" w:type="dxa"/>
-            <w:tcBorders>
-              <w:top w:val="single" w:sz="4" w:space="0" w:color="CCCCCC"/>
-              <w:left w:val="single" w:sz="4" w:space="0" w:color="CCCCCC"/>
-              <w:bottom w:val="single" w:sz="4" w:space="0" w:color="CCCCCC"/>
-              <w:right w:val="single" w:sz="4" w:space="0" w:color="CCCCCC"/>
-            </w:tcBorders>
-            <w:shd w:val="clear" w:color="auto" w:fill="F5F5F5"/>
-            <w:tcMar>
-              <w:top w:w="80" w:type="dxa"/>
-              <w:left w:w="120" w:type="dxa"/>
-              <w:bottom w:w="80" w:type="dxa"/>
-              <w:right w:w="120" w:type="dxa"/>
-            </w:tcMar>
-          </w:tcPr>
-          <w:p>
-            <w:r>
-              <w:rPr>
-                <w:sz w:val="17"/>
-                <w:szCs w:val="17"/>
-              </w:rPr>
-              <w:t>Sinha is the FSM decision-maker. Book the meeting.</w:t>
-            </w:r>
-          </w:p>
-        </w:tc>
-      </w:tr>
-      <w:tr>
-        <w:tblPrEx>
-          <w:tblCellMar>
-            <w:top w:w="0" w:type="dxa"/>
-            <w:bottom w:w="0" w:type="dxa"/>
-          </w:tblCellMar>
-        </w:tblPrEx>
-        <w:tc>
-          <w:tcPr>
-            <w:tcW w:w="2400" w:type="dxa"/>
-            <w:tcBorders>
-              <w:top w:val="single" w:sz="4" w:space="0" w:color="CCCCCC"/>
-              <w:left w:val="single" w:sz="4" w:space="0" w:color="CCCCCC"/>
-              <w:bottom w:val="single" w:sz="4" w:space="0" w:color="CCCCCC"/>
-              <w:right w:val="single" w:sz="4" w:space="0" w:color="CCCCCC"/>
-            </w:tcBorders>
-            <w:tcMar>
-              <w:top w:w="80" w:type="dxa"/>
-              <w:left w:w="120" w:type="dxa"/>
-              <w:bottom w:w="80" w:type="dxa"/>
-              <w:right w:w="120" w:type="dxa"/>
-            </w:tcMar>
-          </w:tcPr>
-          <w:p>
-            <w:r>
-              <w:rPr>
-                <w:b/>
-                <w:bCs/>
-                <w:sz w:val="17"/>
-                <w:szCs w:val="17"/>
-              </w:rPr>
-              <w:t>Stacy Lynn Bourgeois (CMO)</w:t>
-            </w:r>
-          </w:p>
-        </w:tc>
-        <w:tc>
-          <w:tcPr>
-            <w:tcW w:w="2700" w:type="dxa"/>
-            <w:tcBorders>
-              <w:top w:val="single" w:sz="4" w:space="0" w:color="CCCCCC"/>
-              <w:left w:val="single" w:sz="4" w:space="0" w:color="CCCCCC"/>
-              <w:bottom w:val="single" w:sz="4" w:space="0" w:color="CCCCCC"/>
-              <w:right w:val="single" w:sz="4" w:space="0" w:color="CCCCCC"/>
-            </w:tcBorders>
-            <w:tcMar>
-              <w:top w:w="80" w:type="dxa"/>
-              <w:left w:w="120" w:type="dxa"/>
-              <w:bottom w:w="80" w:type="dxa"/>
-              <w:right w:w="120" w:type="dxa"/>
-            </w:tcMar>
-          </w:tcPr>
-          <w:p>
-            <w:r>
-              <w:rPr>
-                <w:i/>
-                <w:iCs/>
-                <w:sz w:val="17"/>
-                <w:szCs w:val="17"/>
-              </w:rPr>
-              <w:t>FCXC 2026 (June 2-4 Atlanta)</w:t>
-            </w:r>
-          </w:p>
-        </w:tc>
-        <w:tc>
-          <w:tcPr>
-            <w:tcW w:w="2700" w:type="dxa"/>
-            <w:tcBorders>
-              <w:top w:val="single" w:sz="4" w:space="0" w:color="CCCCCC"/>
-              <w:left w:val="single" w:sz="4" w:space="0" w:color="CCCCCC"/>
-              <w:bottom w:val="single" w:sz="4" w:space="0" w:color="CCCCCC"/>
-              <w:right w:val="single" w:sz="4" w:space="0" w:color="CCCCCC"/>
-            </w:tcBorders>
-            <w:tcMar>
-              <w:top w:w="80" w:type="dxa"/>
-              <w:left w:w="120" w:type="dxa"/>
-              <w:bottom w:w="80" w:type="dxa"/>
-              <w:right w:w="120" w:type="dxa"/>
-            </w:tcMar>
-          </w:tcPr>
-          <w:p>
-            <w:r>
-              <w:rPr>
-                <w:sz w:val="17"/>
-                <w:szCs w:val="17"/>
-              </w:rPr>
-              <w:t>Her Yum! data-driven background = exactly this audience</w:t>
-            </w:r>
-          </w:p>
-        </w:tc>
-        <w:tc>
-          <w:tcPr>
-            <w:tcW w:w="2560" w:type="dxa"/>
-            <w:tcBorders>
-              <w:top w:val="single" w:sz="4" w:space="0" w:color="CCCCCC"/>
-              <w:left w:val="single" w:sz="4" w:space="0" w:color="CCCCCC"/>
-              <w:bottom w:val="single" w:sz="4" w:space="0" w:color="CCCCCC"/>
-              <w:right w:val="single" w:sz="4" w:space="0" w:color="CCCCCC"/>
-            </w:tcBorders>
-            <w:shd w:val="clear" w:color="auto" w:fill="F5F5F5"/>
-            <w:tcMar>
-              <w:top w:w="80" w:type="dxa"/>
-              <w:left w:w="120" w:type="dxa"/>
-              <w:bottom w:w="80" w:type="dxa"/>
-              <w:right w:w="120" w:type="dxa"/>
-            </w:tcMar>
-          </w:tcPr>
-          <w:p>
-            <w:r>
-              <w:rPr>
-                <w:sz w:val="17"/>
-                <w:szCs w:val="17"/>
-              </w:rPr>
-              <w:t>CMO target alongside Davis</w:t>
-            </w:r>
-          </w:p>
-        </w:tc>
-      </w:tr>
-      <w:tr>
-        <w:tblPrEx>
-          <w:tblCellMar>
-            <w:top w:w="0" w:type="dxa"/>
-            <w:bottom w:w="0" w:type="dxa"/>
-          </w:tblCellMar>
-        </w:tblPrEx>
-        <w:tc>
-          <w:tcPr>
-            <w:tcW w:w="2400" w:type="dxa"/>
-            <w:tcBorders>
-              <w:top w:val="single" w:sz="4" w:space="0" w:color="CCCCCC"/>
-              <w:left w:val="single" w:sz="4" w:space="0" w:color="CCCCCC"/>
-              <w:bottom w:val="single" w:sz="4" w:space="0" w:color="CCCCCC"/>
-              <w:right w:val="single" w:sz="4" w:space="0" w:color="CCCCCC"/>
-            </w:tcBorders>
-            <w:tcMar>
-              <w:top w:w="80" w:type="dxa"/>
-              <w:left w:w="120" w:type="dxa"/>
-              <w:bottom w:w="80" w:type="dxa"/>
-              <w:right w:w="120" w:type="dxa"/>
-            </w:tcMar>
-          </w:tcPr>
-          <w:p>
-            <w:r>
-              <w:rPr>
-                <w:b/>
-                <w:bCs/>
-                <w:sz w:val="17"/>
-                <w:szCs w:val="17"/>
-              </w:rPr>
-              <w:t>Brad Stevenson (CDO)</w:t>
-            </w:r>
-          </w:p>
-        </w:tc>
-        <w:tc>
-          <w:tcPr>
-            <w:tcW w:w="2700" w:type="dxa"/>
-            <w:tcBorders>
-              <w:top w:val="single" w:sz="4" w:space="0" w:color="CCCCCC"/>
-              <w:left w:val="single" w:sz="4" w:space="0" w:color="CCCCCC"/>
-              <w:bottom w:val="single" w:sz="4" w:space="0" w:color="CCCCCC"/>
-              <w:right w:val="single" w:sz="4" w:space="0" w:color="CCCCCC"/>
-            </w:tcBorders>
-            <w:tcMar>
-              <w:top w:w="80" w:type="dxa"/>
-              <w:left w:w="120" w:type="dxa"/>
-              <w:bottom w:w="80" w:type="dxa"/>
-              <w:right w:w="120" w:type="dxa"/>
-            </w:tcMar>
-          </w:tcPr>
-          <w:p>
-            <w:r>
-              <w:rPr>
-                <w:i/>
-                <w:iCs/>
-                <w:sz w:val="17"/>
-                <w:szCs w:val="17"/>
-              </w:rPr>
-              <w:t>FLDC 2026 (Oct 6-8 Atlanta)</w:t>
-            </w:r>
-          </w:p>
-        </w:tc>
-        <w:tc>
-          <w:tcPr>
-            <w:tcW w:w="2700" w:type="dxa"/>
-            <w:tcBorders>
-              <w:top w:val="single" w:sz="4" w:space="0" w:color="CCCCCC"/>
-              <w:left w:val="single" w:sz="4" w:space="0" w:color="CCCCCC"/>
-              <w:bottom w:val="single" w:sz="4" w:space="0" w:color="CCCCCC"/>
-              <w:right w:val="single" w:sz="4" w:space="0" w:color="CCCCCC"/>
-            </w:tcBorders>
-            <w:tcMar>
-              <w:top w:w="80" w:type="dxa"/>
-              <w:left w:w="120" w:type="dxa"/>
-              <w:bottom w:w="80" w:type="dxa"/>
-              <w:right w:w="120" w:type="dxa"/>
-            </w:tcMar>
-          </w:tcPr>
-          <w:p>
-            <w:r>
-              <w:rPr>
-                <w:sz w:val="17"/>
-                <w:szCs w:val="17"/>
-              </w:rPr>
-              <w:t>Standard CDO presence at FLDC</w:t>
-            </w:r>
-          </w:p>
-        </w:tc>
-        <w:tc>
-          <w:tcPr>
-            <w:tcW w:w="2560" w:type="dxa"/>
-            <w:tcBorders>
-              <w:top w:val="single" w:sz="4" w:space="0" w:color="CCCCCC"/>
-              <w:left w:val="single" w:sz="4" w:space="0" w:color="CCCCCC"/>
-              <w:bottom w:val="single" w:sz="4" w:space="0" w:color="CCCCCC"/>
-              <w:right w:val="single" w:sz="4" w:space="0" w:color="CCCCCC"/>
-            </w:tcBorders>
-            <w:shd w:val="clear" w:color="auto" w:fill="F5F5F5"/>
-            <w:tcMar>
-              <w:top w:w="80" w:type="dxa"/>
-              <w:left w:w="120" w:type="dxa"/>
-              <w:bottom w:w="80" w:type="dxa"/>
-              <w:right w:w="120" w:type="dxa"/>
-            </w:tcMar>
-          </w:tcPr>
-          <w:p>
-            <w:r>
-              <w:rPr>
-                <w:sz w:val="17"/>
-                <w:szCs w:val="17"/>
-              </w:rPr>
-              <w:t>Standard franchise development conversation</w:t>
-            </w:r>
-          </w:p>
-        </w:tc>
-      </w:tr>
-      <w:tr>
-        <w:tblPrEx>
-          <w:tblCellMar>
-            <w:top w:w="0" w:type="dxa"/>
-            <w:bottom w:w="0" w:type="dxa"/>
-          </w:tblCellMar>
-        </w:tblPrEx>
-        <w:tc>
-          <w:tcPr>
-            <w:tcW w:w="2400" w:type="dxa"/>
-            <w:tcBorders>
-              <w:top w:val="single" w:sz="4" w:space="0" w:color="CCCCCC"/>
-              <w:left w:val="single" w:sz="4" w:space="0" w:color="CCCCCC"/>
-              <w:bottom w:val="single" w:sz="4" w:space="0" w:color="CCCCCC"/>
-              <w:right w:val="single" w:sz="4" w:space="0" w:color="CCCCCC"/>
-            </w:tcBorders>
-            <w:tcMar>
-              <w:top w:w="80" w:type="dxa"/>
-              <w:left w:w="120" w:type="dxa"/>
-              <w:bottom w:w="80" w:type="dxa"/>
-              <w:right w:w="120" w:type="dxa"/>
-            </w:tcMar>
-          </w:tcPr>
-          <w:p>
-            <w:r>
-              <w:rPr>
-                <w:b/>
-                <w:bCs/>
-                <w:sz w:val="17"/>
-                <w:szCs w:val="17"/>
-              </w:rPr>
-              <w:t>Mr. Rooter franchisees</w:t>
-            </w:r>
-          </w:p>
-        </w:tc>
-        <w:tc>
-          <w:tcPr>
-            <w:tcW w:w="2700" w:type="dxa"/>
-            <w:tcBorders>
-              <w:top w:val="single" w:sz="4" w:space="0" w:color="CCCCCC"/>
-              <w:left w:val="single" w:sz="4" w:space="0" w:color="CCCCCC"/>
-              <w:bottom w:val="single" w:sz="4" w:space="0" w:color="CCCCCC"/>
-              <w:right w:val="single" w:sz="4" w:space="0" w:color="CCCCCC"/>
-            </w:tcBorders>
-            <w:tcMar>
-              <w:top w:w="80" w:type="dxa"/>
-              <w:left w:w="120" w:type="dxa"/>
-              <w:bottom w:w="80" w:type="dxa"/>
-              <w:right w:w="120" w:type="dxa"/>
-            </w:tcMar>
-          </w:tcPr>
-          <w:p>
-            <w:r>
-              <w:rPr>
-                <w:i/>
-                <w:iCs/>
-                <w:sz w:val="17"/>
-                <w:szCs w:val="17"/>
-              </w:rPr>
-              <w:t>PHCC CONNECT 2026 (Oct 19-22 Milwaukee)</w:t>
-            </w:r>
-          </w:p>
-        </w:tc>
-        <w:tc>
-          <w:tcPr>
-            <w:tcW w:w="2700" w:type="dxa"/>
-            <w:tcBorders>
-              <w:top w:val="single" w:sz="4" w:space="0" w:color="CCCCCC"/>
-              <w:left w:val="single" w:sz="4" w:space="0" w:color="CCCCCC"/>
-              <w:bottom w:val="single" w:sz="4" w:space="0" w:color="CCCCCC"/>
-              <w:right w:val="single" w:sz="4" w:space="0" w:color="CCCCCC"/>
-            </w:tcBorders>
-            <w:tcMar>
-              <w:top w:w="80" w:type="dxa"/>
-              <w:left w:w="120" w:type="dxa"/>
-              <w:bottom w:w="80" w:type="dxa"/>
-              <w:right w:w="120" w:type="dxa"/>
-            </w:tcMar>
-          </w:tcPr>
-          <w:p>
-            <w:r>
-              <w:rPr>
-                <w:sz w:val="17"/>
-                <w:szCs w:val="17"/>
-              </w:rPr>
-              <w:t>Plumbing-vertical channel for Mr. Rooter operators</w:t>
-            </w:r>
-          </w:p>
-        </w:tc>
-        <w:tc>
-          <w:tcPr>
-            <w:tcW w:w="2560" w:type="dxa"/>
-            <w:tcBorders>
-              <w:top w:val="single" w:sz="4" w:space="0" w:color="CCCCCC"/>
-              <w:left w:val="single" w:sz="4" w:space="0" w:color="CCCCCC"/>
-              <w:bottom w:val="single" w:sz="4" w:space="0" w:color="CCCCCC"/>
-              <w:right w:val="single" w:sz="4" w:space="0" w:color="CCCCCC"/>
-            </w:tcBorders>
-            <w:shd w:val="clear" w:color="auto" w:fill="F5F5F5"/>
-            <w:tcMar>
-              <w:top w:w="80" w:type="dxa"/>
-              <w:left w:w="120" w:type="dxa"/>
-              <w:bottom w:w="80" w:type="dxa"/>
-              <w:right w:w="120" w:type="dxa"/>
-            </w:tcMar>
-          </w:tcPr>
-          <w:p>
-            <w:r>
-              <w:rPr>
-                <w:sz w:val="17"/>
-                <w:szCs w:val="17"/>
-              </w:rPr>
-              <w:t>Booth + targeted operator outreach</w:t>
-            </w:r>
-          </w:p>
-        </w:tc>
-      </w:tr>
-      <w:tr>
-        <w:tblPrEx>
-          <w:tblCellMar>
-            <w:top w:w="0" w:type="dxa"/>
-            <w:bottom w:w="0" w:type="dxa"/>
-          </w:tblCellMar>
-        </w:tblPrEx>
-        <w:tc>
-          <w:tcPr>
-            <w:tcW w:w="2400" w:type="dxa"/>
-            <w:tcBorders>
-              <w:top w:val="single" w:sz="4" w:space="0" w:color="CCCCCC"/>
-              <w:left w:val="single" w:sz="4" w:space="0" w:color="CCCCCC"/>
-              <w:bottom w:val="single" w:sz="4" w:space="0" w:color="CCCCCC"/>
-              <w:right w:val="single" w:sz="4" w:space="0" w:color="CCCCCC"/>
-            </w:tcBorders>
-            <w:tcMar>
-              <w:top w:w="80" w:type="dxa"/>
-              <w:left w:w="120" w:type="dxa"/>
-              <w:bottom w:w="80" w:type="dxa"/>
-              <w:right w:w="120" w:type="dxa"/>
-            </w:tcMar>
-          </w:tcPr>
-          <w:p>
-            <w:r>
-              <w:rPr>
-                <w:b/>
-                <w:bCs/>
-                <w:sz w:val="17"/>
-                <w:szCs w:val="17"/>
-              </w:rPr>
-              <w:t>Mosquito Joe franchisees</w:t>
-            </w:r>
-          </w:p>
-        </w:tc>
-        <w:tc>
-          <w:tcPr>
-            <w:tcW w:w="2700" w:type="dxa"/>
-            <w:tcBorders>
-              <w:top w:val="single" w:sz="4" w:space="0" w:color="CCCCCC"/>
-              <w:left w:val="single" w:sz="4" w:space="0" w:color="CCCCCC"/>
-              <w:bottom w:val="single" w:sz="4" w:space="0" w:color="CCCCCC"/>
-              <w:right w:val="single" w:sz="4" w:space="0" w:color="CCCCCC"/>
-            </w:tcBorders>
-            <w:tcMar>
-              <w:top w:w="80" w:type="dxa"/>
-              <w:left w:w="120" w:type="dxa"/>
-              <w:bottom w:w="80" w:type="dxa"/>
-              <w:right w:w="120" w:type="dxa"/>
-            </w:tcMar>
-          </w:tcPr>
-          <w:p>
-            <w:proofErr w:type="spellStart"/>
-            <w:r>
-              <w:rPr>
-                <w:i/>
-                <w:iCs/>
-                <w:sz w:val="17"/>
-                <w:szCs w:val="17"/>
-              </w:rPr>
-              <w:t>PestWorld</w:t>
-            </w:r>
-            <w:proofErr w:type="spellEnd"/>
-            <w:r>
-              <w:rPr>
-                <w:i/>
-                <w:iCs/>
-                <w:sz w:val="17"/>
-                <w:szCs w:val="17"/>
-              </w:rPr>
-              <w:t xml:space="preserve"> 2026 (Oct 20-23 Grapevine TX)</w:t>
-            </w:r>
-          </w:p>
-        </w:tc>
-        <w:tc>
-          <w:tcPr>
-            <w:tcW w:w="2700" w:type="dxa"/>
-            <w:tcBorders>
-              <w:top w:val="single" w:sz="4" w:space="0" w:color="CCCCCC"/>
-              <w:left w:val="single" w:sz="4" w:space="0" w:color="CCCCCC"/>
-              <w:bottom w:val="single" w:sz="4" w:space="0" w:color="CCCCCC"/>
-              <w:right w:val="single" w:sz="4" w:space="0" w:color="CCCCCC"/>
-            </w:tcBorders>
-            <w:tcMar>
-              <w:top w:w="80" w:type="dxa"/>
-              <w:left w:w="120" w:type="dxa"/>
-              <w:bottom w:w="80" w:type="dxa"/>
-              <w:right w:w="120" w:type="dxa"/>
-            </w:tcMar>
-          </w:tcPr>
-          <w:p>
-            <w:r>
-              <w:rPr>
-                <w:sz w:val="17"/>
-                <w:szCs w:val="17"/>
-              </w:rPr>
-              <w:t>Pest-vertical channel for Mosquito Joe operators</w:t>
-            </w:r>
-          </w:p>
-        </w:tc>
-        <w:tc>
-          <w:tcPr>
-            <w:tcW w:w="2560" w:type="dxa"/>
-            <w:tcBorders>
-              <w:top w:val="single" w:sz="4" w:space="0" w:color="CCCCCC"/>
-              <w:left w:val="single" w:sz="4" w:space="0" w:color="CCCCCC"/>
-              <w:bottom w:val="single" w:sz="4" w:space="0" w:color="CCCCCC"/>
-              <w:right w:val="single" w:sz="4" w:space="0" w:color="CCCCCC"/>
-            </w:tcBorders>
-            <w:shd w:val="clear" w:color="auto" w:fill="F5F5F5"/>
-            <w:tcMar>
-              <w:top w:w="80" w:type="dxa"/>
-              <w:left w:w="120" w:type="dxa"/>
-              <w:bottom w:w="80" w:type="dxa"/>
-              <w:right w:w="120" w:type="dxa"/>
-            </w:tcMar>
-          </w:tcPr>
-          <w:p>
-            <w:r>
-              <w:rPr>
-                <w:sz w:val="17"/>
-                <w:szCs w:val="17"/>
-              </w:rPr>
-              <w:t>Booth + targeted operator outreach</w:t>
-            </w:r>
-          </w:p>
-        </w:tc>
-      </w:tr>
-      <w:tr>
-        <w:tblPrEx>
-          <w:tblCellMar>
-            <w:top w:w="0" w:type="dxa"/>
-            <w:bottom w:w="0" w:type="dxa"/>
-          </w:tblCellMar>
-        </w:tblPrEx>
-        <w:tc>
-          <w:tcPr>
-            <w:tcW w:w="2400" w:type="dxa"/>
-            <w:tcBorders>
-              <w:top w:val="single" w:sz="4" w:space="0" w:color="CCCCCC"/>
-              <w:left w:val="single" w:sz="4" w:space="0" w:color="CCCCCC"/>
-              <w:bottom w:val="single" w:sz="4" w:space="0" w:color="CCCCCC"/>
-              <w:right w:val="single" w:sz="4" w:space="0" w:color="CCCCCC"/>
-            </w:tcBorders>
-            <w:tcMar>
-              <w:top w:w="80" w:type="dxa"/>
-              <w:left w:w="120" w:type="dxa"/>
-              <w:bottom w:w="80" w:type="dxa"/>
-              <w:right w:w="120" w:type="dxa"/>
-            </w:tcMar>
-          </w:tcPr>
-          <w:p>
-            <w:r>
-              <w:rPr>
-                <w:b/>
-                <w:bCs/>
-                <w:sz w:val="17"/>
-                <w:szCs w:val="17"/>
-              </w:rPr>
-              <w:t>David Brandon (Chairman + KKR Advisor)</w:t>
-            </w:r>
-          </w:p>
-        </w:tc>
-        <w:tc>
-          <w:tcPr>
-            <w:tcW w:w="2700" w:type="dxa"/>
-            <w:tcBorders>
-              <w:top w:val="single" w:sz="4" w:space="0" w:color="CCCCCC"/>
-              <w:left w:val="single" w:sz="4" w:space="0" w:color="CCCCCC"/>
-              <w:bottom w:val="single" w:sz="4" w:space="0" w:color="CCCCCC"/>
-              <w:right w:val="single" w:sz="4" w:space="0" w:color="CCCCCC"/>
-            </w:tcBorders>
-            <w:tcMar>
-              <w:top w:w="80" w:type="dxa"/>
-              <w:left w:w="120" w:type="dxa"/>
-              <w:bottom w:w="80" w:type="dxa"/>
-              <w:right w:w="120" w:type="dxa"/>
-            </w:tcMar>
-          </w:tcPr>
-          <w:p>
-            <w:r>
-              <w:rPr>
-                <w:i/>
-                <w:iCs/>
-                <w:sz w:val="17"/>
-                <w:szCs w:val="17"/>
-              </w:rPr>
-              <w:t>IFA Annual 2027 (probable)</w:t>
-            </w:r>
-          </w:p>
-        </w:tc>
-        <w:tc>
-          <w:tcPr>
-            <w:tcW w:w="2700" w:type="dxa"/>
-            <w:tcBorders>
-              <w:top w:val="single" w:sz="4" w:space="0" w:color="CCCCCC"/>
-              <w:left w:val="single" w:sz="4" w:space="0" w:color="CCCCCC"/>
-              <w:bottom w:val="single" w:sz="4" w:space="0" w:color="CCCCCC"/>
-              <w:right w:val="single" w:sz="4" w:space="0" w:color="CCCCCC"/>
-            </w:tcBorders>
-            <w:tcMar>
-              <w:top w:w="80" w:type="dxa"/>
-              <w:left w:w="120" w:type="dxa"/>
-              <w:bottom w:w="80" w:type="dxa"/>
-              <w:right w:w="120" w:type="dxa"/>
-            </w:tcMar>
-          </w:tcPr>
-          <w:p>
-            <w:r>
-              <w:rPr>
-                <w:sz w:val="17"/>
-                <w:szCs w:val="17"/>
-              </w:rPr>
-              <w:t>Senior franchise industry presence — KKR-aligned</w:t>
-            </w:r>
-          </w:p>
-        </w:tc>
-        <w:tc>
-          <w:tcPr>
-            <w:tcW w:w="2560" w:type="dxa"/>
-            <w:tcBorders>
-              <w:top w:val="single" w:sz="4" w:space="0" w:color="CCCCCC"/>
-              <w:left w:val="single" w:sz="4" w:space="0" w:color="CCCCCC"/>
-              <w:bottom w:val="single" w:sz="4" w:space="0" w:color="CCCCCC"/>
-              <w:right w:val="single" w:sz="4" w:space="0" w:color="CCCCCC"/>
-            </w:tcBorders>
-            <w:shd w:val="clear" w:color="auto" w:fill="F5F5F5"/>
-            <w:tcMar>
-              <w:top w:w="80" w:type="dxa"/>
-              <w:left w:w="120" w:type="dxa"/>
-              <w:bottom w:w="80" w:type="dxa"/>
-              <w:right w:w="120" w:type="dxa"/>
-            </w:tcMar>
-          </w:tcPr>
-          <w:p>
-            <w:r>
-              <w:rPr>
-                <w:sz w:val="17"/>
-                <w:szCs w:val="17"/>
-              </w:rPr>
-              <w:t>WARM PATH TARGET — activate via GPSI team before IFA</w:t>
-            </w:r>
-          </w:p>
-        </w:tc>
-      </w:tr>
-    </w:tbl>
-    <w:p>
-      <w:pPr>
-        <w:pStyle w:val="Heading2"/>
-      </w:pPr>
-      <w:r>
-        <w:t>3. Wedge brand field tracking</w:t>
-      </w:r>
-    </w:p>
-    <w:p>
-      <w:pPr>
-        <w:spacing w:before="80" w:after="80"/>
-      </w:pPr>
-      <w:r>
-        <w:t>If the wedge brand is where we land first, then we need to know exactly where their franchisees and corporate teams gather. Three layers per brand: corporate events, franchisee gatherings, and vertical-industry events.</w:t>
-      </w:r>
-    </w:p>
-    <w:p>
-      <w:pPr>
-        <w:spacing w:before="200" w:after="100"/>
-      </w:pPr>
-      <w:r>
-        <w:rPr>
-          <w:b/>
-          <w:bCs/>
-          <w:color w:val="1A2B3C"/>
-        </w:rPr>
-        <w:t>Mr. Rooter (~229 US locations) — plumbing vertical wedge</w:t>
-      </w:r>
-    </w:p>
-    <w:tbl>
-      <w:tblPr>
-        <w:tblW w:w="10360" w:type="dxa"/>
-        <w:tblBorders>
-          <w:top w:val="single" w:sz="4" w:space="0" w:color="auto"/>
-          <w:left w:val="single" w:sz="4" w:space="0" w:color="auto"/>
-          <w:bottom w:val="single" w:sz="4" w:space="0" w:color="auto"/>
-          <w:right w:val="single" w:sz="4" w:space="0" w:color="auto"/>
-          <w:insideH w:val="single" w:sz="4" w:space="0" w:color="auto"/>
-          <w:insideV w:val="single" w:sz="4" w:space="0" w:color="auto"/>
-        </w:tblBorders>
-        <w:tblCellMar>
-          <w:left w:w="10" w:type="dxa"/>
-          <w:right w:w="10" w:type="dxa"/>
-        </w:tblCellMar>
-        <w:tblLook w:val="0000" w:firstRow="0" w:lastRow="0" w:firstColumn="0" w:lastColumn="0" w:noHBand="0" w:noVBand="0"/>
-      </w:tblPr>
-      <w:tblGrid>
-        <w:gridCol w:w="2400"/>
-        <w:gridCol w:w="7960"/>
-      </w:tblGrid>
-      <w:tr>
-        <w:tblPrEx>
-          <w:tblCellMar>
-            <w:top w:w="0" w:type="dxa"/>
-            <w:bottom w:w="0" w:type="dxa"/>
-          </w:tblCellMar>
-        </w:tblPrEx>
-        <w:tc>
-          <w:tcPr>
-            <w:tcW w:w="2400" w:type="dxa"/>
-            <w:tcBorders>
-              <w:top w:val="single" w:sz="4" w:space="0" w:color="CCCCCC"/>
-              <w:left w:val="single" w:sz="4" w:space="0" w:color="CCCCCC"/>
-              <w:bottom w:val="single" w:sz="4" w:space="0" w:color="CCCCCC"/>
-              <w:right w:val="single" w:sz="4" w:space="0" w:color="CCCCCC"/>
-            </w:tcBorders>
-            <w:shd w:val="clear" w:color="auto" w:fill="1A2B3C"/>
-            <w:tcMar>
-              <w:top w:w="80" w:type="dxa"/>
-              <w:left w:w="120" w:type="dxa"/>
-              <w:bottom w:w="80" w:type="dxa"/>
-              <w:right w:w="120" w:type="dxa"/>
-            </w:tcMar>
-          </w:tcPr>
-          <w:p>
-            <w:r>
-              <w:rPr>
-                <w:b/>
-                <w:bCs/>
-                <w:color w:val="FFFFFF"/>
-                <w:sz w:val="17"/>
-                <w:szCs w:val="17"/>
-              </w:rPr>
-              <w:t>Where corporate is</w:t>
-            </w:r>
-          </w:p>
-        </w:tc>
-        <w:tc>
-          <w:tcPr>
-            <w:tcW w:w="7960" w:type="dxa"/>
-            <w:tcBorders>
-              <w:top w:val="single" w:sz="4" w:space="0" w:color="CCCCCC"/>
-              <w:left w:val="single" w:sz="4" w:space="0" w:color="CCCCCC"/>
-              <w:bottom w:val="single" w:sz="4" w:space="0" w:color="CCCCCC"/>
-              <w:right w:val="single" w:sz="4" w:space="0" w:color="CCCCCC"/>
-            </w:tcBorders>
-            <w:tcMar>
-              <w:top w:w="80" w:type="dxa"/>
-              <w:left w:w="120" w:type="dxa"/>
-              <w:bottom w:w="80" w:type="dxa"/>
-              <w:right w:w="120" w:type="dxa"/>
-            </w:tcMar>
-          </w:tcPr>
-          <w:p>
-            <w:proofErr w:type="spellStart"/>
-            <w:r>
-              <w:rPr>
-                <w:sz w:val="17"/>
-                <w:szCs w:val="17"/>
-              </w:rPr>
-              <w:t>Neighborly's</w:t>
-            </w:r>
-            <w:proofErr w:type="spellEnd"/>
-            <w:r>
-              <w:rPr>
-                <w:sz w:val="17"/>
-                <w:szCs w:val="17"/>
-              </w:rPr>
-              <w:t xml:space="preserve"> annual convention (date TBD — Marketing teammates to confirm)</w:t>
-            </w:r>
-          </w:p>
-        </w:tc>
-      </w:tr>
-      <w:tr>
-        <w:tblPrEx>
-          <w:tblCellMar>
-            <w:top w:w="0" w:type="dxa"/>
-            <w:bottom w:w="0" w:type="dxa"/>
-          </w:tblCellMar>
-        </w:tblPrEx>
-        <w:tc>
-          <w:tcPr>
-            <w:tcW w:w="2400" w:type="dxa"/>
-            <w:tcBorders>
-              <w:top w:val="single" w:sz="4" w:space="0" w:color="CCCCCC"/>
-              <w:left w:val="single" w:sz="4" w:space="0" w:color="CCCCCC"/>
-              <w:bottom w:val="single" w:sz="4" w:space="0" w:color="CCCCCC"/>
-              <w:right w:val="single" w:sz="4" w:space="0" w:color="CCCCCC"/>
-            </w:tcBorders>
-            <w:shd w:val="clear" w:color="auto" w:fill="1A2B3C"/>
-            <w:tcMar>
-              <w:top w:w="80" w:type="dxa"/>
-              <w:left w:w="120" w:type="dxa"/>
-              <w:bottom w:w="80" w:type="dxa"/>
-              <w:right w:w="120" w:type="dxa"/>
-            </w:tcMar>
-          </w:tcPr>
-          <w:p>
-            <w:r>
-              <w:rPr>
-                <w:b/>
-                <w:bCs/>
-                <w:color w:val="FFFFFF"/>
-                <w:sz w:val="17"/>
-                <w:szCs w:val="17"/>
-              </w:rPr>
-              <w:t>Where franchisees gather</w:t>
-            </w:r>
-          </w:p>
-        </w:tc>
-        <w:tc>
-          <w:tcPr>
-            <w:tcW w:w="7960" w:type="dxa"/>
-            <w:tcBorders>
-              <w:top w:val="single" w:sz="4" w:space="0" w:color="CCCCCC"/>
-              <w:left w:val="single" w:sz="4" w:space="0" w:color="CCCCCC"/>
-              <w:bottom w:val="single" w:sz="4" w:space="0" w:color="CCCCCC"/>
-              <w:right w:val="single" w:sz="4" w:space="0" w:color="CCCCCC"/>
-            </w:tcBorders>
-            <w:tcMar>
-              <w:top w:w="80" w:type="dxa"/>
-              <w:left w:w="120" w:type="dxa"/>
-              <w:bottom w:w="80" w:type="dxa"/>
-              <w:right w:w="120" w:type="dxa"/>
-            </w:tcMar>
-          </w:tcPr>
-          <w:p>
-            <w:r>
-              <w:rPr>
-                <w:sz w:val="17"/>
-                <w:szCs w:val="17"/>
-              </w:rPr>
-              <w:t>MUFC 2027 (Apr 26-29 Vegas) · Mr. Rooter regional meetings (request)</w:t>
-            </w:r>
-          </w:p>
-        </w:tc>
-      </w:tr>
-      <w:tr>
-        <w:tblPrEx>
-          <w:tblCellMar>
-            <w:top w:w="0" w:type="dxa"/>
-            <w:bottom w:w="0" w:type="dxa"/>
-          </w:tblCellMar>
-        </w:tblPrEx>
-        <w:tc>
-          <w:tcPr>
-            <w:tcW w:w="2400" w:type="dxa"/>
-            <w:tcBorders>
-              <w:top w:val="single" w:sz="4" w:space="0" w:color="CCCCCC"/>
-              <w:left w:val="single" w:sz="4" w:space="0" w:color="CCCCCC"/>
-              <w:bottom w:val="single" w:sz="4" w:space="0" w:color="CCCCCC"/>
-              <w:right w:val="single" w:sz="4" w:space="0" w:color="CCCCCC"/>
-            </w:tcBorders>
-            <w:shd w:val="clear" w:color="auto" w:fill="1A2B3C"/>
-            <w:tcMar>
-              <w:top w:w="80" w:type="dxa"/>
-              <w:left w:w="120" w:type="dxa"/>
-              <w:bottom w:w="80" w:type="dxa"/>
-              <w:right w:w="120" w:type="dxa"/>
-            </w:tcMar>
-          </w:tcPr>
-          <w:p>
-            <w:r>
-              <w:rPr>
-                <w:b/>
-                <w:bCs/>
-                <w:color w:val="FFFFFF"/>
-                <w:sz w:val="17"/>
-                <w:szCs w:val="17"/>
-              </w:rPr>
-              <w:t>Vertical industry events</w:t>
-            </w:r>
-          </w:p>
-        </w:tc>
-        <w:tc>
-          <w:tcPr>
-            <w:tcW w:w="7960" w:type="dxa"/>
-            <w:tcBorders>
-              <w:top w:val="single" w:sz="4" w:space="0" w:color="CCCCCC"/>
-              <w:left w:val="single" w:sz="4" w:space="0" w:color="CCCCCC"/>
-              <w:bottom w:val="single" w:sz="4" w:space="0" w:color="CCCCCC"/>
-              <w:right w:val="single" w:sz="4" w:space="0" w:color="CCCCCC"/>
-            </w:tcBorders>
-            <w:tcMar>
-              <w:top w:w="80" w:type="dxa"/>
-              <w:left w:w="120" w:type="dxa"/>
-              <w:bottom w:w="80" w:type="dxa"/>
-              <w:right w:w="120" w:type="dxa"/>
-            </w:tcMar>
-          </w:tcPr>
-          <w:p>
-            <w:r>
-              <w:rPr>
-                <w:sz w:val="17"/>
-                <w:szCs w:val="17"/>
-              </w:rPr>
-              <w:t>PHCC CONNECT 2026 (Oct 19-22 Milwaukee) · Service World Expo 2026 (Nov 9-12 Vegas) — 10,000+ residential contractors · WWETT Show 2027 (drain/wastewater)</w:t>
-            </w:r>
-          </w:p>
-        </w:tc>
-      </w:tr>
-      <w:tr>
-        <w:tblPrEx>
-          <w:tblCellMar>
-            <w:top w:w="0" w:type="dxa"/>
-            <w:bottom w:w="0" w:type="dxa"/>
-          </w:tblCellMar>
-        </w:tblPrEx>
-        <w:tc>
-          <w:tcPr>
-            <w:tcW w:w="2400" w:type="dxa"/>
-            <w:tcBorders>
-              <w:top w:val="single" w:sz="4" w:space="0" w:color="CCCCCC"/>
-              <w:left w:val="single" w:sz="4" w:space="0" w:color="CCCCCC"/>
-              <w:bottom w:val="single" w:sz="4" w:space="0" w:color="CCCCCC"/>
-              <w:right w:val="single" w:sz="4" w:space="0" w:color="CCCCCC"/>
-            </w:tcBorders>
-            <w:shd w:val="clear" w:color="auto" w:fill="EAF3DE"/>
-            <w:tcMar>
-              <w:top w:w="80" w:type="dxa"/>
-              <w:left w:w="120" w:type="dxa"/>
-              <w:bottom w:w="80" w:type="dxa"/>
-              <w:right w:w="120" w:type="dxa"/>
-            </w:tcMar>
-          </w:tcPr>
-          <w:p>
-            <w:r>
-              <w:rPr>
-                <w:b/>
-                <w:bCs/>
-                <w:color w:val="27500A"/>
-                <w:sz w:val="17"/>
-                <w:szCs w:val="17"/>
-              </w:rPr>
-              <w:t>Specific intel targets</w:t>
-            </w:r>
-          </w:p>
-        </w:tc>
-        <w:tc>
-          <w:tcPr>
-            <w:tcW w:w="7960" w:type="dxa"/>
-            <w:tcBorders>
-              <w:top w:val="single" w:sz="4" w:space="0" w:color="CCCCCC"/>
-              <w:left w:val="single" w:sz="4" w:space="0" w:color="CCCCCC"/>
-              <w:bottom w:val="single" w:sz="4" w:space="0" w:color="CCCCCC"/>
-              <w:right w:val="single" w:sz="4" w:space="0" w:color="CCCCCC"/>
-            </w:tcBorders>
-            <w:shd w:val="clear" w:color="auto" w:fill="EAF3DE"/>
-            <w:tcMar>
-              <w:top w:w="80" w:type="dxa"/>
-              <w:left w:w="120" w:type="dxa"/>
-              <w:bottom w:w="80" w:type="dxa"/>
-              <w:right w:w="120" w:type="dxa"/>
-            </w:tcMar>
-          </w:tcPr>
-          <w:p>
-            <w:r>
-              <w:rPr>
-                <w:sz w:val="17"/>
-                <w:szCs w:val="17"/>
-              </w:rPr>
-              <w:t>Top 10 Mr. Rooter operators by location count — request from Marketing teammates</w:t>
-            </w:r>
-          </w:p>
-        </w:tc>
-      </w:tr>
-    </w:tbl>
-    <w:p>
-      <w:pPr>
-        <w:spacing w:before="80" w:after="80"/>
-      </w:pPr>
-    </w:p>
-    <w:p>
-      <w:pPr>
-        <w:spacing w:before="200" w:after="100"/>
-      </w:pPr>
-      <w:r>
-        <w:rPr>
-          <w:b/>
-          <w:bCs/>
-          <w:color w:val="1A2B3C"/>
-        </w:rPr>
-        <w:t>Mosquito Joe — pest vertical wedge</w:t>
-      </w:r>
-    </w:p>
-    <w:tbl>
-      <w:tblPr>
-        <w:tblW w:w="10360" w:type="dxa"/>
-        <w:tblBorders>
-          <w:top w:val="single" w:sz="4" w:space="0" w:color="auto"/>
-          <w:left w:val="single" w:sz="4" w:space="0" w:color="auto"/>
-          <w:bottom w:val="single" w:sz="4" w:space="0" w:color="auto"/>
-          <w:right w:val="single" w:sz="4" w:space="0" w:color="auto"/>
-          <w:insideH w:val="single" w:sz="4" w:space="0" w:color="auto"/>
-          <w:insideV w:val="single" w:sz="4" w:space="0" w:color="auto"/>
-        </w:tblBorders>
-        <w:tblCellMar>
-          <w:left w:w="10" w:type="dxa"/>
-          <w:right w:w="10" w:type="dxa"/>
-        </w:tblCellMar>
-        <w:tblLook w:val="0000" w:firstRow="0" w:lastRow="0" w:firstColumn="0" w:lastColumn="0" w:noHBand="0" w:noVBand="0"/>
-      </w:tblPr>
-      <w:tblGrid>
-        <w:gridCol w:w="2400"/>
-        <w:gridCol w:w="7960"/>
-      </w:tblGrid>
-      <w:tr>
-        <w:tblPrEx>
-          <w:tblCellMar>
-            <w:top w:w="0" w:type="dxa"/>
-            <w:bottom w:w="0" w:type="dxa"/>
-          </w:tblCellMar>
-        </w:tblPrEx>
-        <w:tc>
-          <w:tcPr>
-            <w:tcW w:w="2400" w:type="dxa"/>
-            <w:tcBorders>
-              <w:top w:val="single" w:sz="4" w:space="0" w:color="CCCCCC"/>
-              <w:left w:val="single" w:sz="4" w:space="0" w:color="CCCCCC"/>
-              <w:bottom w:val="single" w:sz="4" w:space="0" w:color="CCCCCC"/>
-              <w:right w:val="single" w:sz="4" w:space="0" w:color="CCCCCC"/>
-            </w:tcBorders>
-            <w:shd w:val="clear" w:color="auto" w:fill="1A2B3C"/>
-            <w:tcMar>
-              <w:top w:w="80" w:type="dxa"/>
-              <w:left w:w="120" w:type="dxa"/>
-              <w:bottom w:w="80" w:type="dxa"/>
-              <w:right w:w="120" w:type="dxa"/>
-            </w:tcMar>
-          </w:tcPr>
-          <w:p>
-            <w:r>
-              <w:rPr>
-                <w:b/>
-                <w:bCs/>
-                <w:color w:val="FFFFFF"/>
-                <w:sz w:val="17"/>
-                <w:szCs w:val="17"/>
-              </w:rPr>
-              <w:lastRenderedPageBreak/>
-              <w:t>Where corporate is</w:t>
-            </w:r>
-          </w:p>
-        </w:tc>
-        <w:tc>
-          <w:tcPr>
-            <w:tcW w:w="7960" w:type="dxa"/>
-            <w:tcBorders>
-              <w:top w:val="single" w:sz="4" w:space="0" w:color="CCCCCC"/>
-              <w:left w:val="single" w:sz="4" w:space="0" w:color="CCCCCC"/>
-              <w:bottom w:val="single" w:sz="4" w:space="0" w:color="CCCCCC"/>
-              <w:right w:val="single" w:sz="4" w:space="0" w:color="CCCCCC"/>
-            </w:tcBorders>
-            <w:tcMar>
-              <w:top w:w="80" w:type="dxa"/>
-              <w:left w:w="120" w:type="dxa"/>
-              <w:bottom w:w="80" w:type="dxa"/>
-              <w:right w:w="120" w:type="dxa"/>
-            </w:tcMar>
-          </w:tcPr>
-          <w:p>
-            <w:proofErr w:type="spellStart"/>
-            <w:r>
-              <w:rPr>
-                <w:sz w:val="17"/>
-                <w:szCs w:val="17"/>
-              </w:rPr>
-              <w:t>Neighborly's</w:t>
-            </w:r>
-            <w:proofErr w:type="spellEnd"/>
-            <w:r>
-              <w:rPr>
-                <w:sz w:val="17"/>
-                <w:szCs w:val="17"/>
-              </w:rPr>
-              <w:t xml:space="preserve"> annual convention</w:t>
-            </w:r>
-          </w:p>
-        </w:tc>
-      </w:tr>
-      <w:tr>
-        <w:tblPrEx>
-          <w:tblCellMar>
-            <w:top w:w="0" w:type="dxa"/>
-            <w:bottom w:w="0" w:type="dxa"/>
-          </w:tblCellMar>
-        </w:tblPrEx>
-        <w:tc>
-          <w:tcPr>
-            <w:tcW w:w="2400" w:type="dxa"/>
-            <w:tcBorders>
-              <w:top w:val="single" w:sz="4" w:space="0" w:color="CCCCCC"/>
-              <w:left w:val="single" w:sz="4" w:space="0" w:color="CCCCCC"/>
-              <w:bottom w:val="single" w:sz="4" w:space="0" w:color="CCCCCC"/>
-              <w:right w:val="single" w:sz="4" w:space="0" w:color="CCCCCC"/>
-            </w:tcBorders>
-            <w:shd w:val="clear" w:color="auto" w:fill="1A2B3C"/>
-            <w:tcMar>
-              <w:top w:w="80" w:type="dxa"/>
-              <w:left w:w="120" w:type="dxa"/>
-              <w:bottom w:w="80" w:type="dxa"/>
-              <w:right w:w="120" w:type="dxa"/>
-            </w:tcMar>
-          </w:tcPr>
-          <w:p>
-            <w:r>
-              <w:rPr>
-                <w:b/>
-                <w:bCs/>
-                <w:color w:val="FFFFFF"/>
-                <w:sz w:val="17"/>
-                <w:szCs w:val="17"/>
-              </w:rPr>
-              <w:t>Where franchisees gather</w:t>
-            </w:r>
-          </w:p>
-        </w:tc>
-        <w:tc>
-          <w:tcPr>
-            <w:tcW w:w="7960" w:type="dxa"/>
-            <w:tcBorders>
-              <w:top w:val="single" w:sz="4" w:space="0" w:color="CCCCCC"/>
-              <w:left w:val="single" w:sz="4" w:space="0" w:color="CCCCCC"/>
-              <w:bottom w:val="single" w:sz="4" w:space="0" w:color="CCCCCC"/>
-              <w:right w:val="single" w:sz="4" w:space="0" w:color="CCCCCC"/>
-            </w:tcBorders>
-            <w:tcMar>
-              <w:top w:w="80" w:type="dxa"/>
-              <w:left w:w="120" w:type="dxa"/>
-              <w:bottom w:w="80" w:type="dxa"/>
-              <w:right w:w="120" w:type="dxa"/>
-            </w:tcMar>
-          </w:tcPr>
-          <w:p>
-            <w:proofErr w:type="spellStart"/>
-            <w:r>
-              <w:rPr>
-                <w:sz w:val="17"/>
-                <w:szCs w:val="17"/>
-              </w:rPr>
-              <w:t>PestWorld</w:t>
-            </w:r>
-            <w:proofErr w:type="spellEnd"/>
-            <w:r>
-              <w:rPr>
-                <w:sz w:val="17"/>
-                <w:szCs w:val="17"/>
-              </w:rPr>
-              <w:t xml:space="preserve"> 2026 (Oct 20-23) · MUFC 2027</w:t>
-            </w:r>
-          </w:p>
-        </w:tc>
-      </w:tr>
-      <w:tr>
-        <w:tblPrEx>
-          <w:tblCellMar>
-            <w:top w:w="0" w:type="dxa"/>
-            <w:bottom w:w="0" w:type="dxa"/>
-          </w:tblCellMar>
-        </w:tblPrEx>
-        <w:tc>
-          <w:tcPr>
-            <w:tcW w:w="2400" w:type="dxa"/>
-            <w:tcBorders>
-              <w:top w:val="single" w:sz="4" w:space="0" w:color="CCCCCC"/>
-              <w:left w:val="single" w:sz="4" w:space="0" w:color="CCCCCC"/>
-              <w:bottom w:val="single" w:sz="4" w:space="0" w:color="CCCCCC"/>
-              <w:right w:val="single" w:sz="4" w:space="0" w:color="CCCCCC"/>
-            </w:tcBorders>
-            <w:shd w:val="clear" w:color="auto" w:fill="1A2B3C"/>
-            <w:tcMar>
-              <w:top w:w="80" w:type="dxa"/>
-              <w:left w:w="120" w:type="dxa"/>
-              <w:bottom w:w="80" w:type="dxa"/>
-              <w:right w:w="120" w:type="dxa"/>
-            </w:tcMar>
-          </w:tcPr>
-          <w:p>
-            <w:r>
-              <w:rPr>
-                <w:b/>
-                <w:bCs/>
-                <w:color w:val="FFFFFF"/>
-                <w:sz w:val="17"/>
-                <w:szCs w:val="17"/>
-              </w:rPr>
-              <w:t>Vertical industry events</w:t>
-            </w:r>
-          </w:p>
-        </w:tc>
-        <w:tc>
-          <w:tcPr>
-            <w:tcW w:w="7960" w:type="dxa"/>
-            <w:tcBorders>
-              <w:top w:val="single" w:sz="4" w:space="0" w:color="CCCCCC"/>
-              <w:left w:val="single" w:sz="4" w:space="0" w:color="CCCCCC"/>
-              <w:bottom w:val="single" w:sz="4" w:space="0" w:color="CCCCCC"/>
-              <w:right w:val="single" w:sz="4" w:space="0" w:color="CCCCCC"/>
-            </w:tcBorders>
-            <w:tcMar>
-              <w:top w:w="80" w:type="dxa"/>
-              <w:left w:w="120" w:type="dxa"/>
-              <w:bottom w:w="80" w:type="dxa"/>
-              <w:right w:w="120" w:type="dxa"/>
-            </w:tcMar>
-          </w:tcPr>
-          <w:p>
-            <w:proofErr w:type="spellStart"/>
-            <w:r>
-              <w:rPr>
-                <w:sz w:val="17"/>
-                <w:szCs w:val="17"/>
-              </w:rPr>
-              <w:t>PestWorld</w:t>
-            </w:r>
-            <w:proofErr w:type="spellEnd"/>
-            <w:r>
-              <w:rPr>
-                <w:sz w:val="17"/>
-                <w:szCs w:val="17"/>
-              </w:rPr>
-              <w:t xml:space="preserve"> 2026 (4,000-4,500 pest pros — direct franchisee outreach)</w:t>
-            </w:r>
-          </w:p>
-        </w:tc>
-      </w:tr>
-      <w:tr>
-        <w:tblPrEx>
-          <w:tblCellMar>
-            <w:top w:w="0" w:type="dxa"/>
-            <w:bottom w:w="0" w:type="dxa"/>
-          </w:tblCellMar>
-        </w:tblPrEx>
-        <w:tc>
-          <w:tcPr>
-            <w:tcW w:w="2400" w:type="dxa"/>
-            <w:tcBorders>
-              <w:top w:val="single" w:sz="4" w:space="0" w:color="CCCCCC"/>
-              <w:left w:val="single" w:sz="4" w:space="0" w:color="CCCCCC"/>
-              <w:bottom w:val="single" w:sz="4" w:space="0" w:color="CCCCCC"/>
-              <w:right w:val="single" w:sz="4" w:space="0" w:color="CCCCCC"/>
-            </w:tcBorders>
-            <w:shd w:val="clear" w:color="auto" w:fill="EAF3DE"/>
-            <w:tcMar>
-              <w:top w:w="80" w:type="dxa"/>
-              <w:left w:w="120" w:type="dxa"/>
-              <w:bottom w:w="80" w:type="dxa"/>
-              <w:right w:w="120" w:type="dxa"/>
-            </w:tcMar>
-          </w:tcPr>
-          <w:p>
-            <w:r>
-              <w:rPr>
-                <w:b/>
-                <w:bCs/>
-                <w:color w:val="27500A"/>
-                <w:sz w:val="17"/>
-                <w:szCs w:val="17"/>
-              </w:rPr>
-              <w:t>Specific intel targets</w:t>
-            </w:r>
-          </w:p>
-        </w:tc>
-        <w:tc>
-          <w:tcPr>
-            <w:tcW w:w="7960" w:type="dxa"/>
-            <w:tcBorders>
-              <w:top w:val="single" w:sz="4" w:space="0" w:color="CCCCCC"/>
-              <w:left w:val="single" w:sz="4" w:space="0" w:color="CCCCCC"/>
-              <w:bottom w:val="single" w:sz="4" w:space="0" w:color="CCCCCC"/>
-              <w:right w:val="single" w:sz="4" w:space="0" w:color="CCCCCC"/>
-            </w:tcBorders>
-            <w:shd w:val="clear" w:color="auto" w:fill="EAF3DE"/>
-            <w:tcMar>
-              <w:top w:w="80" w:type="dxa"/>
-              <w:left w:w="120" w:type="dxa"/>
-              <w:bottom w:w="80" w:type="dxa"/>
-              <w:right w:w="120" w:type="dxa"/>
-            </w:tcMar>
-          </w:tcPr>
-          <w:p>
-            <w:r>
-              <w:rPr>
-                <w:sz w:val="17"/>
-                <w:szCs w:val="17"/>
-              </w:rPr>
-              <w:t>Top Mosquito Joe operators — request from Marketing teammates</w:t>
-            </w:r>
-          </w:p>
-        </w:tc>
-      </w:tr>
-    </w:tbl>
-    <w:p>
-      <w:pPr>
-        <w:spacing w:before="80" w:after="80"/>
-      </w:pPr>
-    </w:p>
-    <w:p>
-      <w:pPr>
-        <w:spacing w:before="200" w:after="100"/>
-      </w:pPr>
-      <w:r>
-        <w:rPr>
-          <w:b/>
-          <w:bCs/>
-          <w:color w:val="1A2B3C"/>
-        </w:rPr>
-        <w:t>Real Property Management — flagged HIGH headwind in competitive map</w:t>
-      </w:r>
-    </w:p>
-    <w:tbl>
-      <w:tblPr>
-        <w:tblW w:w="10360" w:type="dxa"/>
-        <w:tblBorders>
-          <w:top w:val="single" w:sz="4" w:space="0" w:color="auto"/>
-          <w:left w:val="single" w:sz="4" w:space="0" w:color="auto"/>
-          <w:bottom w:val="single" w:sz="4" w:space="0" w:color="auto"/>
-          <w:right w:val="single" w:sz="4" w:space="0" w:color="auto"/>
-          <w:insideH w:val="single" w:sz="4" w:space="0" w:color="auto"/>
-          <w:insideV w:val="single" w:sz="4" w:space="0" w:color="auto"/>
-        </w:tblBorders>
-        <w:tblCellMar>
-          <w:left w:w="10" w:type="dxa"/>
-          <w:right w:w="10" w:type="dxa"/>
-        </w:tblCellMar>
-        <w:tblLook w:val="0000" w:firstRow="0" w:lastRow="0" w:firstColumn="0" w:lastColumn="0" w:noHBand="0" w:noVBand="0"/>
-      </w:tblPr>
-      <w:tblGrid>
-        <w:gridCol w:w="2400"/>
-        <w:gridCol w:w="7960"/>
-      </w:tblGrid>
-      <w:tr>
-        <w:tblPrEx>
-          <w:tblCellMar>
-            <w:top w:w="0" w:type="dxa"/>
-            <w:bottom w:w="0" w:type="dxa"/>
-          </w:tblCellMar>
-        </w:tblPrEx>
-        <w:tc>
-          <w:tcPr>
-            <w:tcW w:w="2400" w:type="dxa"/>
-            <w:tcBorders>
-              <w:top w:val="single" w:sz="4" w:space="0" w:color="CCCCCC"/>
-              <w:left w:val="single" w:sz="4" w:space="0" w:color="CCCCCC"/>
-              <w:bottom w:val="single" w:sz="4" w:space="0" w:color="CCCCCC"/>
-              <w:right w:val="single" w:sz="4" w:space="0" w:color="CCCCCC"/>
-            </w:tcBorders>
-            <w:shd w:val="clear" w:color="auto" w:fill="1A2B3C"/>
-            <w:tcMar>
-              <w:top w:w="80" w:type="dxa"/>
-              <w:left w:w="120" w:type="dxa"/>
-              <w:bottom w:w="80" w:type="dxa"/>
-              <w:right w:w="120" w:type="dxa"/>
-            </w:tcMar>
-          </w:tcPr>
-          <w:p>
-            <w:r>
-              <w:rPr>
-                <w:b/>
-                <w:bCs/>
-                <w:color w:val="FFFFFF"/>
-                <w:sz w:val="17"/>
-                <w:szCs w:val="17"/>
-              </w:rPr>
-              <w:t>Where corporate is</w:t>
-            </w:r>
-          </w:p>
-        </w:tc>
-        <w:tc>
-          <w:tcPr>
-            <w:tcW w:w="7960" w:type="dxa"/>
-            <w:tcBorders>
-              <w:top w:val="single" w:sz="4" w:space="0" w:color="CCCCCC"/>
-              <w:left w:val="single" w:sz="4" w:space="0" w:color="CCCCCC"/>
-              <w:bottom w:val="single" w:sz="4" w:space="0" w:color="CCCCCC"/>
-              <w:right w:val="single" w:sz="4" w:space="0" w:color="CCCCCC"/>
-            </w:tcBorders>
-            <w:tcMar>
-              <w:top w:w="80" w:type="dxa"/>
-              <w:left w:w="120" w:type="dxa"/>
-              <w:bottom w:w="80" w:type="dxa"/>
-              <w:right w:w="120" w:type="dxa"/>
-            </w:tcMar>
-          </w:tcPr>
-          <w:p>
-            <w:r>
-              <w:rPr>
-                <w:sz w:val="17"/>
-                <w:szCs w:val="17"/>
-              </w:rPr>
-              <w:t>Property management has its own software ecosystem — separate handling</w:t>
-            </w:r>
-          </w:p>
-        </w:tc>
-      </w:tr>
-      <w:tr>
-        <w:tblPrEx>
-          <w:tblCellMar>
-            <w:top w:w="0" w:type="dxa"/>
-            <w:bottom w:w="0" w:type="dxa"/>
-          </w:tblCellMar>
-        </w:tblPrEx>
-        <w:tc>
-          <w:tcPr>
-            <w:tcW w:w="2400" w:type="dxa"/>
-            <w:tcBorders>
-              <w:top w:val="single" w:sz="4" w:space="0" w:color="CCCCCC"/>
-              <w:left w:val="single" w:sz="4" w:space="0" w:color="CCCCCC"/>
-              <w:bottom w:val="single" w:sz="4" w:space="0" w:color="CCCCCC"/>
-              <w:right w:val="single" w:sz="4" w:space="0" w:color="CCCCCC"/>
-            </w:tcBorders>
-            <w:shd w:val="clear" w:color="auto" w:fill="1A2B3C"/>
-            <w:tcMar>
-              <w:top w:w="80" w:type="dxa"/>
-              <w:left w:w="120" w:type="dxa"/>
-              <w:bottom w:w="80" w:type="dxa"/>
-              <w:right w:w="120" w:type="dxa"/>
-            </w:tcMar>
-          </w:tcPr>
-          <w:p>
-            <w:r>
-              <w:rPr>
-                <w:b/>
-                <w:bCs/>
-                <w:color w:val="FFFFFF"/>
-                <w:sz w:val="17"/>
-                <w:szCs w:val="17"/>
-              </w:rPr>
-              <w:t>Where franchisees gather</w:t>
-            </w:r>
-          </w:p>
-        </w:tc>
-        <w:tc>
-          <w:tcPr>
-            <w:tcW w:w="7960" w:type="dxa"/>
-            <w:tcBorders>
-              <w:top w:val="single" w:sz="4" w:space="0" w:color="CCCCCC"/>
-              <w:left w:val="single" w:sz="4" w:space="0" w:color="CCCCCC"/>
-              <w:bottom w:val="single" w:sz="4" w:space="0" w:color="CCCCCC"/>
-              <w:right w:val="single" w:sz="4" w:space="0" w:color="CCCCCC"/>
-            </w:tcBorders>
-            <w:tcMar>
-              <w:top w:w="80" w:type="dxa"/>
-              <w:left w:w="120" w:type="dxa"/>
-              <w:bottom w:w="80" w:type="dxa"/>
-              <w:right w:w="120" w:type="dxa"/>
-            </w:tcMar>
-          </w:tcPr>
-          <w:p>
-            <w:r>
-              <w:rPr>
-                <w:sz w:val="17"/>
-                <w:szCs w:val="17"/>
-              </w:rPr>
-              <w:t>NARPM (National Association of Residential Property Managers) annual convention</w:t>
-            </w:r>
-          </w:p>
-        </w:tc>
-      </w:tr>
-      <w:tr>
-        <w:tblPrEx>
-          <w:tblCellMar>
-            <w:top w:w="0" w:type="dxa"/>
-            <w:bottom w:w="0" w:type="dxa"/>
-          </w:tblCellMar>
-        </w:tblPrEx>
-        <w:tc>
-          <w:tcPr>
-            <w:tcW w:w="2400" w:type="dxa"/>
-            <w:tcBorders>
-              <w:top w:val="single" w:sz="4" w:space="0" w:color="CCCCCC"/>
-              <w:left w:val="single" w:sz="4" w:space="0" w:color="CCCCCC"/>
-              <w:bottom w:val="single" w:sz="4" w:space="0" w:color="CCCCCC"/>
-              <w:right w:val="single" w:sz="4" w:space="0" w:color="CCCCCC"/>
-            </w:tcBorders>
-            <w:shd w:val="clear" w:color="auto" w:fill="1A2B3C"/>
-            <w:tcMar>
-              <w:top w:w="80" w:type="dxa"/>
-              <w:left w:w="120" w:type="dxa"/>
-              <w:bottom w:w="80" w:type="dxa"/>
-              <w:right w:w="120" w:type="dxa"/>
-            </w:tcMar>
-          </w:tcPr>
-          <w:p>
-            <w:r>
-              <w:rPr>
-                <w:b/>
-                <w:bCs/>
-                <w:color w:val="FFFFFF"/>
-                <w:sz w:val="17"/>
-                <w:szCs w:val="17"/>
-              </w:rPr>
-              <w:t>Vertical industry events</w:t>
-            </w:r>
-          </w:p>
-        </w:tc>
-        <w:tc>
-          <w:tcPr>
-            <w:tcW w:w="7960" w:type="dxa"/>
-            <w:tcBorders>
-              <w:top w:val="single" w:sz="4" w:space="0" w:color="CCCCCC"/>
-              <w:left w:val="single" w:sz="4" w:space="0" w:color="CCCCCC"/>
-              <w:bottom w:val="single" w:sz="4" w:space="0" w:color="CCCCCC"/>
-              <w:right w:val="single" w:sz="4" w:space="0" w:color="CCCCCC"/>
-            </w:tcBorders>
-            <w:tcMar>
-              <w:top w:w="80" w:type="dxa"/>
-              <w:left w:w="120" w:type="dxa"/>
-              <w:bottom w:w="80" w:type="dxa"/>
-              <w:right w:w="120" w:type="dxa"/>
-            </w:tcMar>
-          </w:tcPr>
-          <w:p>
-            <w:r>
-              <w:rPr>
-                <w:sz w:val="17"/>
-                <w:szCs w:val="17"/>
-              </w:rPr>
-              <w:t>Property management software conferences (</w:t>
-            </w:r>
-            <w:proofErr w:type="spellStart"/>
-            <w:r>
-              <w:rPr>
-                <w:sz w:val="17"/>
-                <w:szCs w:val="17"/>
-              </w:rPr>
-              <w:t>Buildium</w:t>
-            </w:r>
-            <w:proofErr w:type="spellEnd"/>
-            <w:r>
-              <w:rPr>
-                <w:sz w:val="17"/>
-                <w:szCs w:val="17"/>
-              </w:rPr>
-              <w:t>, AppFolio events)</w:t>
-            </w:r>
-          </w:p>
-        </w:tc>
-      </w:tr>
-      <w:tr>
-        <w:tblPrEx>
-          <w:tblCellMar>
-            <w:top w:w="0" w:type="dxa"/>
-            <w:bottom w:w="0" w:type="dxa"/>
-          </w:tblCellMar>
-        </w:tblPrEx>
-        <w:tc>
-          <w:tcPr>
-            <w:tcW w:w="2400" w:type="dxa"/>
-            <w:tcBorders>
-              <w:top w:val="single" w:sz="4" w:space="0" w:color="CCCCCC"/>
-              <w:left w:val="single" w:sz="4" w:space="0" w:color="CCCCCC"/>
-              <w:bottom w:val="single" w:sz="4" w:space="0" w:color="CCCCCC"/>
-              <w:right w:val="single" w:sz="4" w:space="0" w:color="CCCCCC"/>
-            </w:tcBorders>
-            <w:shd w:val="clear" w:color="auto" w:fill="EAF3DE"/>
-            <w:tcMar>
-              <w:top w:w="80" w:type="dxa"/>
-              <w:left w:w="120" w:type="dxa"/>
-              <w:bottom w:w="80" w:type="dxa"/>
-              <w:right w:w="120" w:type="dxa"/>
-            </w:tcMar>
-          </w:tcPr>
-          <w:p>
-            <w:r>
-              <w:rPr>
-                <w:b/>
-                <w:bCs/>
-                <w:color w:val="27500A"/>
-                <w:sz w:val="17"/>
-                <w:szCs w:val="17"/>
-              </w:rPr>
-              <w:t>Specific intel targets</w:t>
-            </w:r>
-          </w:p>
-        </w:tc>
-        <w:tc>
-          <w:tcPr>
-            <w:tcW w:w="7960" w:type="dxa"/>
-            <w:tcBorders>
-              <w:top w:val="single" w:sz="4" w:space="0" w:color="CCCCCC"/>
-              <w:left w:val="single" w:sz="4" w:space="0" w:color="CCCCCC"/>
-              <w:bottom w:val="single" w:sz="4" w:space="0" w:color="CCCCCC"/>
-              <w:right w:val="single" w:sz="4" w:space="0" w:color="CCCCCC"/>
-            </w:tcBorders>
-            <w:shd w:val="clear" w:color="auto" w:fill="EAF3DE"/>
-            <w:tcMar>
-              <w:top w:w="80" w:type="dxa"/>
-              <w:left w:w="120" w:type="dxa"/>
-              <w:bottom w:w="80" w:type="dxa"/>
-              <w:right w:w="120" w:type="dxa"/>
-            </w:tcMar>
-          </w:tcPr>
-          <w:p>
-            <w:r>
-              <w:rPr>
-                <w:sz w:val="17"/>
-                <w:szCs w:val="17"/>
-              </w:rPr>
-              <w:t>Defer — not the wedge brand; better to target plumbing/pest first</w:t>
-            </w:r>
-          </w:p>
-        </w:tc>
-      </w:tr>
-    </w:tbl>
-    <w:p>
-      <w:pPr>
-        <w:spacing w:before="80" w:after="80"/>
-      </w:pPr>
-    </w:p>
-    <w:tbl>
-      <w:tblPr>
-        <w:tblW w:w="9360" w:type="dxa"/>
-        <w:tblBorders>
-          <w:top w:val="single" w:sz="4" w:space="0" w:color="auto"/>
-          <w:left w:val="single" w:sz="4" w:space="0" w:color="auto"/>
-          <w:bottom w:val="single" w:sz="4" w:space="0" w:color="auto"/>
-          <w:right w:val="single" w:sz="4" w:space="0" w:color="auto"/>
-          <w:insideH w:val="single" w:sz="4" w:space="0" w:color="auto"/>
-          <w:insideV w:val="single" w:sz="4" w:space="0" w:color="auto"/>
-        </w:tblBorders>
-        <w:tblCellMar>
-          <w:left w:w="10" w:type="dxa"/>
-          <w:right w:w="10" w:type="dxa"/>
-        </w:tblCellMar>
-        <w:tblLook w:val="0000" w:firstRow="0" w:lastRow="0" w:firstColumn="0" w:lastColumn="0" w:noHBand="0" w:noVBand="0"/>
-      </w:tblPr>
-      <w:tblGrid>
-        <w:gridCol w:w="9360"/>
-      </w:tblGrid>
-      <w:tr>
-        <w:tblPrEx>
-          <w:tblCellMar>
-            <w:top w:w="0" w:type="dxa"/>
-            <w:bottom w:w="0" w:type="dxa"/>
-          </w:tblCellMar>
-        </w:tblPrEx>
-        <w:tc>
-          <w:tcPr>
-            <w:tcW w:w="9360" w:type="dxa"/>
-            <w:tcBorders>
-              <w:top w:val="single" w:sz="4" w:space="0" w:color="CCCCCC"/>
-              <w:left w:val="single" w:sz="4" w:space="0" w:color="CCCCCC"/>
-              <w:bottom w:val="single" w:sz="4" w:space="0" w:color="CCCCCC"/>
-              <w:right w:val="single" w:sz="4" w:space="0" w:color="CCCCCC"/>
-            </w:tcBorders>
-            <w:shd w:val="clear" w:color="auto" w:fill="E8F4F4"/>
-            <w:tcMar>
-              <w:top w:w="200" w:type="dxa"/>
-              <w:left w:w="240" w:type="dxa"/>
-              <w:bottom w:w="200" w:type="dxa"/>
-              <w:right w:w="240" w:type="dxa"/>
-            </w:tcMar>
-          </w:tcPr>
-          <w:p/>
-        </w:tc>
-      </w:tr>
-    </w:tbl>
-    <w:p>
-      <w:pPr>
-        <w:pBdr>
-          <w:bottom w:val="single" w:sz="6" w:space="1" w:color="185FA5"/>
-        </w:pBdr>
-        <w:spacing w:before="120" w:after="120"/>
-      </w:pPr>
-    </w:p>
-    <w:p>
-      <w:pPr>
-        <w:pStyle w:val="Heading1"/>
-      </w:pPr>
-      <w:r>
-        <w:t>🎯 Where Marketing teammates have unique line of sight</w:t>
-      </w:r>
-    </w:p>
-    <w:tbl>
-      <w:tblPr>
-        <w:tblW w:w="9360" w:type="dxa"/>
-        <w:tblBorders>
-          <w:top w:val="single" w:sz="4" w:space="0" w:color="auto"/>
-          <w:left w:val="single" w:sz="4" w:space="0" w:color="auto"/>
-          <w:bottom w:val="single" w:sz="4" w:space="0" w:color="auto"/>
-          <w:right w:val="single" w:sz="4" w:space="0" w:color="auto"/>
-          <w:insideH w:val="single" w:sz="4" w:space="0" w:color="auto"/>
-          <w:insideV w:val="single" w:sz="4" w:space="0" w:color="auto"/>
-        </w:tblBorders>
-        <w:tblCellMar>
-          <w:left w:w="10" w:type="dxa"/>
-          <w:right w:w="10" w:type="dxa"/>
-        </w:tblCellMar>
-        <w:tblLook w:val="0000" w:firstRow="0" w:lastRow="0" w:firstColumn="0" w:lastColumn="0" w:noHBand="0" w:noVBand="0"/>
-      </w:tblPr>
-      <w:tblGrid>
-        <w:gridCol w:w="9360"/>
-      </w:tblGrid>
-      <w:tr>
-        <w:tblPrEx>
-          <w:tblCellMar>
-            <w:top w:w="0" w:type="dxa"/>
-            <w:bottom w:w="0" w:type="dxa"/>
-          </w:tblCellMar>
-        </w:tblPrEx>
-        <w:tc>
-          <w:tcPr>
-            <w:tcW w:w="9360" w:type="dxa"/>
-            <w:tcBorders>
-              <w:top w:val="single" w:sz="4" w:space="0" w:color="CCCCCC"/>
-              <w:left w:val="single" w:sz="4" w:space="0" w:color="CCCCCC"/>
-              <w:bottom w:val="single" w:sz="4" w:space="0" w:color="CCCCCC"/>
-              <w:right w:val="single" w:sz="4" w:space="0" w:color="CCCCCC"/>
-            </w:tcBorders>
-            <w:shd w:val="clear" w:color="auto" w:fill="EAF3DE"/>
-            <w:tcMar>
-              <w:top w:w="200" w:type="dxa"/>
-              <w:left w:w="240" w:type="dxa"/>
-              <w:bottom w:w="200" w:type="dxa"/>
-              <w:right w:w="240" w:type="dxa"/>
-            </w:tcMar>
-          </w:tcPr>
-          <w:p>
-            <w:pPr>
-              <w:spacing w:after="120"/>
-            </w:pPr>
-            <w:r>
-              <w:rPr>
-                <w:b/>
-                <w:bCs/>
-                <w:color w:val="1A2B3C"/>
-                <w:sz w:val="24"/>
-                <w:szCs w:val="24"/>
-              </w:rPr>
-              <w:t>How we move from where we are to where we want to be</w:t>
-            </w:r>
-          </w:p>
-          <w:p>
-            <w:r>
-              <w:t xml:space="preserve">My read on Neighborly: there are gaps that public research can\'t close — these are the ones where the team\'s tribal knowledge, existing relationships, and access to internal data unlock our biggest leaps. Listed here as collective gaps, not directives. Marketing teammates are best placed to move </w:t>
-            </w:r>
-            <w:proofErr w:type="gramStart"/>
-            <w:r>
-              <w:t>these forward</w:t>
-            </w:r>
-            <w:proofErr w:type="gramEnd"/>
-            <w:r>
-              <w:t>.</w:t>
-            </w:r>
-          </w:p>
-        </w:tc>
-      </w:tr>
-    </w:tbl>
-    <w:p>
-      <w:pPr>
-        <w:spacing w:before="80" w:after="80"/>
-      </w:pPr>
-      <w:r>
-        <w:t>A few things where Marketing teammates' tribal knowledge would help me move faster. We'll self-assign owners on the call.</w:t>
-      </w:r>
-    </w:p>
-    <w:tbl>
-      <w:tblPr>
-        <w:tblW w:w="9360" w:type="dxa"/>
-        <w:tblBorders>
-          <w:top w:val="single" w:sz="4" w:space="0" w:color="auto"/>
-          <w:left w:val="single" w:sz="4" w:space="0" w:color="auto"/>
-          <w:bottom w:val="single" w:sz="4" w:space="0" w:color="auto"/>
-          <w:right w:val="single" w:sz="4" w:space="0" w:color="auto"/>
-          <w:insideH w:val="single" w:sz="4" w:space="0" w:color="auto"/>
-          <w:insideV w:val="single" w:sz="4" w:space="0" w:color="auto"/>
-        </w:tblBorders>
-        <w:tblCellMar>
-          <w:left w:w="10" w:type="dxa"/>
-          <w:right w:w="10" w:type="dxa"/>
-        </w:tblCellMar>
-        <w:tblLook w:val="0000" w:firstRow="0" w:lastRow="0" w:firstColumn="0" w:lastColumn="0" w:noHBand="0" w:noVBand="0"/>
-      </w:tblPr>
-      <w:tblGrid>
-        <w:gridCol w:w="900"/>
-        <w:gridCol w:w="4100"/>
-        <w:gridCol w:w="2000"/>
-        <w:gridCol w:w="2360"/>
-      </w:tblGrid>
-      <w:tr>
-        <w:tblPrEx>
-          <w:tblCellMar>
-            <w:top w:w="0" w:type="dxa"/>
-            <w:bottom w:w="0" w:type="dxa"/>
-          </w:tblCellMar>
-        </w:tblPrEx>
-        <w:trPr>
-          <w:tblHeader/>
-        </w:trPr>
-        <w:tc>
-          <w:tcPr>
-            <w:tcW w:w="900" w:type="dxa"/>
-            <w:tcBorders>
-              <w:top w:val="single" w:sz="4" w:space="0" w:color="CCCCCC"/>
-              <w:left w:val="single" w:sz="4" w:space="0" w:color="CCCCCC"/>
-              <w:bottom w:val="single" w:sz="4" w:space="0" w:color="CCCCCC"/>
-              <w:right w:val="single" w:sz="4" w:space="0" w:color="CCCCCC"/>
-            </w:tcBorders>
-            <w:shd w:val="clear" w:color="auto" w:fill="1A2B3C"/>
-            <w:tcMar>
-              <w:top w:w="80" w:type="dxa"/>
-              <w:left w:w="120" w:type="dxa"/>
-              <w:bottom w:w="80" w:type="dxa"/>
-              <w:right w:w="120" w:type="dxa"/>
-            </w:tcMar>
-          </w:tcPr>
-          <w:p>
-            <w:pPr>
-              <w:jc w:val="center"/>
-            </w:pPr>
-            <w:r>
-              <w:rPr>
-                <w:b/>
-                <w:bCs/>
-                <w:color w:val="FFFFFF"/>
-                <w:sz w:val="18"/>
-                <w:szCs w:val="18"/>
-              </w:rPr>
-              <w:t>Priority</w:t>
-            </w:r>
-          </w:p>
-        </w:tc>
-        <w:tc>
-          <w:tcPr>
-            <w:tcW w:w="4100" w:type="dxa"/>
-            <w:tcBorders>
-              <w:top w:val="single" w:sz="4" w:space="0" w:color="CCCCCC"/>
-              <w:left w:val="single" w:sz="4" w:space="0" w:color="CCCCCC"/>
-              <w:bottom w:val="single" w:sz="4" w:space="0" w:color="CCCCCC"/>
-              <w:right w:val="single" w:sz="4" w:space="0" w:color="CCCCCC"/>
-            </w:tcBorders>
-            <w:shd w:val="clear" w:color="auto" w:fill="1A2B3C"/>
-            <w:tcMar>
-              <w:top w:w="80" w:type="dxa"/>
-              <w:left w:w="120" w:type="dxa"/>
-              <w:bottom w:w="80" w:type="dxa"/>
-              <w:right w:w="120" w:type="dxa"/>
-            </w:tcMar>
-          </w:tcPr>
-          <w:p>
-            <w:r>
-              <w:rPr>
-                <w:b/>
-                <w:bCs/>
-                <w:color w:val="FFFFFF"/>
-                <w:sz w:val="18"/>
-                <w:szCs w:val="18"/>
-              </w:rPr>
-              <w:t>What we need to validate</w:t>
-            </w:r>
-          </w:p>
-        </w:tc>
-        <w:tc>
-          <w:tcPr>
-            <w:tcW w:w="2000" w:type="dxa"/>
-            <w:tcBorders>
-              <w:top w:val="single" w:sz="4" w:space="0" w:color="CCCCCC"/>
-              <w:left w:val="single" w:sz="4" w:space="0" w:color="CCCCCC"/>
-              <w:bottom w:val="single" w:sz="4" w:space="0" w:color="CCCCCC"/>
-              <w:right w:val="single" w:sz="4" w:space="0" w:color="CCCCCC"/>
-            </w:tcBorders>
-            <w:shd w:val="clear" w:color="auto" w:fill="1A2B3C"/>
-            <w:tcMar>
-              <w:top w:w="80" w:type="dxa"/>
-              <w:left w:w="120" w:type="dxa"/>
-              <w:bottom w:w="80" w:type="dxa"/>
-              <w:right w:w="120" w:type="dxa"/>
-            </w:tcMar>
-          </w:tcPr>
-          <w:p>
-            <w:r>
-              <w:rPr>
-                <w:b/>
-                <w:bCs/>
-                <w:color w:val="FFFFFF"/>
-                <w:sz w:val="18"/>
-                <w:szCs w:val="18"/>
-              </w:rPr>
-              <w:t>Current value/guess</w:t>
-            </w:r>
-          </w:p>
-        </w:tc>
-        <w:tc>
-          <w:tcPr>
-            <w:tcW w:w="2360" w:type="dxa"/>
-            <w:tcBorders>
-              <w:top w:val="single" w:sz="4" w:space="0" w:color="CCCCCC"/>
-              <w:left w:val="single" w:sz="4" w:space="0" w:color="CCCCCC"/>
-              <w:bottom w:val="single" w:sz="4" w:space="0" w:color="CCCCCC"/>
-              <w:right w:val="single" w:sz="4" w:space="0" w:color="CCCCCC"/>
-            </w:tcBorders>
-            <w:shd w:val="clear" w:color="auto" w:fill="1A2B3C"/>
-            <w:tcMar>
-              <w:top w:w="80" w:type="dxa"/>
-              <w:left w:w="120" w:type="dxa"/>
-              <w:bottom w:w="80" w:type="dxa"/>
-              <w:right w:w="120" w:type="dxa"/>
-            </w:tcMar>
-          </w:tcPr>
-          <w:p>
-            <w:r>
-              <w:rPr>
-                <w:b/>
-                <w:bCs/>
-                <w:color w:val="FFFFFF"/>
-                <w:sz w:val="18"/>
-                <w:szCs w:val="18"/>
-              </w:rPr>
-              <w:t>Owner (assign on call)</w:t>
-            </w:r>
-          </w:p>
-        </w:tc>
-      </w:tr>
-      <w:tr>
-        <w:tblPrEx>
-          <w:tblCellMar>
-            <w:top w:w="0" w:type="dxa"/>
-            <w:bottom w:w="0" w:type="dxa"/>
-          </w:tblCellMar>
-        </w:tblPrEx>
-        <w:tc>
-          <w:tcPr>
-            <w:tcW w:w="900" w:type="dxa"/>
-            <w:tcBorders>
-              <w:top w:val="single" w:sz="4" w:space="0" w:color="CCCCCC"/>
-              <w:left w:val="single" w:sz="4" w:space="0" w:color="CCCCCC"/>
-              <w:bottom w:val="single" w:sz="4" w:space="0" w:color="CCCCCC"/>
-              <w:right w:val="single" w:sz="4" w:space="0" w:color="CCCCCC"/>
-            </w:tcBorders>
-            <w:shd w:val="clear" w:color="auto" w:fill="FCEBEB"/>
-            <w:tcMar>
-              <w:top w:w="80" w:type="dxa"/>
-              <w:left w:w="120" w:type="dxa"/>
-              <w:bottom w:w="80" w:type="dxa"/>
-              <w:right w:w="120" w:type="dxa"/>
-            </w:tcMar>
-          </w:tcPr>
-          <w:p>
-            <w:pPr>
-              <w:jc w:val="center"/>
-            </w:pPr>
-            <w:r>
-              <w:rPr>
-                <w:b/>
-                <w:bCs/>
-                <w:color w:val="701010"/>
-                <w:sz w:val="20"/>
-                <w:szCs w:val="20"/>
-              </w:rPr>
-              <w:t>HIGH</w:t>
-            </w:r>
-          </w:p>
-        </w:tc>
-        <w:tc>
-          <w:tcPr>
-            <w:tcW w:w="4100" w:type="dxa"/>
-            <w:tcBorders>
-              <w:top w:val="single" w:sz="4" w:space="0" w:color="CCCCCC"/>
-              <w:left w:val="single" w:sz="4" w:space="0" w:color="CCCCCC"/>
-              <w:bottom w:val="single" w:sz="4" w:space="0" w:color="CCCCCC"/>
-              <w:right w:val="single" w:sz="4" w:space="0" w:color="CCCCCC"/>
-            </w:tcBorders>
-            <w:tcMar>
-              <w:top w:w="80" w:type="dxa"/>
-              <w:left w:w="120" w:type="dxa"/>
-              <w:bottom w:w="80" w:type="dxa"/>
-              <w:right w:w="120" w:type="dxa"/>
-            </w:tcMar>
-          </w:tcPr>
-          <w:p>
-            <w:r>
-              <w:rPr>
-                <w:b/>
-                <w:bCs/>
-                <w:sz w:val="18"/>
-                <w:szCs w:val="18"/>
-              </w:rPr>
-              <w:t>Activate KKR warm path (</w:t>
-            </w:r>
-            <w:proofErr w:type="spellStart"/>
-            <w:r>
-              <w:rPr>
-                <w:b/>
-                <w:bCs/>
-                <w:sz w:val="18"/>
-                <w:szCs w:val="18"/>
-              </w:rPr>
-              <w:t>Gernburd</w:t>
-            </w:r>
-            <w:proofErr w:type="spellEnd"/>
-            <w:r>
-              <w:rPr>
-                <w:b/>
-                <w:bCs/>
-                <w:sz w:val="18"/>
-                <w:szCs w:val="18"/>
-              </w:rPr>
-              <w:t xml:space="preserve"> + Brandon)</w:t>
-            </w:r>
-          </w:p>
-        </w:tc>
-        <w:tc>
-          <w:tcPr>
-            <w:tcW w:w="2000" w:type="dxa"/>
-            <w:tcBorders>
-              <w:top w:val="single" w:sz="4" w:space="0" w:color="CCCCCC"/>
-              <w:left w:val="single" w:sz="4" w:space="0" w:color="CCCCCC"/>
-              <w:bottom w:val="single" w:sz="4" w:space="0" w:color="CCCCCC"/>
-              <w:right w:val="single" w:sz="4" w:space="0" w:color="CCCCCC"/>
-            </w:tcBorders>
-            <w:tcMar>
-              <w:top w:w="80" w:type="dxa"/>
-              <w:left w:w="120" w:type="dxa"/>
-              <w:bottom w:w="80" w:type="dxa"/>
-              <w:right w:w="120" w:type="dxa"/>
-            </w:tcMar>
-          </w:tcPr>
-          <w:p>
-            <w:r>
-              <w:rPr>
-                <w:i/>
-                <w:iCs/>
-                <w:color w:val="888780"/>
-                <w:sz w:val="18"/>
-                <w:szCs w:val="18"/>
-              </w:rPr>
-              <w:t>GPSI team to confirm timing</w:t>
-            </w:r>
-          </w:p>
-        </w:tc>
-        <w:tc>
-          <w:tcPr>
-            <w:tcW w:w="2360" w:type="dxa"/>
-            <w:tcBorders>
-              <w:top w:val="single" w:sz="4" w:space="0" w:color="CCCCCC"/>
-              <w:left w:val="single" w:sz="4" w:space="0" w:color="CCCCCC"/>
-              <w:bottom w:val="single" w:sz="4" w:space="0" w:color="CCCCCC"/>
-              <w:right w:val="single" w:sz="4" w:space="0" w:color="CCCCCC"/>
-            </w:tcBorders>
-            <w:shd w:val="clear" w:color="auto" w:fill="DEEBF7"/>
-            <w:tcMar>
-              <w:top w:w="80" w:type="dxa"/>
-              <w:left w:w="120" w:type="dxa"/>
-              <w:bottom w:w="80" w:type="dxa"/>
-              <w:right w:w="120" w:type="dxa"/>
-            </w:tcMar>
-          </w:tcPr>
-          <w:p>
-            <w:r>
-              <w:rPr>
-                <w:i/>
-                <w:iCs/>
-                <w:color w:val="1F4E79"/>
-                <w:sz w:val="20"/>
-                <w:szCs w:val="20"/>
-              </w:rPr>
-              <w:t>Team</w:t>
-            </w:r>
-          </w:p>
-        </w:tc>
-      </w:tr>
-      <w:tr>
-        <w:tblPrEx>
-          <w:tblCellMar>
-            <w:top w:w="0" w:type="dxa"/>
-            <w:bottom w:w="0" w:type="dxa"/>
-          </w:tblCellMar>
-        </w:tblPrEx>
-        <w:tc>
-          <w:tcPr>
-            <w:tcW w:w="900" w:type="dxa"/>
-            <w:tcBorders>
-              <w:top w:val="single" w:sz="4" w:space="0" w:color="CCCCCC"/>
-              <w:left w:val="single" w:sz="4" w:space="0" w:color="CCCCCC"/>
-              <w:bottom w:val="single" w:sz="4" w:space="0" w:color="CCCCCC"/>
-              <w:right w:val="single" w:sz="4" w:space="0" w:color="CCCCCC"/>
-            </w:tcBorders>
-            <w:shd w:val="clear" w:color="auto" w:fill="FFF8E1"/>
-            <w:tcMar>
-              <w:top w:w="80" w:type="dxa"/>
-              <w:left w:w="120" w:type="dxa"/>
-              <w:bottom w:w="80" w:type="dxa"/>
-              <w:right w:w="120" w:type="dxa"/>
-            </w:tcMar>
-          </w:tcPr>
-          <w:p>
-            <w:pPr>
-              <w:jc w:val="center"/>
-            </w:pPr>
-            <w:r>
-              <w:rPr>
-                <w:b/>
-                <w:bCs/>
-                <w:color w:val="6B5500"/>
-                <w:sz w:val="20"/>
-                <w:szCs w:val="20"/>
-              </w:rPr>
-              <w:t>MED</w:t>
-            </w:r>
-          </w:p>
-        </w:tc>
-        <w:tc>
-          <w:tcPr>
-            <w:tcW w:w="4100" w:type="dxa"/>
-            <w:tcBorders>
-              <w:top w:val="single" w:sz="4" w:space="0" w:color="CCCCCC"/>
-              <w:left w:val="single" w:sz="4" w:space="0" w:color="CCCCCC"/>
-              <w:bottom w:val="single" w:sz="4" w:space="0" w:color="CCCCCC"/>
-              <w:right w:val="single" w:sz="4" w:space="0" w:color="CCCCCC"/>
-            </w:tcBorders>
-            <w:tcMar>
-              <w:top w:w="80" w:type="dxa"/>
-              <w:left w:w="120" w:type="dxa"/>
-              <w:bottom w:w="80" w:type="dxa"/>
-              <w:right w:w="120" w:type="dxa"/>
-            </w:tcMar>
-          </w:tcPr>
-          <w:p>
-            <w:r>
-              <w:rPr>
-                <w:sz w:val="18"/>
-                <w:szCs w:val="18"/>
-              </w:rPr>
-              <w:t xml:space="preserve">Depth of Neighborly Hub + </w:t>
-            </w:r>
-            <w:proofErr w:type="spellStart"/>
-            <w:r>
-              <w:rPr>
-                <w:sz w:val="18"/>
-                <w:szCs w:val="18"/>
-              </w:rPr>
-              <w:t>ServiceTitan</w:t>
-            </w:r>
-            <w:proofErr w:type="spellEnd"/>
-            <w:r>
-              <w:rPr>
-                <w:sz w:val="18"/>
-                <w:szCs w:val="18"/>
-              </w:rPr>
-              <w:t xml:space="preserve"> integration</w:t>
-            </w:r>
-          </w:p>
-        </w:tc>
-        <w:tc>
-          <w:tcPr>
-            <w:tcW w:w="2000" w:type="dxa"/>
-            <w:tcBorders>
-              <w:top w:val="single" w:sz="4" w:space="0" w:color="CCCCCC"/>
-              <w:left w:val="single" w:sz="4" w:space="0" w:color="CCCCCC"/>
-              <w:bottom w:val="single" w:sz="4" w:space="0" w:color="CCCCCC"/>
-              <w:right w:val="single" w:sz="4" w:space="0" w:color="CCCCCC"/>
-            </w:tcBorders>
-            <w:tcMar>
-              <w:top w:w="80" w:type="dxa"/>
-              <w:left w:w="120" w:type="dxa"/>
-              <w:bottom w:w="80" w:type="dxa"/>
-              <w:right w:w="120" w:type="dxa"/>
-            </w:tcMar>
-          </w:tcPr>
-          <w:p>
-            <w:r>
-              <w:rPr>
-                <w:i/>
-                <w:iCs/>
-                <w:color w:val="888780"/>
-                <w:sz w:val="18"/>
-                <w:szCs w:val="18"/>
-              </w:rPr>
-              <w:t>Partnership layer</w:t>
-            </w:r>
-          </w:p>
-        </w:tc>
-        <w:tc>
-          <w:tcPr>
-            <w:tcW w:w="2360" w:type="dxa"/>
-            <w:tcBorders>
-              <w:top w:val="single" w:sz="4" w:space="0" w:color="CCCCCC"/>
-              <w:left w:val="single" w:sz="4" w:space="0" w:color="CCCCCC"/>
-              <w:bottom w:val="single" w:sz="4" w:space="0" w:color="CCCCCC"/>
-              <w:right w:val="single" w:sz="4" w:space="0" w:color="CCCCCC"/>
-            </w:tcBorders>
-            <w:shd w:val="clear" w:color="auto" w:fill="DEEBF7"/>
-            <w:tcMar>
-              <w:top w:w="80" w:type="dxa"/>
-              <w:left w:w="120" w:type="dxa"/>
-              <w:bottom w:w="80" w:type="dxa"/>
-              <w:right w:w="120" w:type="dxa"/>
-            </w:tcMar>
-          </w:tcPr>
-          <w:p>
-            <w:r>
-              <w:rPr>
-                <w:i/>
-                <w:iCs/>
-                <w:color w:val="1F4E79"/>
-                <w:sz w:val="20"/>
-                <w:szCs w:val="20"/>
-              </w:rPr>
-              <w:t>Team</w:t>
-            </w:r>
-          </w:p>
-        </w:tc>
-      </w:tr>
-      <w:tr>
-        <w:tblPrEx>
-          <w:tblCellMar>
-            <w:top w:w="0" w:type="dxa"/>
-            <w:bottom w:w="0" w:type="dxa"/>
-          </w:tblCellMar>
-        </w:tblPrEx>
-        <w:tc>
-          <w:tcPr>
-            <w:tcW w:w="900" w:type="dxa"/>
-            <w:tcBorders>
-              <w:top w:val="single" w:sz="4" w:space="0" w:color="CCCCCC"/>
-              <w:left w:val="single" w:sz="4" w:space="0" w:color="CCCCCC"/>
-              <w:bottom w:val="single" w:sz="4" w:space="0" w:color="CCCCCC"/>
-              <w:right w:val="single" w:sz="4" w:space="0" w:color="CCCCCC"/>
-            </w:tcBorders>
-            <w:shd w:val="clear" w:color="auto" w:fill="FFF8E1"/>
-            <w:tcMar>
-              <w:top w:w="80" w:type="dxa"/>
-              <w:left w:w="120" w:type="dxa"/>
-              <w:bottom w:w="80" w:type="dxa"/>
-              <w:right w:w="120" w:type="dxa"/>
-            </w:tcMar>
-          </w:tcPr>
-          <w:p>
-            <w:pPr>
-              <w:jc w:val="center"/>
-            </w:pPr>
-            <w:r>
-              <w:rPr>
-                <w:b/>
-                <w:bCs/>
-                <w:color w:val="6B5500"/>
-                <w:sz w:val="20"/>
-                <w:szCs w:val="20"/>
-              </w:rPr>
-              <w:t>MED</w:t>
-            </w:r>
-          </w:p>
-        </w:tc>
-        <w:tc>
-          <w:tcPr>
-            <w:tcW w:w="4100" w:type="dxa"/>
-            <w:tcBorders>
-              <w:top w:val="single" w:sz="4" w:space="0" w:color="CCCCCC"/>
-              <w:left w:val="single" w:sz="4" w:space="0" w:color="CCCCCC"/>
-              <w:bottom w:val="single" w:sz="4" w:space="0" w:color="CCCCCC"/>
-              <w:right w:val="single" w:sz="4" w:space="0" w:color="CCCCCC"/>
-            </w:tcBorders>
-            <w:tcMar>
-              <w:top w:w="80" w:type="dxa"/>
-              <w:left w:w="120" w:type="dxa"/>
-              <w:bottom w:w="80" w:type="dxa"/>
-              <w:right w:w="120" w:type="dxa"/>
-            </w:tcMar>
-          </w:tcPr>
-          <w:p>
-            <w:r>
-              <w:rPr>
-                <w:sz w:val="18"/>
-                <w:szCs w:val="18"/>
-              </w:rPr>
-              <w:t xml:space="preserve">Which brands covered by </w:t>
-            </w:r>
-            <w:proofErr w:type="spellStart"/>
-            <w:r>
-              <w:rPr>
-                <w:sz w:val="18"/>
-                <w:szCs w:val="18"/>
-              </w:rPr>
-              <w:t>ServiceTitan</w:t>
-            </w:r>
-            <w:proofErr w:type="spellEnd"/>
-            <w:r>
-              <w:rPr>
-                <w:sz w:val="18"/>
-                <w:szCs w:val="18"/>
-              </w:rPr>
-              <w:t xml:space="preserve"> partnership</w:t>
-            </w:r>
-          </w:p>
-        </w:tc>
-        <w:tc>
-          <w:tcPr>
-            <w:tcW w:w="2000" w:type="dxa"/>
-            <w:tcBorders>
-              <w:top w:val="single" w:sz="4" w:space="0" w:color="CCCCCC"/>
-              <w:left w:val="single" w:sz="4" w:space="0" w:color="CCCCCC"/>
-              <w:bottom w:val="single" w:sz="4" w:space="0" w:color="CCCCCC"/>
-              <w:right w:val="single" w:sz="4" w:space="0" w:color="CCCCCC"/>
-            </w:tcBorders>
-            <w:tcMar>
-              <w:top w:w="80" w:type="dxa"/>
-              <w:left w:w="120" w:type="dxa"/>
-              <w:bottom w:w="80" w:type="dxa"/>
-              <w:right w:w="120" w:type="dxa"/>
-            </w:tcMar>
-          </w:tcPr>
-          <w:p>
-            <w:r>
-              <w:rPr>
-                <w:i/>
-                <w:iCs/>
-                <w:color w:val="888780"/>
-                <w:sz w:val="18"/>
-                <w:szCs w:val="18"/>
-              </w:rPr>
-              <w:t>Unknown — need scope</w:t>
-            </w:r>
-          </w:p>
-        </w:tc>
-        <w:tc>
-          <w:tcPr>
-            <w:tcW w:w="2360" w:type="dxa"/>
-            <w:tcBorders>
-              <w:top w:val="single" w:sz="4" w:space="0" w:color="CCCCCC"/>
-              <w:left w:val="single" w:sz="4" w:space="0" w:color="CCCCCC"/>
-              <w:bottom w:val="single" w:sz="4" w:space="0" w:color="CCCCCC"/>
-              <w:right w:val="single" w:sz="4" w:space="0" w:color="CCCCCC"/>
-            </w:tcBorders>
-            <w:shd w:val="clear" w:color="auto" w:fill="DEEBF7"/>
-            <w:tcMar>
-              <w:top w:w="80" w:type="dxa"/>
-              <w:left w:w="120" w:type="dxa"/>
-              <w:bottom w:w="80" w:type="dxa"/>
-              <w:right w:w="120" w:type="dxa"/>
-            </w:tcMar>
-          </w:tcPr>
-          <w:p>
-            <w:r>
-              <w:rPr>
-                <w:i/>
-                <w:iCs/>
-                <w:color w:val="1F4E79"/>
-                <w:sz w:val="20"/>
-                <w:szCs w:val="20"/>
-              </w:rPr>
-              <w:t>Team</w:t>
-            </w:r>
-          </w:p>
-        </w:tc>
-      </w:tr>
-      <w:tr>
-        <w:tblPrEx>
-          <w:tblCellMar>
-            <w:top w:w="0" w:type="dxa"/>
-            <w:bottom w:w="0" w:type="dxa"/>
-          </w:tblCellMar>
-        </w:tblPrEx>
-        <w:tc>
-          <w:tcPr>
-            <w:tcW w:w="900" w:type="dxa"/>
-            <w:tcBorders>
-              <w:top w:val="single" w:sz="4" w:space="0" w:color="CCCCCC"/>
-              <w:left w:val="single" w:sz="4" w:space="0" w:color="CCCCCC"/>
-              <w:bottom w:val="single" w:sz="4" w:space="0" w:color="CCCCCC"/>
-              <w:right w:val="single" w:sz="4" w:space="0" w:color="CCCCCC"/>
-            </w:tcBorders>
-            <w:shd w:val="clear" w:color="auto" w:fill="FFF8E1"/>
-            <w:tcMar>
-              <w:top w:w="80" w:type="dxa"/>
-              <w:left w:w="120" w:type="dxa"/>
-              <w:bottom w:w="80" w:type="dxa"/>
-              <w:right w:w="120" w:type="dxa"/>
-            </w:tcMar>
-          </w:tcPr>
-          <w:p>
-            <w:pPr>
-              <w:jc w:val="center"/>
-            </w:pPr>
-            <w:r>
-              <w:rPr>
-                <w:b/>
-                <w:bCs/>
-                <w:color w:val="6B5500"/>
-                <w:sz w:val="20"/>
-                <w:szCs w:val="20"/>
-              </w:rPr>
-              <w:t>MED</w:t>
-            </w:r>
-          </w:p>
-        </w:tc>
-        <w:tc>
-          <w:tcPr>
-            <w:tcW w:w="4100" w:type="dxa"/>
-            <w:tcBorders>
-              <w:top w:val="single" w:sz="4" w:space="0" w:color="CCCCCC"/>
-              <w:left w:val="single" w:sz="4" w:space="0" w:color="CCCCCC"/>
-              <w:bottom w:val="single" w:sz="4" w:space="0" w:color="CCCCCC"/>
-              <w:right w:val="single" w:sz="4" w:space="0" w:color="CCCCCC"/>
-            </w:tcBorders>
-            <w:tcMar>
-              <w:top w:w="80" w:type="dxa"/>
-              <w:left w:w="120" w:type="dxa"/>
-              <w:bottom w:w="80" w:type="dxa"/>
-              <w:right w:w="120" w:type="dxa"/>
-            </w:tcMar>
-          </w:tcPr>
-          <w:p>
-            <w:r>
-              <w:rPr>
-                <w:sz w:val="18"/>
-                <w:szCs w:val="18"/>
-              </w:rPr>
-              <w:t>Tech count refinement across 19 active brands</w:t>
-            </w:r>
-          </w:p>
-        </w:tc>
-        <w:tc>
-          <w:tcPr>
-            <w:tcW w:w="2000" w:type="dxa"/>
-            <w:tcBorders>
-              <w:top w:val="single" w:sz="4" w:space="0" w:color="CCCCCC"/>
-              <w:left w:val="single" w:sz="4" w:space="0" w:color="CCCCCC"/>
-              <w:bottom w:val="single" w:sz="4" w:space="0" w:color="CCCCCC"/>
-              <w:right w:val="single" w:sz="4" w:space="0" w:color="CCCCCC"/>
-            </w:tcBorders>
-            <w:tcMar>
-              <w:top w:w="80" w:type="dxa"/>
-              <w:left w:w="120" w:type="dxa"/>
-              <w:bottom w:w="80" w:type="dxa"/>
-              <w:right w:w="120" w:type="dxa"/>
-            </w:tcMar>
-          </w:tcPr>
-          <w:p>
-            <w:r>
-              <w:rPr>
-                <w:i/>
-                <w:iCs/>
-                <w:color w:val="888780"/>
-                <w:sz w:val="18"/>
-                <w:szCs w:val="18"/>
-              </w:rPr>
-              <w:t>13,259</w:t>
-            </w:r>
-          </w:p>
-        </w:tc>
-        <w:tc>
-          <w:tcPr>
-            <w:tcW w:w="2360" w:type="dxa"/>
-            <w:tcBorders>
-              <w:top w:val="single" w:sz="4" w:space="0" w:color="CCCCCC"/>
-              <w:left w:val="single" w:sz="4" w:space="0" w:color="CCCCCC"/>
-              <w:bottom w:val="single" w:sz="4" w:space="0" w:color="CCCCCC"/>
-              <w:right w:val="single" w:sz="4" w:space="0" w:color="CCCCCC"/>
-            </w:tcBorders>
-            <w:shd w:val="clear" w:color="auto" w:fill="DEEBF7"/>
-            <w:tcMar>
-              <w:top w:w="80" w:type="dxa"/>
-              <w:left w:w="120" w:type="dxa"/>
-              <w:bottom w:w="80" w:type="dxa"/>
-              <w:right w:w="120" w:type="dxa"/>
-            </w:tcMar>
-          </w:tcPr>
-          <w:p>
-            <w:r>
-              <w:rPr>
-                <w:i/>
-                <w:iCs/>
-                <w:color w:val="1F4E79"/>
-                <w:sz w:val="20"/>
-                <w:szCs w:val="20"/>
-              </w:rPr>
-              <w:t>Team</w:t>
-            </w:r>
-          </w:p>
-        </w:tc>
-      </w:tr>
-    </w:tbl>
-    <w:p>
-      <w:pPr>
-        <w:pBdr>
-          <w:bottom w:val="single" w:sz="6" w:space="1" w:color="185FA5"/>
-        </w:pBdr>
-        <w:spacing w:before="120" w:after="120"/>
-      </w:pPr>
-    </w:p>
-    <w:p>
-      <w:r>
-        <w:br w:type="page"/>
-      </w:r>
     </w:p>
     <w:p>
       <w:pPr>
@@ -18077,2470 +14465,6 @@
         </w:tc>
       </w:tr>
     </w:tbl>
-    <w:p>
-      <w:pPr>
-        <w:pStyle w:val="Heading2"/>
-      </w:pPr>
-      <w:r>
-        <w:t>Engagement log</w:t>
-      </w:r>
-    </w:p>
-    <w:p>
-      <w:pPr>
-        <w:spacing w:before="80" w:after="80"/>
-      </w:pPr>
-      <w:r>
-        <w:t>One row per meaningful interaction. Keep entries short — 30 seconds to add after a call.</w:t>
-      </w:r>
-    </w:p>
-    <w:tbl>
-      <w:tblPr>
-        <w:tblW w:w="10780" w:type="dxa"/>
-        <w:tblBorders>
-          <w:top w:val="single" w:sz="4" w:space="0" w:color="auto"/>
-          <w:left w:val="single" w:sz="4" w:space="0" w:color="auto"/>
-          <w:bottom w:val="single" w:sz="4" w:space="0" w:color="auto"/>
-          <w:right w:val="single" w:sz="4" w:space="0" w:color="auto"/>
-          <w:insideH w:val="single" w:sz="4" w:space="0" w:color="auto"/>
-          <w:insideV w:val="single" w:sz="4" w:space="0" w:color="auto"/>
-        </w:tblBorders>
-        <w:tblCellMar>
-          <w:left w:w="10" w:type="dxa"/>
-          <w:right w:w="10" w:type="dxa"/>
-        </w:tblCellMar>
-        <w:tblLook w:val="0000" w:firstRow="0" w:lastRow="0" w:firstColumn="0" w:lastColumn="0" w:noHBand="0" w:noVBand="0"/>
-      </w:tblPr>
-      <w:tblGrid>
-        <w:gridCol w:w="1100"/>
-        <w:gridCol w:w="1500"/>
-        <w:gridCol w:w="1700"/>
-        <w:gridCol w:w="2400"/>
-        <w:gridCol w:w="1200"/>
-        <w:gridCol w:w="2880"/>
-      </w:tblGrid>
-      <w:tr>
-        <w:tblPrEx>
-          <w:tblCellMar>
-            <w:top w:w="0" w:type="dxa"/>
-            <w:bottom w:w="0" w:type="dxa"/>
-          </w:tblCellMar>
-        </w:tblPrEx>
-        <w:trPr>
-          <w:tblHeader/>
-        </w:trPr>
-        <w:tc>
-          <w:tcPr>
-            <w:tcW w:w="1100" w:type="dxa"/>
-            <w:tcBorders>
-              <w:top w:val="single" w:sz="4" w:space="0" w:color="CCCCCC"/>
-              <w:left w:val="single" w:sz="4" w:space="0" w:color="CCCCCC"/>
-              <w:bottom w:val="single" w:sz="4" w:space="0" w:color="CCCCCC"/>
-              <w:right w:val="single" w:sz="4" w:space="0" w:color="CCCCCC"/>
-            </w:tcBorders>
-            <w:shd w:val="clear" w:color="auto" w:fill="1A2B3C"/>
-            <w:tcMar>
-              <w:top w:w="80" w:type="dxa"/>
-              <w:left w:w="120" w:type="dxa"/>
-              <w:bottom w:w="80" w:type="dxa"/>
-              <w:right w:w="120" w:type="dxa"/>
-            </w:tcMar>
-          </w:tcPr>
-          <w:p>
-            <w:r>
-              <w:rPr>
-                <w:b/>
-                <w:bCs/>
-                <w:color w:val="FFFFFF"/>
-                <w:sz w:val="18"/>
-                <w:szCs w:val="18"/>
-              </w:rPr>
-              <w:t>Date</w:t>
-            </w:r>
-          </w:p>
-        </w:tc>
-        <w:tc>
-          <w:tcPr>
-            <w:tcW w:w="1500" w:type="dxa"/>
-            <w:tcBorders>
-              <w:top w:val="single" w:sz="4" w:space="0" w:color="CCCCCC"/>
-              <w:left w:val="single" w:sz="4" w:space="0" w:color="CCCCCC"/>
-              <w:bottom w:val="single" w:sz="4" w:space="0" w:color="CCCCCC"/>
-              <w:right w:val="single" w:sz="4" w:space="0" w:color="CCCCCC"/>
-            </w:tcBorders>
-            <w:shd w:val="clear" w:color="auto" w:fill="1A2B3C"/>
-            <w:tcMar>
-              <w:top w:w="80" w:type="dxa"/>
-              <w:left w:w="120" w:type="dxa"/>
-              <w:bottom w:w="80" w:type="dxa"/>
-              <w:right w:w="120" w:type="dxa"/>
-            </w:tcMar>
-          </w:tcPr>
-          <w:p>
-            <w:r>
-              <w:rPr>
-                <w:b/>
-                <w:bCs/>
-                <w:color w:val="FFFFFF"/>
-                <w:sz w:val="18"/>
-                <w:szCs w:val="18"/>
-              </w:rPr>
-              <w:t>Channel</w:t>
-            </w:r>
-          </w:p>
-        </w:tc>
-        <w:tc>
-          <w:tcPr>
-            <w:tcW w:w="1700" w:type="dxa"/>
-            <w:tcBorders>
-              <w:top w:val="single" w:sz="4" w:space="0" w:color="CCCCCC"/>
-              <w:left w:val="single" w:sz="4" w:space="0" w:color="CCCCCC"/>
-              <w:bottom w:val="single" w:sz="4" w:space="0" w:color="CCCCCC"/>
-              <w:right w:val="single" w:sz="4" w:space="0" w:color="CCCCCC"/>
-            </w:tcBorders>
-            <w:shd w:val="clear" w:color="auto" w:fill="1A2B3C"/>
-            <w:tcMar>
-              <w:top w:w="80" w:type="dxa"/>
-              <w:left w:w="120" w:type="dxa"/>
-              <w:bottom w:w="80" w:type="dxa"/>
-              <w:right w:w="120" w:type="dxa"/>
-            </w:tcMar>
-          </w:tcPr>
-          <w:p>
-            <w:r>
-              <w:rPr>
-                <w:b/>
-                <w:bCs/>
-                <w:color w:val="FFFFFF"/>
-                <w:sz w:val="18"/>
-                <w:szCs w:val="18"/>
-              </w:rPr>
-              <w:t>Who</w:t>
-            </w:r>
-          </w:p>
-        </w:tc>
-        <w:tc>
-          <w:tcPr>
-            <w:tcW w:w="2400" w:type="dxa"/>
-            <w:tcBorders>
-              <w:top w:val="single" w:sz="4" w:space="0" w:color="CCCCCC"/>
-              <w:left w:val="single" w:sz="4" w:space="0" w:color="CCCCCC"/>
-              <w:bottom w:val="single" w:sz="4" w:space="0" w:color="CCCCCC"/>
-              <w:right w:val="single" w:sz="4" w:space="0" w:color="CCCCCC"/>
-            </w:tcBorders>
-            <w:shd w:val="clear" w:color="auto" w:fill="1A2B3C"/>
-            <w:tcMar>
-              <w:top w:w="80" w:type="dxa"/>
-              <w:left w:w="120" w:type="dxa"/>
-              <w:bottom w:w="80" w:type="dxa"/>
-              <w:right w:w="120" w:type="dxa"/>
-            </w:tcMar>
-          </w:tcPr>
-          <w:p>
-            <w:r>
-              <w:rPr>
-                <w:b/>
-                <w:bCs/>
-                <w:color w:val="FFFFFF"/>
-                <w:sz w:val="18"/>
-                <w:szCs w:val="18"/>
-              </w:rPr>
-              <w:t>What we tried</w:t>
-            </w:r>
-          </w:p>
-        </w:tc>
-        <w:tc>
-          <w:tcPr>
-            <w:tcW w:w="1200" w:type="dxa"/>
-            <w:tcBorders>
-              <w:top w:val="single" w:sz="4" w:space="0" w:color="CCCCCC"/>
-              <w:left w:val="single" w:sz="4" w:space="0" w:color="CCCCCC"/>
-              <w:bottom w:val="single" w:sz="4" w:space="0" w:color="CCCCCC"/>
-              <w:right w:val="single" w:sz="4" w:space="0" w:color="CCCCCC"/>
-            </w:tcBorders>
-            <w:shd w:val="clear" w:color="auto" w:fill="1A2B3C"/>
-            <w:tcMar>
-              <w:top w:w="80" w:type="dxa"/>
-              <w:left w:w="120" w:type="dxa"/>
-              <w:bottom w:w="80" w:type="dxa"/>
-              <w:right w:w="120" w:type="dxa"/>
-            </w:tcMar>
-          </w:tcPr>
-          <w:p>
-            <w:pPr>
-              <w:jc w:val="center"/>
-            </w:pPr>
-            <w:r>
-              <w:rPr>
-                <w:b/>
-                <w:bCs/>
-                <w:color w:val="FFFFFF"/>
-                <w:sz w:val="18"/>
-                <w:szCs w:val="18"/>
-              </w:rPr>
-              <w:t>Signal</w:t>
-            </w:r>
-          </w:p>
-        </w:tc>
-        <w:tc>
-          <w:tcPr>
-            <w:tcW w:w="2880" w:type="dxa"/>
-            <w:tcBorders>
-              <w:top w:val="single" w:sz="4" w:space="0" w:color="CCCCCC"/>
-              <w:left w:val="single" w:sz="4" w:space="0" w:color="CCCCCC"/>
-              <w:bottom w:val="single" w:sz="4" w:space="0" w:color="CCCCCC"/>
-              <w:right w:val="single" w:sz="4" w:space="0" w:color="CCCCCC"/>
-            </w:tcBorders>
-            <w:shd w:val="clear" w:color="auto" w:fill="1A2B3C"/>
-            <w:tcMar>
-              <w:top w:w="80" w:type="dxa"/>
-              <w:left w:w="120" w:type="dxa"/>
-              <w:bottom w:w="80" w:type="dxa"/>
-              <w:right w:w="120" w:type="dxa"/>
-            </w:tcMar>
-          </w:tcPr>
-          <w:p>
-            <w:r>
-              <w:rPr>
-                <w:b/>
-                <w:bCs/>
-                <w:color w:val="FFFFFF"/>
-                <w:sz w:val="18"/>
-                <w:szCs w:val="18"/>
-              </w:rPr>
-              <w:t>What we learned / next move</w:t>
-            </w:r>
-          </w:p>
-        </w:tc>
-      </w:tr>
-      <w:tr>
-        <w:tblPrEx>
-          <w:tblCellMar>
-            <w:top w:w="0" w:type="dxa"/>
-            <w:bottom w:w="0" w:type="dxa"/>
-          </w:tblCellMar>
-        </w:tblPrEx>
-        <w:tc>
-          <w:tcPr>
-            <w:tcW w:w="1100" w:type="dxa"/>
-            <w:tcBorders>
-              <w:top w:val="single" w:sz="4" w:space="0" w:color="CCCCCC"/>
-              <w:left w:val="single" w:sz="4" w:space="0" w:color="CCCCCC"/>
-              <w:bottom w:val="single" w:sz="4" w:space="0" w:color="CCCCCC"/>
-              <w:right w:val="single" w:sz="4" w:space="0" w:color="CCCCCC"/>
-            </w:tcBorders>
-            <w:tcMar>
-              <w:top w:w="80" w:type="dxa"/>
-              <w:left w:w="120" w:type="dxa"/>
-              <w:bottom w:w="80" w:type="dxa"/>
-              <w:right w:w="120" w:type="dxa"/>
-            </w:tcMar>
-          </w:tcPr>
-          <w:p>
-            <w:r>
-              <w:rPr>
-                <w:sz w:val="18"/>
-                <w:szCs w:val="18"/>
-              </w:rPr>
-              <w:t xml:space="preserve"> </w:t>
-            </w:r>
-          </w:p>
-        </w:tc>
-        <w:tc>
-          <w:tcPr>
-            <w:tcW w:w="1500" w:type="dxa"/>
-            <w:tcBorders>
-              <w:top w:val="single" w:sz="4" w:space="0" w:color="CCCCCC"/>
-              <w:left w:val="single" w:sz="4" w:space="0" w:color="CCCCCC"/>
-              <w:bottom w:val="single" w:sz="4" w:space="0" w:color="CCCCCC"/>
-              <w:right w:val="single" w:sz="4" w:space="0" w:color="CCCCCC"/>
-            </w:tcBorders>
-            <w:tcMar>
-              <w:top w:w="80" w:type="dxa"/>
-              <w:left w:w="120" w:type="dxa"/>
-              <w:bottom w:w="80" w:type="dxa"/>
-              <w:right w:w="120" w:type="dxa"/>
-            </w:tcMar>
-          </w:tcPr>
-          <w:p>
-            <w:r>
-              <w:rPr>
-                <w:sz w:val="18"/>
-                <w:szCs w:val="18"/>
-              </w:rPr>
-              <w:t xml:space="preserve"> </w:t>
-            </w:r>
-          </w:p>
-        </w:tc>
-        <w:tc>
-          <w:tcPr>
-            <w:tcW w:w="1700" w:type="dxa"/>
-            <w:tcBorders>
-              <w:top w:val="single" w:sz="4" w:space="0" w:color="CCCCCC"/>
-              <w:left w:val="single" w:sz="4" w:space="0" w:color="CCCCCC"/>
-              <w:bottom w:val="single" w:sz="4" w:space="0" w:color="CCCCCC"/>
-              <w:right w:val="single" w:sz="4" w:space="0" w:color="CCCCCC"/>
-            </w:tcBorders>
-            <w:tcMar>
-              <w:top w:w="80" w:type="dxa"/>
-              <w:left w:w="120" w:type="dxa"/>
-              <w:bottom w:w="80" w:type="dxa"/>
-              <w:right w:w="120" w:type="dxa"/>
-            </w:tcMar>
-          </w:tcPr>
-          <w:p>
-            <w:r>
-              <w:rPr>
-                <w:sz w:val="18"/>
-                <w:szCs w:val="18"/>
-              </w:rPr>
-              <w:t xml:space="preserve"> </w:t>
-            </w:r>
-          </w:p>
-        </w:tc>
-        <w:tc>
-          <w:tcPr>
-            <w:tcW w:w="2400" w:type="dxa"/>
-            <w:tcBorders>
-              <w:top w:val="single" w:sz="4" w:space="0" w:color="CCCCCC"/>
-              <w:left w:val="single" w:sz="4" w:space="0" w:color="CCCCCC"/>
-              <w:bottom w:val="single" w:sz="4" w:space="0" w:color="CCCCCC"/>
-              <w:right w:val="single" w:sz="4" w:space="0" w:color="CCCCCC"/>
-            </w:tcBorders>
-            <w:tcMar>
-              <w:top w:w="80" w:type="dxa"/>
-              <w:left w:w="120" w:type="dxa"/>
-              <w:bottom w:w="80" w:type="dxa"/>
-              <w:right w:w="120" w:type="dxa"/>
-            </w:tcMar>
-          </w:tcPr>
-          <w:p>
-            <w:r>
-              <w:rPr>
-                <w:sz w:val="18"/>
-                <w:szCs w:val="18"/>
-              </w:rPr>
-              <w:t xml:space="preserve"> </w:t>
-            </w:r>
-          </w:p>
-        </w:tc>
-        <w:tc>
-          <w:tcPr>
-            <w:tcW w:w="1200" w:type="dxa"/>
-            <w:tcBorders>
-              <w:top w:val="single" w:sz="4" w:space="0" w:color="CCCCCC"/>
-              <w:left w:val="single" w:sz="4" w:space="0" w:color="CCCCCC"/>
-              <w:bottom w:val="single" w:sz="4" w:space="0" w:color="CCCCCC"/>
-              <w:right w:val="single" w:sz="4" w:space="0" w:color="CCCCCC"/>
-            </w:tcBorders>
-            <w:tcMar>
-              <w:top w:w="80" w:type="dxa"/>
-              <w:left w:w="120" w:type="dxa"/>
-              <w:bottom w:w="80" w:type="dxa"/>
-              <w:right w:w="120" w:type="dxa"/>
-            </w:tcMar>
-          </w:tcPr>
-          <w:p>
-            <w:pPr>
-              <w:jc w:val="center"/>
-            </w:pPr>
-            <w:r>
-              <w:rPr>
-                <w:sz w:val="18"/>
-                <w:szCs w:val="18"/>
-              </w:rPr>
-              <w:t xml:space="preserve"> </w:t>
-            </w:r>
-          </w:p>
-        </w:tc>
-        <w:tc>
-          <w:tcPr>
-            <w:tcW w:w="2880" w:type="dxa"/>
-            <w:tcBorders>
-              <w:top w:val="single" w:sz="4" w:space="0" w:color="CCCCCC"/>
-              <w:left w:val="single" w:sz="4" w:space="0" w:color="CCCCCC"/>
-              <w:bottom w:val="single" w:sz="4" w:space="0" w:color="CCCCCC"/>
-              <w:right w:val="single" w:sz="4" w:space="0" w:color="CCCCCC"/>
-            </w:tcBorders>
-            <w:tcMar>
-              <w:top w:w="80" w:type="dxa"/>
-              <w:left w:w="120" w:type="dxa"/>
-              <w:bottom w:w="80" w:type="dxa"/>
-              <w:right w:w="120" w:type="dxa"/>
-            </w:tcMar>
-          </w:tcPr>
-          <w:p>
-            <w:r>
-              <w:rPr>
-                <w:sz w:val="18"/>
-                <w:szCs w:val="18"/>
-              </w:rPr>
-              <w:t xml:space="preserve"> </w:t>
-            </w:r>
-          </w:p>
-        </w:tc>
-      </w:tr>
-      <w:tr>
-        <w:tblPrEx>
-          <w:tblCellMar>
-            <w:top w:w="0" w:type="dxa"/>
-            <w:bottom w:w="0" w:type="dxa"/>
-          </w:tblCellMar>
-        </w:tblPrEx>
-        <w:tc>
-          <w:tcPr>
-            <w:tcW w:w="1100" w:type="dxa"/>
-            <w:tcBorders>
-              <w:top w:val="single" w:sz="4" w:space="0" w:color="CCCCCC"/>
-              <w:left w:val="single" w:sz="4" w:space="0" w:color="CCCCCC"/>
-              <w:bottom w:val="single" w:sz="4" w:space="0" w:color="CCCCCC"/>
-              <w:right w:val="single" w:sz="4" w:space="0" w:color="CCCCCC"/>
-            </w:tcBorders>
-            <w:tcMar>
-              <w:top w:w="80" w:type="dxa"/>
-              <w:left w:w="120" w:type="dxa"/>
-              <w:bottom w:w="80" w:type="dxa"/>
-              <w:right w:w="120" w:type="dxa"/>
-            </w:tcMar>
-          </w:tcPr>
-          <w:p>
-            <w:r>
-              <w:rPr>
-                <w:sz w:val="18"/>
-                <w:szCs w:val="18"/>
-              </w:rPr>
-              <w:t xml:space="preserve"> </w:t>
-            </w:r>
-          </w:p>
-        </w:tc>
-        <w:tc>
-          <w:tcPr>
-            <w:tcW w:w="1500" w:type="dxa"/>
-            <w:tcBorders>
-              <w:top w:val="single" w:sz="4" w:space="0" w:color="CCCCCC"/>
-              <w:left w:val="single" w:sz="4" w:space="0" w:color="CCCCCC"/>
-              <w:bottom w:val="single" w:sz="4" w:space="0" w:color="CCCCCC"/>
-              <w:right w:val="single" w:sz="4" w:space="0" w:color="CCCCCC"/>
-            </w:tcBorders>
-            <w:tcMar>
-              <w:top w:w="80" w:type="dxa"/>
-              <w:left w:w="120" w:type="dxa"/>
-              <w:bottom w:w="80" w:type="dxa"/>
-              <w:right w:w="120" w:type="dxa"/>
-            </w:tcMar>
-          </w:tcPr>
-          <w:p>
-            <w:r>
-              <w:rPr>
-                <w:sz w:val="18"/>
-                <w:szCs w:val="18"/>
-              </w:rPr>
-              <w:t xml:space="preserve"> </w:t>
-            </w:r>
-          </w:p>
-        </w:tc>
-        <w:tc>
-          <w:tcPr>
-            <w:tcW w:w="1700" w:type="dxa"/>
-            <w:tcBorders>
-              <w:top w:val="single" w:sz="4" w:space="0" w:color="CCCCCC"/>
-              <w:left w:val="single" w:sz="4" w:space="0" w:color="CCCCCC"/>
-              <w:bottom w:val="single" w:sz="4" w:space="0" w:color="CCCCCC"/>
-              <w:right w:val="single" w:sz="4" w:space="0" w:color="CCCCCC"/>
-            </w:tcBorders>
-            <w:tcMar>
-              <w:top w:w="80" w:type="dxa"/>
-              <w:left w:w="120" w:type="dxa"/>
-              <w:bottom w:w="80" w:type="dxa"/>
-              <w:right w:w="120" w:type="dxa"/>
-            </w:tcMar>
-          </w:tcPr>
-          <w:p>
-            <w:r>
-              <w:rPr>
-                <w:sz w:val="18"/>
-                <w:szCs w:val="18"/>
-              </w:rPr>
-              <w:t xml:space="preserve"> </w:t>
-            </w:r>
-          </w:p>
-        </w:tc>
-        <w:tc>
-          <w:tcPr>
-            <w:tcW w:w="2400" w:type="dxa"/>
-            <w:tcBorders>
-              <w:top w:val="single" w:sz="4" w:space="0" w:color="CCCCCC"/>
-              <w:left w:val="single" w:sz="4" w:space="0" w:color="CCCCCC"/>
-              <w:bottom w:val="single" w:sz="4" w:space="0" w:color="CCCCCC"/>
-              <w:right w:val="single" w:sz="4" w:space="0" w:color="CCCCCC"/>
-            </w:tcBorders>
-            <w:tcMar>
-              <w:top w:w="80" w:type="dxa"/>
-              <w:left w:w="120" w:type="dxa"/>
-              <w:bottom w:w="80" w:type="dxa"/>
-              <w:right w:w="120" w:type="dxa"/>
-            </w:tcMar>
-          </w:tcPr>
-          <w:p>
-            <w:r>
-              <w:rPr>
-                <w:sz w:val="18"/>
-                <w:szCs w:val="18"/>
-              </w:rPr>
-              <w:t xml:space="preserve"> </w:t>
-            </w:r>
-          </w:p>
-        </w:tc>
-        <w:tc>
-          <w:tcPr>
-            <w:tcW w:w="1200" w:type="dxa"/>
-            <w:tcBorders>
-              <w:top w:val="single" w:sz="4" w:space="0" w:color="CCCCCC"/>
-              <w:left w:val="single" w:sz="4" w:space="0" w:color="CCCCCC"/>
-              <w:bottom w:val="single" w:sz="4" w:space="0" w:color="CCCCCC"/>
-              <w:right w:val="single" w:sz="4" w:space="0" w:color="CCCCCC"/>
-            </w:tcBorders>
-            <w:tcMar>
-              <w:top w:w="80" w:type="dxa"/>
-              <w:left w:w="120" w:type="dxa"/>
-              <w:bottom w:w="80" w:type="dxa"/>
-              <w:right w:w="120" w:type="dxa"/>
-            </w:tcMar>
-          </w:tcPr>
-          <w:p>
-            <w:pPr>
-              <w:jc w:val="center"/>
-            </w:pPr>
-            <w:r>
-              <w:rPr>
-                <w:sz w:val="18"/>
-                <w:szCs w:val="18"/>
-              </w:rPr>
-              <w:t xml:space="preserve"> </w:t>
-            </w:r>
-          </w:p>
-        </w:tc>
-        <w:tc>
-          <w:tcPr>
-            <w:tcW w:w="2880" w:type="dxa"/>
-            <w:tcBorders>
-              <w:top w:val="single" w:sz="4" w:space="0" w:color="CCCCCC"/>
-              <w:left w:val="single" w:sz="4" w:space="0" w:color="CCCCCC"/>
-              <w:bottom w:val="single" w:sz="4" w:space="0" w:color="CCCCCC"/>
-              <w:right w:val="single" w:sz="4" w:space="0" w:color="CCCCCC"/>
-            </w:tcBorders>
-            <w:tcMar>
-              <w:top w:w="80" w:type="dxa"/>
-              <w:left w:w="120" w:type="dxa"/>
-              <w:bottom w:w="80" w:type="dxa"/>
-              <w:right w:w="120" w:type="dxa"/>
-            </w:tcMar>
-          </w:tcPr>
-          <w:p>
-            <w:r>
-              <w:rPr>
-                <w:sz w:val="18"/>
-                <w:szCs w:val="18"/>
-              </w:rPr>
-              <w:t xml:space="preserve"> </w:t>
-            </w:r>
-          </w:p>
-        </w:tc>
-      </w:tr>
-      <w:tr>
-        <w:tblPrEx>
-          <w:tblCellMar>
-            <w:top w:w="0" w:type="dxa"/>
-            <w:bottom w:w="0" w:type="dxa"/>
-          </w:tblCellMar>
-        </w:tblPrEx>
-        <w:tc>
-          <w:tcPr>
-            <w:tcW w:w="1100" w:type="dxa"/>
-            <w:tcBorders>
-              <w:top w:val="single" w:sz="4" w:space="0" w:color="CCCCCC"/>
-              <w:left w:val="single" w:sz="4" w:space="0" w:color="CCCCCC"/>
-              <w:bottom w:val="single" w:sz="4" w:space="0" w:color="CCCCCC"/>
-              <w:right w:val="single" w:sz="4" w:space="0" w:color="CCCCCC"/>
-            </w:tcBorders>
-            <w:tcMar>
-              <w:top w:w="80" w:type="dxa"/>
-              <w:left w:w="120" w:type="dxa"/>
-              <w:bottom w:w="80" w:type="dxa"/>
-              <w:right w:w="120" w:type="dxa"/>
-            </w:tcMar>
-          </w:tcPr>
-          <w:p>
-            <w:r>
-              <w:rPr>
-                <w:sz w:val="18"/>
-                <w:szCs w:val="18"/>
-              </w:rPr>
-              <w:t xml:space="preserve"> </w:t>
-            </w:r>
-          </w:p>
-        </w:tc>
-        <w:tc>
-          <w:tcPr>
-            <w:tcW w:w="1500" w:type="dxa"/>
-            <w:tcBorders>
-              <w:top w:val="single" w:sz="4" w:space="0" w:color="CCCCCC"/>
-              <w:left w:val="single" w:sz="4" w:space="0" w:color="CCCCCC"/>
-              <w:bottom w:val="single" w:sz="4" w:space="0" w:color="CCCCCC"/>
-              <w:right w:val="single" w:sz="4" w:space="0" w:color="CCCCCC"/>
-            </w:tcBorders>
-            <w:tcMar>
-              <w:top w:w="80" w:type="dxa"/>
-              <w:left w:w="120" w:type="dxa"/>
-              <w:bottom w:w="80" w:type="dxa"/>
-              <w:right w:w="120" w:type="dxa"/>
-            </w:tcMar>
-          </w:tcPr>
-          <w:p>
-            <w:r>
-              <w:rPr>
-                <w:sz w:val="18"/>
-                <w:szCs w:val="18"/>
-              </w:rPr>
-              <w:t xml:space="preserve"> </w:t>
-            </w:r>
-          </w:p>
-        </w:tc>
-        <w:tc>
-          <w:tcPr>
-            <w:tcW w:w="1700" w:type="dxa"/>
-            <w:tcBorders>
-              <w:top w:val="single" w:sz="4" w:space="0" w:color="CCCCCC"/>
-              <w:left w:val="single" w:sz="4" w:space="0" w:color="CCCCCC"/>
-              <w:bottom w:val="single" w:sz="4" w:space="0" w:color="CCCCCC"/>
-              <w:right w:val="single" w:sz="4" w:space="0" w:color="CCCCCC"/>
-            </w:tcBorders>
-            <w:tcMar>
-              <w:top w:w="80" w:type="dxa"/>
-              <w:left w:w="120" w:type="dxa"/>
-              <w:bottom w:w="80" w:type="dxa"/>
-              <w:right w:w="120" w:type="dxa"/>
-            </w:tcMar>
-          </w:tcPr>
-          <w:p>
-            <w:r>
-              <w:rPr>
-                <w:sz w:val="18"/>
-                <w:szCs w:val="18"/>
-              </w:rPr>
-              <w:t xml:space="preserve"> </w:t>
-            </w:r>
-          </w:p>
-        </w:tc>
-        <w:tc>
-          <w:tcPr>
-            <w:tcW w:w="2400" w:type="dxa"/>
-            <w:tcBorders>
-              <w:top w:val="single" w:sz="4" w:space="0" w:color="CCCCCC"/>
-              <w:left w:val="single" w:sz="4" w:space="0" w:color="CCCCCC"/>
-              <w:bottom w:val="single" w:sz="4" w:space="0" w:color="CCCCCC"/>
-              <w:right w:val="single" w:sz="4" w:space="0" w:color="CCCCCC"/>
-            </w:tcBorders>
-            <w:tcMar>
-              <w:top w:w="80" w:type="dxa"/>
-              <w:left w:w="120" w:type="dxa"/>
-              <w:bottom w:w="80" w:type="dxa"/>
-              <w:right w:w="120" w:type="dxa"/>
-            </w:tcMar>
-          </w:tcPr>
-          <w:p>
-            <w:r>
-              <w:rPr>
-                <w:sz w:val="18"/>
-                <w:szCs w:val="18"/>
-              </w:rPr>
-              <w:t xml:space="preserve"> </w:t>
-            </w:r>
-          </w:p>
-        </w:tc>
-        <w:tc>
-          <w:tcPr>
-            <w:tcW w:w="1200" w:type="dxa"/>
-            <w:tcBorders>
-              <w:top w:val="single" w:sz="4" w:space="0" w:color="CCCCCC"/>
-              <w:left w:val="single" w:sz="4" w:space="0" w:color="CCCCCC"/>
-              <w:bottom w:val="single" w:sz="4" w:space="0" w:color="CCCCCC"/>
-              <w:right w:val="single" w:sz="4" w:space="0" w:color="CCCCCC"/>
-            </w:tcBorders>
-            <w:tcMar>
-              <w:top w:w="80" w:type="dxa"/>
-              <w:left w:w="120" w:type="dxa"/>
-              <w:bottom w:w="80" w:type="dxa"/>
-              <w:right w:w="120" w:type="dxa"/>
-            </w:tcMar>
-          </w:tcPr>
-          <w:p>
-            <w:pPr>
-              <w:jc w:val="center"/>
-            </w:pPr>
-            <w:r>
-              <w:rPr>
-                <w:sz w:val="18"/>
-                <w:szCs w:val="18"/>
-              </w:rPr>
-              <w:t xml:space="preserve"> </w:t>
-            </w:r>
-          </w:p>
-        </w:tc>
-        <w:tc>
-          <w:tcPr>
-            <w:tcW w:w="2880" w:type="dxa"/>
-            <w:tcBorders>
-              <w:top w:val="single" w:sz="4" w:space="0" w:color="CCCCCC"/>
-              <w:left w:val="single" w:sz="4" w:space="0" w:color="CCCCCC"/>
-              <w:bottom w:val="single" w:sz="4" w:space="0" w:color="CCCCCC"/>
-              <w:right w:val="single" w:sz="4" w:space="0" w:color="CCCCCC"/>
-            </w:tcBorders>
-            <w:tcMar>
-              <w:top w:w="80" w:type="dxa"/>
-              <w:left w:w="120" w:type="dxa"/>
-              <w:bottom w:w="80" w:type="dxa"/>
-              <w:right w:w="120" w:type="dxa"/>
-            </w:tcMar>
-          </w:tcPr>
-          <w:p>
-            <w:r>
-              <w:rPr>
-                <w:sz w:val="18"/>
-                <w:szCs w:val="18"/>
-              </w:rPr>
-              <w:t xml:space="preserve"> </w:t>
-            </w:r>
-          </w:p>
-        </w:tc>
-      </w:tr>
-      <w:tr>
-        <w:tblPrEx>
-          <w:tblCellMar>
-            <w:top w:w="0" w:type="dxa"/>
-            <w:bottom w:w="0" w:type="dxa"/>
-          </w:tblCellMar>
-        </w:tblPrEx>
-        <w:tc>
-          <w:tcPr>
-            <w:tcW w:w="1100" w:type="dxa"/>
-            <w:tcBorders>
-              <w:top w:val="single" w:sz="4" w:space="0" w:color="CCCCCC"/>
-              <w:left w:val="single" w:sz="4" w:space="0" w:color="CCCCCC"/>
-              <w:bottom w:val="single" w:sz="4" w:space="0" w:color="CCCCCC"/>
-              <w:right w:val="single" w:sz="4" w:space="0" w:color="CCCCCC"/>
-            </w:tcBorders>
-            <w:tcMar>
-              <w:top w:w="80" w:type="dxa"/>
-              <w:left w:w="120" w:type="dxa"/>
-              <w:bottom w:w="80" w:type="dxa"/>
-              <w:right w:w="120" w:type="dxa"/>
-            </w:tcMar>
-          </w:tcPr>
-          <w:p>
-            <w:r>
-              <w:rPr>
-                <w:sz w:val="18"/>
-                <w:szCs w:val="18"/>
-              </w:rPr>
-              <w:t xml:space="preserve"> </w:t>
-            </w:r>
-          </w:p>
-        </w:tc>
-        <w:tc>
-          <w:tcPr>
-            <w:tcW w:w="1500" w:type="dxa"/>
-            <w:tcBorders>
-              <w:top w:val="single" w:sz="4" w:space="0" w:color="CCCCCC"/>
-              <w:left w:val="single" w:sz="4" w:space="0" w:color="CCCCCC"/>
-              <w:bottom w:val="single" w:sz="4" w:space="0" w:color="CCCCCC"/>
-              <w:right w:val="single" w:sz="4" w:space="0" w:color="CCCCCC"/>
-            </w:tcBorders>
-            <w:tcMar>
-              <w:top w:w="80" w:type="dxa"/>
-              <w:left w:w="120" w:type="dxa"/>
-              <w:bottom w:w="80" w:type="dxa"/>
-              <w:right w:w="120" w:type="dxa"/>
-            </w:tcMar>
-          </w:tcPr>
-          <w:p>
-            <w:r>
-              <w:rPr>
-                <w:sz w:val="18"/>
-                <w:szCs w:val="18"/>
-              </w:rPr>
-              <w:t xml:space="preserve"> </w:t>
-            </w:r>
-          </w:p>
-        </w:tc>
-        <w:tc>
-          <w:tcPr>
-            <w:tcW w:w="1700" w:type="dxa"/>
-            <w:tcBorders>
-              <w:top w:val="single" w:sz="4" w:space="0" w:color="CCCCCC"/>
-              <w:left w:val="single" w:sz="4" w:space="0" w:color="CCCCCC"/>
-              <w:bottom w:val="single" w:sz="4" w:space="0" w:color="CCCCCC"/>
-              <w:right w:val="single" w:sz="4" w:space="0" w:color="CCCCCC"/>
-            </w:tcBorders>
-            <w:tcMar>
-              <w:top w:w="80" w:type="dxa"/>
-              <w:left w:w="120" w:type="dxa"/>
-              <w:bottom w:w="80" w:type="dxa"/>
-              <w:right w:w="120" w:type="dxa"/>
-            </w:tcMar>
-          </w:tcPr>
-          <w:p>
-            <w:r>
-              <w:rPr>
-                <w:sz w:val="18"/>
-                <w:szCs w:val="18"/>
-              </w:rPr>
-              <w:t xml:space="preserve"> </w:t>
-            </w:r>
-          </w:p>
-        </w:tc>
-        <w:tc>
-          <w:tcPr>
-            <w:tcW w:w="2400" w:type="dxa"/>
-            <w:tcBorders>
-              <w:top w:val="single" w:sz="4" w:space="0" w:color="CCCCCC"/>
-              <w:left w:val="single" w:sz="4" w:space="0" w:color="CCCCCC"/>
-              <w:bottom w:val="single" w:sz="4" w:space="0" w:color="CCCCCC"/>
-              <w:right w:val="single" w:sz="4" w:space="0" w:color="CCCCCC"/>
-            </w:tcBorders>
-            <w:tcMar>
-              <w:top w:w="80" w:type="dxa"/>
-              <w:left w:w="120" w:type="dxa"/>
-              <w:bottom w:w="80" w:type="dxa"/>
-              <w:right w:w="120" w:type="dxa"/>
-            </w:tcMar>
-          </w:tcPr>
-          <w:p>
-            <w:r>
-              <w:rPr>
-                <w:sz w:val="18"/>
-                <w:szCs w:val="18"/>
-              </w:rPr>
-              <w:t xml:space="preserve"> </w:t>
-            </w:r>
-          </w:p>
-        </w:tc>
-        <w:tc>
-          <w:tcPr>
-            <w:tcW w:w="1200" w:type="dxa"/>
-            <w:tcBorders>
-              <w:top w:val="single" w:sz="4" w:space="0" w:color="CCCCCC"/>
-              <w:left w:val="single" w:sz="4" w:space="0" w:color="CCCCCC"/>
-              <w:bottom w:val="single" w:sz="4" w:space="0" w:color="CCCCCC"/>
-              <w:right w:val="single" w:sz="4" w:space="0" w:color="CCCCCC"/>
-            </w:tcBorders>
-            <w:tcMar>
-              <w:top w:w="80" w:type="dxa"/>
-              <w:left w:w="120" w:type="dxa"/>
-              <w:bottom w:w="80" w:type="dxa"/>
-              <w:right w:w="120" w:type="dxa"/>
-            </w:tcMar>
-          </w:tcPr>
-          <w:p>
-            <w:pPr>
-              <w:jc w:val="center"/>
-            </w:pPr>
-            <w:r>
-              <w:rPr>
-                <w:sz w:val="18"/>
-                <w:szCs w:val="18"/>
-              </w:rPr>
-              <w:t xml:space="preserve"> </w:t>
-            </w:r>
-          </w:p>
-        </w:tc>
-        <w:tc>
-          <w:tcPr>
-            <w:tcW w:w="2880" w:type="dxa"/>
-            <w:tcBorders>
-              <w:top w:val="single" w:sz="4" w:space="0" w:color="CCCCCC"/>
-              <w:left w:val="single" w:sz="4" w:space="0" w:color="CCCCCC"/>
-              <w:bottom w:val="single" w:sz="4" w:space="0" w:color="CCCCCC"/>
-              <w:right w:val="single" w:sz="4" w:space="0" w:color="CCCCCC"/>
-            </w:tcBorders>
-            <w:tcMar>
-              <w:top w:w="80" w:type="dxa"/>
-              <w:left w:w="120" w:type="dxa"/>
-              <w:bottom w:w="80" w:type="dxa"/>
-              <w:right w:w="120" w:type="dxa"/>
-            </w:tcMar>
-          </w:tcPr>
-          <w:p>
-            <w:r>
-              <w:rPr>
-                <w:sz w:val="18"/>
-                <w:szCs w:val="18"/>
-              </w:rPr>
-              <w:t xml:space="preserve"> </w:t>
-            </w:r>
-          </w:p>
-        </w:tc>
-      </w:tr>
-      <w:tr>
-        <w:tblPrEx>
-          <w:tblCellMar>
-            <w:top w:w="0" w:type="dxa"/>
-            <w:bottom w:w="0" w:type="dxa"/>
-          </w:tblCellMar>
-        </w:tblPrEx>
-        <w:tc>
-          <w:tcPr>
-            <w:tcW w:w="1100" w:type="dxa"/>
-            <w:tcBorders>
-              <w:top w:val="single" w:sz="4" w:space="0" w:color="CCCCCC"/>
-              <w:left w:val="single" w:sz="4" w:space="0" w:color="CCCCCC"/>
-              <w:bottom w:val="single" w:sz="4" w:space="0" w:color="CCCCCC"/>
-              <w:right w:val="single" w:sz="4" w:space="0" w:color="CCCCCC"/>
-            </w:tcBorders>
-            <w:tcMar>
-              <w:top w:w="80" w:type="dxa"/>
-              <w:left w:w="120" w:type="dxa"/>
-              <w:bottom w:w="80" w:type="dxa"/>
-              <w:right w:w="120" w:type="dxa"/>
-            </w:tcMar>
-          </w:tcPr>
-          <w:p>
-            <w:r>
-              <w:rPr>
-                <w:sz w:val="18"/>
-                <w:szCs w:val="18"/>
-              </w:rPr>
-              <w:t xml:space="preserve"> </w:t>
-            </w:r>
-          </w:p>
-        </w:tc>
-        <w:tc>
-          <w:tcPr>
-            <w:tcW w:w="1500" w:type="dxa"/>
-            <w:tcBorders>
-              <w:top w:val="single" w:sz="4" w:space="0" w:color="CCCCCC"/>
-              <w:left w:val="single" w:sz="4" w:space="0" w:color="CCCCCC"/>
-              <w:bottom w:val="single" w:sz="4" w:space="0" w:color="CCCCCC"/>
-              <w:right w:val="single" w:sz="4" w:space="0" w:color="CCCCCC"/>
-            </w:tcBorders>
-            <w:tcMar>
-              <w:top w:w="80" w:type="dxa"/>
-              <w:left w:w="120" w:type="dxa"/>
-              <w:bottom w:w="80" w:type="dxa"/>
-              <w:right w:w="120" w:type="dxa"/>
-            </w:tcMar>
-          </w:tcPr>
-          <w:p>
-            <w:r>
-              <w:rPr>
-                <w:sz w:val="18"/>
-                <w:szCs w:val="18"/>
-              </w:rPr>
-              <w:t xml:space="preserve"> </w:t>
-            </w:r>
-          </w:p>
-        </w:tc>
-        <w:tc>
-          <w:tcPr>
-            <w:tcW w:w="1700" w:type="dxa"/>
-            <w:tcBorders>
-              <w:top w:val="single" w:sz="4" w:space="0" w:color="CCCCCC"/>
-              <w:left w:val="single" w:sz="4" w:space="0" w:color="CCCCCC"/>
-              <w:bottom w:val="single" w:sz="4" w:space="0" w:color="CCCCCC"/>
-              <w:right w:val="single" w:sz="4" w:space="0" w:color="CCCCCC"/>
-            </w:tcBorders>
-            <w:tcMar>
-              <w:top w:w="80" w:type="dxa"/>
-              <w:left w:w="120" w:type="dxa"/>
-              <w:bottom w:w="80" w:type="dxa"/>
-              <w:right w:w="120" w:type="dxa"/>
-            </w:tcMar>
-          </w:tcPr>
-          <w:p>
-            <w:r>
-              <w:rPr>
-                <w:sz w:val="18"/>
-                <w:szCs w:val="18"/>
-              </w:rPr>
-              <w:t xml:space="preserve"> </w:t>
-            </w:r>
-          </w:p>
-        </w:tc>
-        <w:tc>
-          <w:tcPr>
-            <w:tcW w:w="2400" w:type="dxa"/>
-            <w:tcBorders>
-              <w:top w:val="single" w:sz="4" w:space="0" w:color="CCCCCC"/>
-              <w:left w:val="single" w:sz="4" w:space="0" w:color="CCCCCC"/>
-              <w:bottom w:val="single" w:sz="4" w:space="0" w:color="CCCCCC"/>
-              <w:right w:val="single" w:sz="4" w:space="0" w:color="CCCCCC"/>
-            </w:tcBorders>
-            <w:tcMar>
-              <w:top w:w="80" w:type="dxa"/>
-              <w:left w:w="120" w:type="dxa"/>
-              <w:bottom w:w="80" w:type="dxa"/>
-              <w:right w:w="120" w:type="dxa"/>
-            </w:tcMar>
-          </w:tcPr>
-          <w:p>
-            <w:r>
-              <w:rPr>
-                <w:sz w:val="18"/>
-                <w:szCs w:val="18"/>
-              </w:rPr>
-              <w:t xml:space="preserve"> </w:t>
-            </w:r>
-          </w:p>
-        </w:tc>
-        <w:tc>
-          <w:tcPr>
-            <w:tcW w:w="1200" w:type="dxa"/>
-            <w:tcBorders>
-              <w:top w:val="single" w:sz="4" w:space="0" w:color="CCCCCC"/>
-              <w:left w:val="single" w:sz="4" w:space="0" w:color="CCCCCC"/>
-              <w:bottom w:val="single" w:sz="4" w:space="0" w:color="CCCCCC"/>
-              <w:right w:val="single" w:sz="4" w:space="0" w:color="CCCCCC"/>
-            </w:tcBorders>
-            <w:tcMar>
-              <w:top w:w="80" w:type="dxa"/>
-              <w:left w:w="120" w:type="dxa"/>
-              <w:bottom w:w="80" w:type="dxa"/>
-              <w:right w:w="120" w:type="dxa"/>
-            </w:tcMar>
-          </w:tcPr>
-          <w:p>
-            <w:pPr>
-              <w:jc w:val="center"/>
-            </w:pPr>
-            <w:r>
-              <w:rPr>
-                <w:sz w:val="18"/>
-                <w:szCs w:val="18"/>
-              </w:rPr>
-              <w:t xml:space="preserve"> </w:t>
-            </w:r>
-          </w:p>
-        </w:tc>
-        <w:tc>
-          <w:tcPr>
-            <w:tcW w:w="2880" w:type="dxa"/>
-            <w:tcBorders>
-              <w:top w:val="single" w:sz="4" w:space="0" w:color="CCCCCC"/>
-              <w:left w:val="single" w:sz="4" w:space="0" w:color="CCCCCC"/>
-              <w:bottom w:val="single" w:sz="4" w:space="0" w:color="CCCCCC"/>
-              <w:right w:val="single" w:sz="4" w:space="0" w:color="CCCCCC"/>
-            </w:tcBorders>
-            <w:tcMar>
-              <w:top w:w="80" w:type="dxa"/>
-              <w:left w:w="120" w:type="dxa"/>
-              <w:bottom w:w="80" w:type="dxa"/>
-              <w:right w:w="120" w:type="dxa"/>
-            </w:tcMar>
-          </w:tcPr>
-          <w:p>
-            <w:r>
-              <w:rPr>
-                <w:sz w:val="18"/>
-                <w:szCs w:val="18"/>
-              </w:rPr>
-              <w:t xml:space="preserve"> </w:t>
-            </w:r>
-          </w:p>
-        </w:tc>
-      </w:tr>
-      <w:tr>
-        <w:tblPrEx>
-          <w:tblCellMar>
-            <w:top w:w="0" w:type="dxa"/>
-            <w:bottom w:w="0" w:type="dxa"/>
-          </w:tblCellMar>
-        </w:tblPrEx>
-        <w:tc>
-          <w:tcPr>
-            <w:tcW w:w="1100" w:type="dxa"/>
-            <w:tcBorders>
-              <w:top w:val="single" w:sz="4" w:space="0" w:color="CCCCCC"/>
-              <w:left w:val="single" w:sz="4" w:space="0" w:color="CCCCCC"/>
-              <w:bottom w:val="single" w:sz="4" w:space="0" w:color="CCCCCC"/>
-              <w:right w:val="single" w:sz="4" w:space="0" w:color="CCCCCC"/>
-            </w:tcBorders>
-            <w:tcMar>
-              <w:top w:w="80" w:type="dxa"/>
-              <w:left w:w="120" w:type="dxa"/>
-              <w:bottom w:w="80" w:type="dxa"/>
-              <w:right w:w="120" w:type="dxa"/>
-            </w:tcMar>
-          </w:tcPr>
-          <w:p>
-            <w:r>
-              <w:rPr>
-                <w:sz w:val="18"/>
-                <w:szCs w:val="18"/>
-              </w:rPr>
-              <w:t xml:space="preserve"> </w:t>
-            </w:r>
-          </w:p>
-        </w:tc>
-        <w:tc>
-          <w:tcPr>
-            <w:tcW w:w="1500" w:type="dxa"/>
-            <w:tcBorders>
-              <w:top w:val="single" w:sz="4" w:space="0" w:color="CCCCCC"/>
-              <w:left w:val="single" w:sz="4" w:space="0" w:color="CCCCCC"/>
-              <w:bottom w:val="single" w:sz="4" w:space="0" w:color="CCCCCC"/>
-              <w:right w:val="single" w:sz="4" w:space="0" w:color="CCCCCC"/>
-            </w:tcBorders>
-            <w:tcMar>
-              <w:top w:w="80" w:type="dxa"/>
-              <w:left w:w="120" w:type="dxa"/>
-              <w:bottom w:w="80" w:type="dxa"/>
-              <w:right w:w="120" w:type="dxa"/>
-            </w:tcMar>
-          </w:tcPr>
-          <w:p>
-            <w:r>
-              <w:rPr>
-                <w:sz w:val="18"/>
-                <w:szCs w:val="18"/>
-              </w:rPr>
-              <w:t xml:space="preserve"> </w:t>
-            </w:r>
-          </w:p>
-        </w:tc>
-        <w:tc>
-          <w:tcPr>
-            <w:tcW w:w="1700" w:type="dxa"/>
-            <w:tcBorders>
-              <w:top w:val="single" w:sz="4" w:space="0" w:color="CCCCCC"/>
-              <w:left w:val="single" w:sz="4" w:space="0" w:color="CCCCCC"/>
-              <w:bottom w:val="single" w:sz="4" w:space="0" w:color="CCCCCC"/>
-              <w:right w:val="single" w:sz="4" w:space="0" w:color="CCCCCC"/>
-            </w:tcBorders>
-            <w:tcMar>
-              <w:top w:w="80" w:type="dxa"/>
-              <w:left w:w="120" w:type="dxa"/>
-              <w:bottom w:w="80" w:type="dxa"/>
-              <w:right w:w="120" w:type="dxa"/>
-            </w:tcMar>
-          </w:tcPr>
-          <w:p>
-            <w:r>
-              <w:rPr>
-                <w:sz w:val="18"/>
-                <w:szCs w:val="18"/>
-              </w:rPr>
-              <w:t xml:space="preserve"> </w:t>
-            </w:r>
-          </w:p>
-        </w:tc>
-        <w:tc>
-          <w:tcPr>
-            <w:tcW w:w="2400" w:type="dxa"/>
-            <w:tcBorders>
-              <w:top w:val="single" w:sz="4" w:space="0" w:color="CCCCCC"/>
-              <w:left w:val="single" w:sz="4" w:space="0" w:color="CCCCCC"/>
-              <w:bottom w:val="single" w:sz="4" w:space="0" w:color="CCCCCC"/>
-              <w:right w:val="single" w:sz="4" w:space="0" w:color="CCCCCC"/>
-            </w:tcBorders>
-            <w:tcMar>
-              <w:top w:w="80" w:type="dxa"/>
-              <w:left w:w="120" w:type="dxa"/>
-              <w:bottom w:w="80" w:type="dxa"/>
-              <w:right w:w="120" w:type="dxa"/>
-            </w:tcMar>
-          </w:tcPr>
-          <w:p>
-            <w:r>
-              <w:rPr>
-                <w:sz w:val="18"/>
-                <w:szCs w:val="18"/>
-              </w:rPr>
-              <w:t xml:space="preserve"> </w:t>
-            </w:r>
-          </w:p>
-        </w:tc>
-        <w:tc>
-          <w:tcPr>
-            <w:tcW w:w="1200" w:type="dxa"/>
-            <w:tcBorders>
-              <w:top w:val="single" w:sz="4" w:space="0" w:color="CCCCCC"/>
-              <w:left w:val="single" w:sz="4" w:space="0" w:color="CCCCCC"/>
-              <w:bottom w:val="single" w:sz="4" w:space="0" w:color="CCCCCC"/>
-              <w:right w:val="single" w:sz="4" w:space="0" w:color="CCCCCC"/>
-            </w:tcBorders>
-            <w:tcMar>
-              <w:top w:w="80" w:type="dxa"/>
-              <w:left w:w="120" w:type="dxa"/>
-              <w:bottom w:w="80" w:type="dxa"/>
-              <w:right w:w="120" w:type="dxa"/>
-            </w:tcMar>
-          </w:tcPr>
-          <w:p>
-            <w:pPr>
-              <w:jc w:val="center"/>
-            </w:pPr>
-            <w:r>
-              <w:rPr>
-                <w:sz w:val="18"/>
-                <w:szCs w:val="18"/>
-              </w:rPr>
-              <w:t xml:space="preserve"> </w:t>
-            </w:r>
-          </w:p>
-        </w:tc>
-        <w:tc>
-          <w:tcPr>
-            <w:tcW w:w="2880" w:type="dxa"/>
-            <w:tcBorders>
-              <w:top w:val="single" w:sz="4" w:space="0" w:color="CCCCCC"/>
-              <w:left w:val="single" w:sz="4" w:space="0" w:color="CCCCCC"/>
-              <w:bottom w:val="single" w:sz="4" w:space="0" w:color="CCCCCC"/>
-              <w:right w:val="single" w:sz="4" w:space="0" w:color="CCCCCC"/>
-            </w:tcBorders>
-            <w:tcMar>
-              <w:top w:w="80" w:type="dxa"/>
-              <w:left w:w="120" w:type="dxa"/>
-              <w:bottom w:w="80" w:type="dxa"/>
-              <w:right w:w="120" w:type="dxa"/>
-            </w:tcMar>
-          </w:tcPr>
-          <w:p>
-            <w:r>
-              <w:rPr>
-                <w:sz w:val="18"/>
-                <w:szCs w:val="18"/>
-              </w:rPr>
-              <w:t xml:space="preserve"> </w:t>
-            </w:r>
-          </w:p>
-        </w:tc>
-      </w:tr>
-      <w:tr>
-        <w:tblPrEx>
-          <w:tblCellMar>
-            <w:top w:w="0" w:type="dxa"/>
-            <w:bottom w:w="0" w:type="dxa"/>
-          </w:tblCellMar>
-        </w:tblPrEx>
-        <w:tc>
-          <w:tcPr>
-            <w:tcW w:w="1100" w:type="dxa"/>
-            <w:tcBorders>
-              <w:top w:val="single" w:sz="4" w:space="0" w:color="CCCCCC"/>
-              <w:left w:val="single" w:sz="4" w:space="0" w:color="CCCCCC"/>
-              <w:bottom w:val="single" w:sz="4" w:space="0" w:color="CCCCCC"/>
-              <w:right w:val="single" w:sz="4" w:space="0" w:color="CCCCCC"/>
-            </w:tcBorders>
-            <w:tcMar>
-              <w:top w:w="80" w:type="dxa"/>
-              <w:left w:w="120" w:type="dxa"/>
-              <w:bottom w:w="80" w:type="dxa"/>
-              <w:right w:w="120" w:type="dxa"/>
-            </w:tcMar>
-          </w:tcPr>
-          <w:p>
-            <w:r>
-              <w:rPr>
-                <w:sz w:val="18"/>
-                <w:szCs w:val="18"/>
-              </w:rPr>
-              <w:t xml:space="preserve"> </w:t>
-            </w:r>
-          </w:p>
-        </w:tc>
-        <w:tc>
-          <w:tcPr>
-            <w:tcW w:w="1500" w:type="dxa"/>
-            <w:tcBorders>
-              <w:top w:val="single" w:sz="4" w:space="0" w:color="CCCCCC"/>
-              <w:left w:val="single" w:sz="4" w:space="0" w:color="CCCCCC"/>
-              <w:bottom w:val="single" w:sz="4" w:space="0" w:color="CCCCCC"/>
-              <w:right w:val="single" w:sz="4" w:space="0" w:color="CCCCCC"/>
-            </w:tcBorders>
-            <w:tcMar>
-              <w:top w:w="80" w:type="dxa"/>
-              <w:left w:w="120" w:type="dxa"/>
-              <w:bottom w:w="80" w:type="dxa"/>
-              <w:right w:w="120" w:type="dxa"/>
-            </w:tcMar>
-          </w:tcPr>
-          <w:p>
-            <w:r>
-              <w:rPr>
-                <w:sz w:val="18"/>
-                <w:szCs w:val="18"/>
-              </w:rPr>
-              <w:t xml:space="preserve"> </w:t>
-            </w:r>
-          </w:p>
-        </w:tc>
-        <w:tc>
-          <w:tcPr>
-            <w:tcW w:w="1700" w:type="dxa"/>
-            <w:tcBorders>
-              <w:top w:val="single" w:sz="4" w:space="0" w:color="CCCCCC"/>
-              <w:left w:val="single" w:sz="4" w:space="0" w:color="CCCCCC"/>
-              <w:bottom w:val="single" w:sz="4" w:space="0" w:color="CCCCCC"/>
-              <w:right w:val="single" w:sz="4" w:space="0" w:color="CCCCCC"/>
-            </w:tcBorders>
-            <w:tcMar>
-              <w:top w:w="80" w:type="dxa"/>
-              <w:left w:w="120" w:type="dxa"/>
-              <w:bottom w:w="80" w:type="dxa"/>
-              <w:right w:w="120" w:type="dxa"/>
-            </w:tcMar>
-          </w:tcPr>
-          <w:p>
-            <w:r>
-              <w:rPr>
-                <w:sz w:val="18"/>
-                <w:szCs w:val="18"/>
-              </w:rPr>
-              <w:t xml:space="preserve"> </w:t>
-            </w:r>
-          </w:p>
-        </w:tc>
-        <w:tc>
-          <w:tcPr>
-            <w:tcW w:w="2400" w:type="dxa"/>
-            <w:tcBorders>
-              <w:top w:val="single" w:sz="4" w:space="0" w:color="CCCCCC"/>
-              <w:left w:val="single" w:sz="4" w:space="0" w:color="CCCCCC"/>
-              <w:bottom w:val="single" w:sz="4" w:space="0" w:color="CCCCCC"/>
-              <w:right w:val="single" w:sz="4" w:space="0" w:color="CCCCCC"/>
-            </w:tcBorders>
-            <w:tcMar>
-              <w:top w:w="80" w:type="dxa"/>
-              <w:left w:w="120" w:type="dxa"/>
-              <w:bottom w:w="80" w:type="dxa"/>
-              <w:right w:w="120" w:type="dxa"/>
-            </w:tcMar>
-          </w:tcPr>
-          <w:p>
-            <w:r>
-              <w:rPr>
-                <w:sz w:val="18"/>
-                <w:szCs w:val="18"/>
-              </w:rPr>
-              <w:t xml:space="preserve"> </w:t>
-            </w:r>
-          </w:p>
-        </w:tc>
-        <w:tc>
-          <w:tcPr>
-            <w:tcW w:w="1200" w:type="dxa"/>
-            <w:tcBorders>
-              <w:top w:val="single" w:sz="4" w:space="0" w:color="CCCCCC"/>
-              <w:left w:val="single" w:sz="4" w:space="0" w:color="CCCCCC"/>
-              <w:bottom w:val="single" w:sz="4" w:space="0" w:color="CCCCCC"/>
-              <w:right w:val="single" w:sz="4" w:space="0" w:color="CCCCCC"/>
-            </w:tcBorders>
-            <w:tcMar>
-              <w:top w:w="80" w:type="dxa"/>
-              <w:left w:w="120" w:type="dxa"/>
-              <w:bottom w:w="80" w:type="dxa"/>
-              <w:right w:w="120" w:type="dxa"/>
-            </w:tcMar>
-          </w:tcPr>
-          <w:p>
-            <w:pPr>
-              <w:jc w:val="center"/>
-            </w:pPr>
-            <w:r>
-              <w:rPr>
-                <w:sz w:val="18"/>
-                <w:szCs w:val="18"/>
-              </w:rPr>
-              <w:t xml:space="preserve"> </w:t>
-            </w:r>
-          </w:p>
-        </w:tc>
-        <w:tc>
-          <w:tcPr>
-            <w:tcW w:w="2880" w:type="dxa"/>
-            <w:tcBorders>
-              <w:top w:val="single" w:sz="4" w:space="0" w:color="CCCCCC"/>
-              <w:left w:val="single" w:sz="4" w:space="0" w:color="CCCCCC"/>
-              <w:bottom w:val="single" w:sz="4" w:space="0" w:color="CCCCCC"/>
-              <w:right w:val="single" w:sz="4" w:space="0" w:color="CCCCCC"/>
-            </w:tcBorders>
-            <w:tcMar>
-              <w:top w:w="80" w:type="dxa"/>
-              <w:left w:w="120" w:type="dxa"/>
-              <w:bottom w:w="80" w:type="dxa"/>
-              <w:right w:w="120" w:type="dxa"/>
-            </w:tcMar>
-          </w:tcPr>
-          <w:p>
-            <w:r>
-              <w:rPr>
-                <w:sz w:val="18"/>
-                <w:szCs w:val="18"/>
-              </w:rPr>
-              <w:t xml:space="preserve"> </w:t>
-            </w:r>
-          </w:p>
-        </w:tc>
-      </w:tr>
-      <w:tr>
-        <w:tblPrEx>
-          <w:tblCellMar>
-            <w:top w:w="0" w:type="dxa"/>
-            <w:bottom w:w="0" w:type="dxa"/>
-          </w:tblCellMar>
-        </w:tblPrEx>
-        <w:tc>
-          <w:tcPr>
-            <w:tcW w:w="1100" w:type="dxa"/>
-            <w:tcBorders>
-              <w:top w:val="single" w:sz="4" w:space="0" w:color="CCCCCC"/>
-              <w:left w:val="single" w:sz="4" w:space="0" w:color="CCCCCC"/>
-              <w:bottom w:val="single" w:sz="4" w:space="0" w:color="CCCCCC"/>
-              <w:right w:val="single" w:sz="4" w:space="0" w:color="CCCCCC"/>
-            </w:tcBorders>
-            <w:tcMar>
-              <w:top w:w="80" w:type="dxa"/>
-              <w:left w:w="120" w:type="dxa"/>
-              <w:bottom w:w="80" w:type="dxa"/>
-              <w:right w:w="120" w:type="dxa"/>
-            </w:tcMar>
-          </w:tcPr>
-          <w:p>
-            <w:r>
-              <w:rPr>
-                <w:sz w:val="18"/>
-                <w:szCs w:val="18"/>
-              </w:rPr>
-              <w:t xml:space="preserve"> </w:t>
-            </w:r>
-          </w:p>
-        </w:tc>
-        <w:tc>
-          <w:tcPr>
-            <w:tcW w:w="1500" w:type="dxa"/>
-            <w:tcBorders>
-              <w:top w:val="single" w:sz="4" w:space="0" w:color="CCCCCC"/>
-              <w:left w:val="single" w:sz="4" w:space="0" w:color="CCCCCC"/>
-              <w:bottom w:val="single" w:sz="4" w:space="0" w:color="CCCCCC"/>
-              <w:right w:val="single" w:sz="4" w:space="0" w:color="CCCCCC"/>
-            </w:tcBorders>
-            <w:tcMar>
-              <w:top w:w="80" w:type="dxa"/>
-              <w:left w:w="120" w:type="dxa"/>
-              <w:bottom w:w="80" w:type="dxa"/>
-              <w:right w:w="120" w:type="dxa"/>
-            </w:tcMar>
-          </w:tcPr>
-          <w:p>
-            <w:r>
-              <w:rPr>
-                <w:sz w:val="18"/>
-                <w:szCs w:val="18"/>
-              </w:rPr>
-              <w:t xml:space="preserve"> </w:t>
-            </w:r>
-          </w:p>
-        </w:tc>
-        <w:tc>
-          <w:tcPr>
-            <w:tcW w:w="1700" w:type="dxa"/>
-            <w:tcBorders>
-              <w:top w:val="single" w:sz="4" w:space="0" w:color="CCCCCC"/>
-              <w:left w:val="single" w:sz="4" w:space="0" w:color="CCCCCC"/>
-              <w:bottom w:val="single" w:sz="4" w:space="0" w:color="CCCCCC"/>
-              <w:right w:val="single" w:sz="4" w:space="0" w:color="CCCCCC"/>
-            </w:tcBorders>
-            <w:tcMar>
-              <w:top w:w="80" w:type="dxa"/>
-              <w:left w:w="120" w:type="dxa"/>
-              <w:bottom w:w="80" w:type="dxa"/>
-              <w:right w:w="120" w:type="dxa"/>
-            </w:tcMar>
-          </w:tcPr>
-          <w:p>
-            <w:r>
-              <w:rPr>
-                <w:sz w:val="18"/>
-                <w:szCs w:val="18"/>
-              </w:rPr>
-              <w:t xml:space="preserve"> </w:t>
-            </w:r>
-          </w:p>
-        </w:tc>
-        <w:tc>
-          <w:tcPr>
-            <w:tcW w:w="2400" w:type="dxa"/>
-            <w:tcBorders>
-              <w:top w:val="single" w:sz="4" w:space="0" w:color="CCCCCC"/>
-              <w:left w:val="single" w:sz="4" w:space="0" w:color="CCCCCC"/>
-              <w:bottom w:val="single" w:sz="4" w:space="0" w:color="CCCCCC"/>
-              <w:right w:val="single" w:sz="4" w:space="0" w:color="CCCCCC"/>
-            </w:tcBorders>
-            <w:tcMar>
-              <w:top w:w="80" w:type="dxa"/>
-              <w:left w:w="120" w:type="dxa"/>
-              <w:bottom w:w="80" w:type="dxa"/>
-              <w:right w:w="120" w:type="dxa"/>
-            </w:tcMar>
-          </w:tcPr>
-          <w:p>
-            <w:r>
-              <w:rPr>
-                <w:sz w:val="18"/>
-                <w:szCs w:val="18"/>
-              </w:rPr>
-              <w:t xml:space="preserve"> </w:t>
-            </w:r>
-          </w:p>
-        </w:tc>
-        <w:tc>
-          <w:tcPr>
-            <w:tcW w:w="1200" w:type="dxa"/>
-            <w:tcBorders>
-              <w:top w:val="single" w:sz="4" w:space="0" w:color="CCCCCC"/>
-              <w:left w:val="single" w:sz="4" w:space="0" w:color="CCCCCC"/>
-              <w:bottom w:val="single" w:sz="4" w:space="0" w:color="CCCCCC"/>
-              <w:right w:val="single" w:sz="4" w:space="0" w:color="CCCCCC"/>
-            </w:tcBorders>
-            <w:tcMar>
-              <w:top w:w="80" w:type="dxa"/>
-              <w:left w:w="120" w:type="dxa"/>
-              <w:bottom w:w="80" w:type="dxa"/>
-              <w:right w:w="120" w:type="dxa"/>
-            </w:tcMar>
-          </w:tcPr>
-          <w:p>
-            <w:pPr>
-              <w:jc w:val="center"/>
-            </w:pPr>
-            <w:r>
-              <w:rPr>
-                <w:sz w:val="18"/>
-                <w:szCs w:val="18"/>
-              </w:rPr>
-              <w:t xml:space="preserve"> </w:t>
-            </w:r>
-          </w:p>
-        </w:tc>
-        <w:tc>
-          <w:tcPr>
-            <w:tcW w:w="2880" w:type="dxa"/>
-            <w:tcBorders>
-              <w:top w:val="single" w:sz="4" w:space="0" w:color="CCCCCC"/>
-              <w:left w:val="single" w:sz="4" w:space="0" w:color="CCCCCC"/>
-              <w:bottom w:val="single" w:sz="4" w:space="0" w:color="CCCCCC"/>
-              <w:right w:val="single" w:sz="4" w:space="0" w:color="CCCCCC"/>
-            </w:tcBorders>
-            <w:tcMar>
-              <w:top w:w="80" w:type="dxa"/>
-              <w:left w:w="120" w:type="dxa"/>
-              <w:bottom w:w="80" w:type="dxa"/>
-              <w:right w:w="120" w:type="dxa"/>
-            </w:tcMar>
-          </w:tcPr>
-          <w:p>
-            <w:r>
-              <w:rPr>
-                <w:sz w:val="18"/>
-                <w:szCs w:val="18"/>
-              </w:rPr>
-              <w:t xml:space="preserve"> </w:t>
-            </w:r>
-          </w:p>
-        </w:tc>
-      </w:tr>
-    </w:tbl>
-    <w:p>
-      <w:pPr>
-        <w:spacing w:before="80" w:after="80"/>
-      </w:pPr>
-    </w:p>
-    <w:p>
-      <w:pPr>
-        <w:spacing w:before="80" w:after="80"/>
-      </w:pPr>
-      <w:r>
-        <w:rPr>
-          <w:i/>
-          <w:iCs/>
-          <w:color w:val="888780"/>
-        </w:rPr>
-        <w:t>Signal column shorthand: 🟢 strong (warm response, follow-up appetite) · 🟡 mixed (polite but no pull) · 🔴 cold (no response or pushback) · ⚪ pending (waiting on response).</w:t>
-      </w:r>
-    </w:p>
-    <w:p>
-      <w:pPr>
-        <w:pStyle w:val="Heading2"/>
-      </w:pPr>
-      <w:r>
-        <w:t>What's landing — what's not</w:t>
-      </w:r>
-    </w:p>
-    <w:p>
-      <w:pPr>
-        <w:spacing w:before="80" w:after="80"/>
-      </w:pPr>
-      <w:r>
-        <w:t>Track which assumptions hold up in the field and which need to be revised. We update the rest of this package based on what we find here.</w:t>
-      </w:r>
-    </w:p>
-    <w:tbl>
-      <w:tblPr>
-        <w:tblW w:w="10780" w:type="dxa"/>
-        <w:tblBorders>
-          <w:top w:val="single" w:sz="4" w:space="0" w:color="auto"/>
-          <w:left w:val="single" w:sz="4" w:space="0" w:color="auto"/>
-          <w:bottom w:val="single" w:sz="4" w:space="0" w:color="auto"/>
-          <w:right w:val="single" w:sz="4" w:space="0" w:color="auto"/>
-          <w:insideH w:val="single" w:sz="4" w:space="0" w:color="auto"/>
-          <w:insideV w:val="single" w:sz="4" w:space="0" w:color="auto"/>
-        </w:tblBorders>
-        <w:tblCellMar>
-          <w:left w:w="10" w:type="dxa"/>
-          <w:right w:w="10" w:type="dxa"/>
-        </w:tblCellMar>
-        <w:tblLook w:val="0000" w:firstRow="0" w:lastRow="0" w:firstColumn="0" w:lastColumn="0" w:noHBand="0" w:noVBand="0"/>
-      </w:tblPr>
-      <w:tblGrid>
-        <w:gridCol w:w="4400"/>
-        <w:gridCol w:w="4400"/>
-        <w:gridCol w:w="1980"/>
-      </w:tblGrid>
-      <w:tr>
-        <w:tblPrEx>
-          <w:tblCellMar>
-            <w:top w:w="0" w:type="dxa"/>
-            <w:bottom w:w="0" w:type="dxa"/>
-          </w:tblCellMar>
-        </w:tblPrEx>
-        <w:trPr>
-          <w:tblHeader/>
-        </w:trPr>
-        <w:tc>
-          <w:tcPr>
-            <w:tcW w:w="4400" w:type="dxa"/>
-            <w:tcBorders>
-              <w:top w:val="single" w:sz="4" w:space="0" w:color="CCCCCC"/>
-              <w:left w:val="single" w:sz="4" w:space="0" w:color="CCCCCC"/>
-              <w:bottom w:val="single" w:sz="4" w:space="0" w:color="CCCCCC"/>
-              <w:right w:val="single" w:sz="4" w:space="0" w:color="CCCCCC"/>
-            </w:tcBorders>
-            <w:shd w:val="clear" w:color="auto" w:fill="1A2B3C"/>
-            <w:tcMar>
-              <w:top w:w="80" w:type="dxa"/>
-              <w:left w:w="120" w:type="dxa"/>
-              <w:bottom w:w="80" w:type="dxa"/>
-              <w:right w:w="120" w:type="dxa"/>
-            </w:tcMar>
-          </w:tcPr>
-          <w:p>
-            <w:r>
-              <w:rPr>
-                <w:b/>
-                <w:bCs/>
-                <w:color w:val="FFFFFF"/>
-                <w:sz w:val="18"/>
-                <w:szCs w:val="18"/>
-              </w:rPr>
-              <w:t>Hypothesis we tested</w:t>
-            </w:r>
-          </w:p>
-        </w:tc>
-        <w:tc>
-          <w:tcPr>
-            <w:tcW w:w="4400" w:type="dxa"/>
-            <w:tcBorders>
-              <w:top w:val="single" w:sz="4" w:space="0" w:color="CCCCCC"/>
-              <w:left w:val="single" w:sz="4" w:space="0" w:color="CCCCCC"/>
-              <w:bottom w:val="single" w:sz="4" w:space="0" w:color="CCCCCC"/>
-              <w:right w:val="single" w:sz="4" w:space="0" w:color="CCCCCC"/>
-            </w:tcBorders>
-            <w:shd w:val="clear" w:color="auto" w:fill="1A2B3C"/>
-            <w:tcMar>
-              <w:top w:w="80" w:type="dxa"/>
-              <w:left w:w="120" w:type="dxa"/>
-              <w:bottom w:w="80" w:type="dxa"/>
-              <w:right w:w="120" w:type="dxa"/>
-            </w:tcMar>
-          </w:tcPr>
-          <w:p>
-            <w:r>
-              <w:rPr>
-                <w:b/>
-                <w:bCs/>
-                <w:color w:val="FFFFFF"/>
-                <w:sz w:val="18"/>
-                <w:szCs w:val="18"/>
-              </w:rPr>
-              <w:t>How it actually played</w:t>
-            </w:r>
-          </w:p>
-        </w:tc>
-        <w:tc>
-          <w:tcPr>
-            <w:tcW w:w="1980" w:type="dxa"/>
-            <w:tcBorders>
-              <w:top w:val="single" w:sz="4" w:space="0" w:color="CCCCCC"/>
-              <w:left w:val="single" w:sz="4" w:space="0" w:color="CCCCCC"/>
-              <w:bottom w:val="single" w:sz="4" w:space="0" w:color="CCCCCC"/>
-              <w:right w:val="single" w:sz="4" w:space="0" w:color="CCCCCC"/>
-            </w:tcBorders>
-            <w:shd w:val="clear" w:color="auto" w:fill="1A2B3C"/>
-            <w:tcMar>
-              <w:top w:w="80" w:type="dxa"/>
-              <w:left w:w="120" w:type="dxa"/>
-              <w:bottom w:w="80" w:type="dxa"/>
-              <w:right w:w="120" w:type="dxa"/>
-            </w:tcMar>
-          </w:tcPr>
-          <w:p>
-            <w:pPr>
-              <w:jc w:val="center"/>
-            </w:pPr>
-            <w:r>
-              <w:rPr>
-                <w:b/>
-                <w:bCs/>
-                <w:color w:val="FFFFFF"/>
-                <w:sz w:val="18"/>
-                <w:szCs w:val="18"/>
-              </w:rPr>
-              <w:t>Status</w:t>
-            </w:r>
-          </w:p>
-        </w:tc>
-      </w:tr>
-      <w:tr>
-        <w:tblPrEx>
-          <w:tblCellMar>
-            <w:top w:w="0" w:type="dxa"/>
-            <w:bottom w:w="0" w:type="dxa"/>
-          </w:tblCellMar>
-        </w:tblPrEx>
-        <w:tc>
-          <w:tcPr>
-            <w:tcW w:w="4400" w:type="dxa"/>
-            <w:tcBorders>
-              <w:top w:val="single" w:sz="4" w:space="0" w:color="CCCCCC"/>
-              <w:left w:val="single" w:sz="4" w:space="0" w:color="CCCCCC"/>
-              <w:bottom w:val="single" w:sz="4" w:space="0" w:color="CCCCCC"/>
-              <w:right w:val="single" w:sz="4" w:space="0" w:color="CCCCCC"/>
-            </w:tcBorders>
-            <w:tcMar>
-              <w:top w:w="80" w:type="dxa"/>
-              <w:left w:w="120" w:type="dxa"/>
-              <w:bottom w:w="80" w:type="dxa"/>
-              <w:right w:w="120" w:type="dxa"/>
-            </w:tcMar>
-          </w:tcPr>
-          <w:p>
-            <w:r>
-              <w:rPr>
-                <w:sz w:val="18"/>
-                <w:szCs w:val="18"/>
-              </w:rPr>
-              <w:t>Sinha's 'shift from build to buy' published quote opens the door before any pitch</w:t>
-            </w:r>
-          </w:p>
-        </w:tc>
-        <w:tc>
-          <w:tcPr>
-            <w:tcW w:w="4400" w:type="dxa"/>
-            <w:tcBorders>
-              <w:top w:val="single" w:sz="4" w:space="0" w:color="CCCCCC"/>
-              <w:left w:val="single" w:sz="4" w:space="0" w:color="CCCCCC"/>
-              <w:bottom w:val="single" w:sz="4" w:space="0" w:color="CCCCCC"/>
-              <w:right w:val="single" w:sz="4" w:space="0" w:color="CCCCCC"/>
-            </w:tcBorders>
-            <w:tcMar>
-              <w:top w:w="80" w:type="dxa"/>
-              <w:left w:w="120" w:type="dxa"/>
-              <w:bottom w:w="80" w:type="dxa"/>
-              <w:right w:w="120" w:type="dxa"/>
-            </w:tcMar>
-          </w:tcPr>
-          <w:p>
-            <w:r>
-              <w:rPr>
-                <w:sz w:val="18"/>
-                <w:szCs w:val="18"/>
-              </w:rPr>
-              <w:t xml:space="preserve"> </w:t>
-            </w:r>
-          </w:p>
-        </w:tc>
-        <w:tc>
-          <w:tcPr>
-            <w:tcW w:w="1980" w:type="dxa"/>
-            <w:tcBorders>
-              <w:top w:val="single" w:sz="4" w:space="0" w:color="CCCCCC"/>
-              <w:left w:val="single" w:sz="4" w:space="0" w:color="CCCCCC"/>
-              <w:bottom w:val="single" w:sz="4" w:space="0" w:color="CCCCCC"/>
-              <w:right w:val="single" w:sz="4" w:space="0" w:color="CCCCCC"/>
-            </w:tcBorders>
-            <w:tcMar>
-              <w:top w:w="80" w:type="dxa"/>
-              <w:left w:w="120" w:type="dxa"/>
-              <w:bottom w:w="80" w:type="dxa"/>
-              <w:right w:w="120" w:type="dxa"/>
-            </w:tcMar>
-          </w:tcPr>
-          <w:p>
-            <w:pPr>
-              <w:jc w:val="center"/>
-            </w:pPr>
-            <w:r>
-              <w:rPr>
-                <w:sz w:val="18"/>
-                <w:szCs w:val="18"/>
-              </w:rPr>
-              <w:t xml:space="preserve"> </w:t>
-            </w:r>
-          </w:p>
-        </w:tc>
-      </w:tr>
-      <w:tr>
-        <w:tblPrEx>
-          <w:tblCellMar>
-            <w:top w:w="0" w:type="dxa"/>
-            <w:bottom w:w="0" w:type="dxa"/>
-          </w:tblCellMar>
-        </w:tblPrEx>
-        <w:tc>
-          <w:tcPr>
-            <w:tcW w:w="4400" w:type="dxa"/>
-            <w:tcBorders>
-              <w:top w:val="single" w:sz="4" w:space="0" w:color="CCCCCC"/>
-              <w:left w:val="single" w:sz="4" w:space="0" w:color="CCCCCC"/>
-              <w:bottom w:val="single" w:sz="4" w:space="0" w:color="CCCCCC"/>
-              <w:right w:val="single" w:sz="4" w:space="0" w:color="CCCCCC"/>
-            </w:tcBorders>
-            <w:tcMar>
-              <w:top w:w="80" w:type="dxa"/>
-              <w:left w:w="120" w:type="dxa"/>
-              <w:bottom w:w="80" w:type="dxa"/>
-              <w:right w:w="120" w:type="dxa"/>
-            </w:tcMar>
-          </w:tcPr>
-          <w:p>
-            <w:r>
-              <w:rPr>
-                <w:sz w:val="18"/>
-                <w:szCs w:val="18"/>
-              </w:rPr>
-              <w:t>Sinha's Bloomin' Brands restaurant tech background means our content should reference platform consolidation language he already knows</w:t>
-            </w:r>
-          </w:p>
-        </w:tc>
-        <w:tc>
-          <w:tcPr>
-            <w:tcW w:w="4400" w:type="dxa"/>
-            <w:tcBorders>
-              <w:top w:val="single" w:sz="4" w:space="0" w:color="CCCCCC"/>
-              <w:left w:val="single" w:sz="4" w:space="0" w:color="CCCCCC"/>
-              <w:bottom w:val="single" w:sz="4" w:space="0" w:color="CCCCCC"/>
-              <w:right w:val="single" w:sz="4" w:space="0" w:color="CCCCCC"/>
-            </w:tcBorders>
-            <w:tcMar>
-              <w:top w:w="80" w:type="dxa"/>
-              <w:left w:w="120" w:type="dxa"/>
-              <w:bottom w:w="80" w:type="dxa"/>
-              <w:right w:w="120" w:type="dxa"/>
-            </w:tcMar>
-          </w:tcPr>
-          <w:p>
-            <w:r>
-              <w:rPr>
-                <w:sz w:val="18"/>
-                <w:szCs w:val="18"/>
-              </w:rPr>
-              <w:t xml:space="preserve"> </w:t>
-            </w:r>
-          </w:p>
-        </w:tc>
-        <w:tc>
-          <w:tcPr>
-            <w:tcW w:w="1980" w:type="dxa"/>
-            <w:tcBorders>
-              <w:top w:val="single" w:sz="4" w:space="0" w:color="CCCCCC"/>
-              <w:left w:val="single" w:sz="4" w:space="0" w:color="CCCCCC"/>
-              <w:bottom w:val="single" w:sz="4" w:space="0" w:color="CCCCCC"/>
-              <w:right w:val="single" w:sz="4" w:space="0" w:color="CCCCCC"/>
-            </w:tcBorders>
-            <w:tcMar>
-              <w:top w:w="80" w:type="dxa"/>
-              <w:left w:w="120" w:type="dxa"/>
-              <w:bottom w:w="80" w:type="dxa"/>
-              <w:right w:w="120" w:type="dxa"/>
-            </w:tcMar>
-          </w:tcPr>
-          <w:p>
-            <w:pPr>
-              <w:jc w:val="center"/>
-            </w:pPr>
-            <w:r>
-              <w:rPr>
-                <w:sz w:val="18"/>
-                <w:szCs w:val="18"/>
-              </w:rPr>
-              <w:t xml:space="preserve"> </w:t>
-            </w:r>
-          </w:p>
-        </w:tc>
-      </w:tr>
-      <w:tr>
-        <w:tblPrEx>
-          <w:tblCellMar>
-            <w:top w:w="0" w:type="dxa"/>
-            <w:bottom w:w="0" w:type="dxa"/>
-          </w:tblCellMar>
-        </w:tblPrEx>
-        <w:tc>
-          <w:tcPr>
-            <w:tcW w:w="4400" w:type="dxa"/>
-            <w:tcBorders>
-              <w:top w:val="single" w:sz="4" w:space="0" w:color="CCCCCC"/>
-              <w:left w:val="single" w:sz="4" w:space="0" w:color="CCCCCC"/>
-              <w:bottom w:val="single" w:sz="4" w:space="0" w:color="CCCCCC"/>
-              <w:right w:val="single" w:sz="4" w:space="0" w:color="CCCCCC"/>
-            </w:tcBorders>
-            <w:tcMar>
-              <w:top w:w="80" w:type="dxa"/>
-              <w:left w:w="120" w:type="dxa"/>
-              <w:bottom w:w="80" w:type="dxa"/>
-              <w:right w:w="120" w:type="dxa"/>
-            </w:tcMar>
-          </w:tcPr>
-          <w:p>
-            <w:r>
-              <w:rPr>
-                <w:sz w:val="18"/>
-                <w:szCs w:val="18"/>
-              </w:rPr>
-              <w:t>Davis's 'Making Fans' north star resonates with a franchisee-experience pitch (vs technology pitch)</w:t>
-            </w:r>
-          </w:p>
-        </w:tc>
-        <w:tc>
-          <w:tcPr>
-            <w:tcW w:w="4400" w:type="dxa"/>
-            <w:tcBorders>
-              <w:top w:val="single" w:sz="4" w:space="0" w:color="CCCCCC"/>
-              <w:left w:val="single" w:sz="4" w:space="0" w:color="CCCCCC"/>
-              <w:bottom w:val="single" w:sz="4" w:space="0" w:color="CCCCCC"/>
-              <w:right w:val="single" w:sz="4" w:space="0" w:color="CCCCCC"/>
-            </w:tcBorders>
-            <w:tcMar>
-              <w:top w:w="80" w:type="dxa"/>
-              <w:left w:w="120" w:type="dxa"/>
-              <w:bottom w:w="80" w:type="dxa"/>
-              <w:right w:w="120" w:type="dxa"/>
-            </w:tcMar>
-          </w:tcPr>
-          <w:p>
-            <w:r>
-              <w:rPr>
-                <w:sz w:val="18"/>
-                <w:szCs w:val="18"/>
-              </w:rPr>
-              <w:t xml:space="preserve"> </w:t>
-            </w:r>
-          </w:p>
-        </w:tc>
-        <w:tc>
-          <w:tcPr>
-            <w:tcW w:w="1980" w:type="dxa"/>
-            <w:tcBorders>
-              <w:top w:val="single" w:sz="4" w:space="0" w:color="CCCCCC"/>
-              <w:left w:val="single" w:sz="4" w:space="0" w:color="CCCCCC"/>
-              <w:bottom w:val="single" w:sz="4" w:space="0" w:color="CCCCCC"/>
-              <w:right w:val="single" w:sz="4" w:space="0" w:color="CCCCCC"/>
-            </w:tcBorders>
-            <w:tcMar>
-              <w:top w:w="80" w:type="dxa"/>
-              <w:left w:w="120" w:type="dxa"/>
-              <w:bottom w:w="80" w:type="dxa"/>
-              <w:right w:w="120" w:type="dxa"/>
-            </w:tcMar>
-          </w:tcPr>
-          <w:p>
-            <w:pPr>
-              <w:jc w:val="center"/>
-            </w:pPr>
-            <w:r>
-              <w:rPr>
-                <w:sz w:val="18"/>
-                <w:szCs w:val="18"/>
-              </w:rPr>
-              <w:t xml:space="preserve"> </w:t>
-            </w:r>
-          </w:p>
-        </w:tc>
-      </w:tr>
-      <w:tr>
-        <w:tblPrEx>
-          <w:tblCellMar>
-            <w:top w:w="0" w:type="dxa"/>
-            <w:bottom w:w="0" w:type="dxa"/>
-          </w:tblCellMar>
-        </w:tblPrEx>
-        <w:tc>
-          <w:tcPr>
-            <w:tcW w:w="4400" w:type="dxa"/>
-            <w:tcBorders>
-              <w:top w:val="single" w:sz="4" w:space="0" w:color="CCCCCC"/>
-              <w:left w:val="single" w:sz="4" w:space="0" w:color="CCCCCC"/>
-              <w:bottom w:val="single" w:sz="4" w:space="0" w:color="CCCCCC"/>
-              <w:right w:val="single" w:sz="4" w:space="0" w:color="CCCCCC"/>
-            </w:tcBorders>
-            <w:tcMar>
-              <w:top w:w="80" w:type="dxa"/>
-              <w:left w:w="120" w:type="dxa"/>
-              <w:bottom w:w="80" w:type="dxa"/>
-              <w:right w:w="120" w:type="dxa"/>
-            </w:tcMar>
-          </w:tcPr>
-          <w:p>
-            <w:r>
-              <w:rPr>
-                <w:sz w:val="18"/>
-                <w:szCs w:val="18"/>
-              </w:rPr>
-              <w:t>KKR warm path through the GPSI team is a real pathway (vs theoretical)</w:t>
-            </w:r>
-          </w:p>
-        </w:tc>
-        <w:tc>
-          <w:tcPr>
-            <w:tcW w:w="4400" w:type="dxa"/>
-            <w:tcBorders>
-              <w:top w:val="single" w:sz="4" w:space="0" w:color="CCCCCC"/>
-              <w:left w:val="single" w:sz="4" w:space="0" w:color="CCCCCC"/>
-              <w:bottom w:val="single" w:sz="4" w:space="0" w:color="CCCCCC"/>
-              <w:right w:val="single" w:sz="4" w:space="0" w:color="CCCCCC"/>
-            </w:tcBorders>
-            <w:tcMar>
-              <w:top w:w="80" w:type="dxa"/>
-              <w:left w:w="120" w:type="dxa"/>
-              <w:bottom w:w="80" w:type="dxa"/>
-              <w:right w:w="120" w:type="dxa"/>
-            </w:tcMar>
-          </w:tcPr>
-          <w:p>
-            <w:r>
-              <w:rPr>
-                <w:sz w:val="18"/>
-                <w:szCs w:val="18"/>
-              </w:rPr>
-              <w:t xml:space="preserve"> </w:t>
-            </w:r>
-          </w:p>
-        </w:tc>
-        <w:tc>
-          <w:tcPr>
-            <w:tcW w:w="1980" w:type="dxa"/>
-            <w:tcBorders>
-              <w:top w:val="single" w:sz="4" w:space="0" w:color="CCCCCC"/>
-              <w:left w:val="single" w:sz="4" w:space="0" w:color="CCCCCC"/>
-              <w:bottom w:val="single" w:sz="4" w:space="0" w:color="CCCCCC"/>
-              <w:right w:val="single" w:sz="4" w:space="0" w:color="CCCCCC"/>
-            </w:tcBorders>
-            <w:tcMar>
-              <w:top w:w="80" w:type="dxa"/>
-              <w:left w:w="120" w:type="dxa"/>
-              <w:bottom w:w="80" w:type="dxa"/>
-              <w:right w:w="120" w:type="dxa"/>
-            </w:tcMar>
-          </w:tcPr>
-          <w:p>
-            <w:pPr>
-              <w:jc w:val="center"/>
-            </w:pPr>
-            <w:r>
-              <w:rPr>
-                <w:sz w:val="18"/>
-                <w:szCs w:val="18"/>
-              </w:rPr>
-              <w:t xml:space="preserve"> </w:t>
-            </w:r>
-          </w:p>
-        </w:tc>
-      </w:tr>
-      <w:tr>
-        <w:tblPrEx>
-          <w:tblCellMar>
-            <w:top w:w="0" w:type="dxa"/>
-            <w:bottom w:w="0" w:type="dxa"/>
-          </w:tblCellMar>
-        </w:tblPrEx>
-        <w:tc>
-          <w:tcPr>
-            <w:tcW w:w="4400" w:type="dxa"/>
-            <w:tcBorders>
-              <w:top w:val="single" w:sz="4" w:space="0" w:color="CCCCCC"/>
-              <w:left w:val="single" w:sz="4" w:space="0" w:color="CCCCCC"/>
-              <w:bottom w:val="single" w:sz="4" w:space="0" w:color="CCCCCC"/>
-              <w:right w:val="single" w:sz="4" w:space="0" w:color="CCCCCC"/>
-            </w:tcBorders>
-            <w:tcMar>
-              <w:top w:w="80" w:type="dxa"/>
-              <w:left w:w="120" w:type="dxa"/>
-              <w:bottom w:w="80" w:type="dxa"/>
-              <w:right w:w="120" w:type="dxa"/>
-            </w:tcMar>
-          </w:tcPr>
-          <w:p>
-            <w:r>
-              <w:rPr>
-                <w:sz w:val="18"/>
-                <w:szCs w:val="18"/>
-              </w:rPr>
-              <w:lastRenderedPageBreak/>
-              <w:t>Smart Fleet/Azuga blocks the GPSI bundle — FSM-only pitch is correct</w:t>
-            </w:r>
-          </w:p>
-        </w:tc>
-        <w:tc>
-          <w:tcPr>
-            <w:tcW w:w="4400" w:type="dxa"/>
-            <w:tcBorders>
-              <w:top w:val="single" w:sz="4" w:space="0" w:color="CCCCCC"/>
-              <w:left w:val="single" w:sz="4" w:space="0" w:color="CCCCCC"/>
-              <w:bottom w:val="single" w:sz="4" w:space="0" w:color="CCCCCC"/>
-              <w:right w:val="single" w:sz="4" w:space="0" w:color="CCCCCC"/>
-            </w:tcBorders>
-            <w:tcMar>
-              <w:top w:w="80" w:type="dxa"/>
-              <w:left w:w="120" w:type="dxa"/>
-              <w:bottom w:w="80" w:type="dxa"/>
-              <w:right w:w="120" w:type="dxa"/>
-            </w:tcMar>
-          </w:tcPr>
-          <w:p>
-            <w:r>
-              <w:rPr>
-                <w:sz w:val="18"/>
-                <w:szCs w:val="18"/>
-              </w:rPr>
-              <w:t xml:space="preserve"> </w:t>
-            </w:r>
-          </w:p>
-        </w:tc>
-        <w:tc>
-          <w:tcPr>
-            <w:tcW w:w="1980" w:type="dxa"/>
-            <w:tcBorders>
-              <w:top w:val="single" w:sz="4" w:space="0" w:color="CCCCCC"/>
-              <w:left w:val="single" w:sz="4" w:space="0" w:color="CCCCCC"/>
-              <w:bottom w:val="single" w:sz="4" w:space="0" w:color="CCCCCC"/>
-              <w:right w:val="single" w:sz="4" w:space="0" w:color="CCCCCC"/>
-            </w:tcBorders>
-            <w:tcMar>
-              <w:top w:w="80" w:type="dxa"/>
-              <w:left w:w="120" w:type="dxa"/>
-              <w:bottom w:w="80" w:type="dxa"/>
-              <w:right w:w="120" w:type="dxa"/>
-            </w:tcMar>
-          </w:tcPr>
-          <w:p>
-            <w:pPr>
-              <w:jc w:val="center"/>
-            </w:pPr>
-            <w:r>
-              <w:rPr>
-                <w:sz w:val="18"/>
-                <w:szCs w:val="18"/>
-              </w:rPr>
-              <w:t xml:space="preserve"> </w:t>
-            </w:r>
-          </w:p>
-        </w:tc>
-      </w:tr>
-      <w:tr>
-        <w:tblPrEx>
-          <w:tblCellMar>
-            <w:top w:w="0" w:type="dxa"/>
-            <w:bottom w:w="0" w:type="dxa"/>
-          </w:tblCellMar>
-        </w:tblPrEx>
-        <w:tc>
-          <w:tcPr>
-            <w:tcW w:w="4400" w:type="dxa"/>
-            <w:tcBorders>
-              <w:top w:val="single" w:sz="4" w:space="0" w:color="CCCCCC"/>
-              <w:left w:val="single" w:sz="4" w:space="0" w:color="CCCCCC"/>
-              <w:bottom w:val="single" w:sz="4" w:space="0" w:color="CCCCCC"/>
-              <w:right w:val="single" w:sz="4" w:space="0" w:color="CCCCCC"/>
-            </w:tcBorders>
-            <w:tcMar>
-              <w:top w:w="80" w:type="dxa"/>
-              <w:left w:w="120" w:type="dxa"/>
-              <w:bottom w:w="80" w:type="dxa"/>
-              <w:right w:w="120" w:type="dxa"/>
-            </w:tcMar>
-          </w:tcPr>
-          <w:p>
-            <w:r>
-              <w:rPr>
-                <w:sz w:val="18"/>
-                <w:szCs w:val="18"/>
-              </w:rPr>
-              <w:t>Tone awareness around Bidwell's passing matters for any senior-level engagement</w:t>
-            </w:r>
-          </w:p>
-        </w:tc>
-        <w:tc>
-          <w:tcPr>
-            <w:tcW w:w="4400" w:type="dxa"/>
-            <w:tcBorders>
-              <w:top w:val="single" w:sz="4" w:space="0" w:color="CCCCCC"/>
-              <w:left w:val="single" w:sz="4" w:space="0" w:color="CCCCCC"/>
-              <w:bottom w:val="single" w:sz="4" w:space="0" w:color="CCCCCC"/>
-              <w:right w:val="single" w:sz="4" w:space="0" w:color="CCCCCC"/>
-            </w:tcBorders>
-            <w:tcMar>
-              <w:top w:w="80" w:type="dxa"/>
-              <w:left w:w="120" w:type="dxa"/>
-              <w:bottom w:w="80" w:type="dxa"/>
-              <w:right w:w="120" w:type="dxa"/>
-            </w:tcMar>
-          </w:tcPr>
-          <w:p>
-            <w:r>
-              <w:rPr>
-                <w:sz w:val="18"/>
-                <w:szCs w:val="18"/>
-              </w:rPr>
-              <w:t xml:space="preserve"> </w:t>
-            </w:r>
-          </w:p>
-        </w:tc>
-        <w:tc>
-          <w:tcPr>
-            <w:tcW w:w="1980" w:type="dxa"/>
-            <w:tcBorders>
-              <w:top w:val="single" w:sz="4" w:space="0" w:color="CCCCCC"/>
-              <w:left w:val="single" w:sz="4" w:space="0" w:color="CCCCCC"/>
-              <w:bottom w:val="single" w:sz="4" w:space="0" w:color="CCCCCC"/>
-              <w:right w:val="single" w:sz="4" w:space="0" w:color="CCCCCC"/>
-            </w:tcBorders>
-            <w:tcMar>
-              <w:top w:w="80" w:type="dxa"/>
-              <w:left w:w="120" w:type="dxa"/>
-              <w:bottom w:w="80" w:type="dxa"/>
-              <w:right w:w="120" w:type="dxa"/>
-            </w:tcMar>
-          </w:tcPr>
-          <w:p>
-            <w:pPr>
-              <w:jc w:val="center"/>
-            </w:pPr>
-            <w:r>
-              <w:rPr>
-                <w:sz w:val="18"/>
-                <w:szCs w:val="18"/>
-              </w:rPr>
-              <w:t xml:space="preserve"> </w:t>
-            </w:r>
-          </w:p>
-        </w:tc>
-      </w:tr>
-      <w:tr>
-        <w:tblPrEx>
-          <w:tblCellMar>
-            <w:top w:w="0" w:type="dxa"/>
-            <w:bottom w:w="0" w:type="dxa"/>
-          </w:tblCellMar>
-        </w:tblPrEx>
-        <w:tc>
-          <w:tcPr>
-            <w:tcW w:w="4400" w:type="dxa"/>
-            <w:tcBorders>
-              <w:top w:val="single" w:sz="4" w:space="0" w:color="CCCCCC"/>
-              <w:left w:val="single" w:sz="4" w:space="0" w:color="CCCCCC"/>
-              <w:bottom w:val="single" w:sz="4" w:space="0" w:color="CCCCCC"/>
-              <w:right w:val="single" w:sz="4" w:space="0" w:color="CCCCCC"/>
-            </w:tcBorders>
-            <w:tcMar>
-              <w:top w:w="80" w:type="dxa"/>
-              <w:left w:w="120" w:type="dxa"/>
-              <w:bottom w:w="80" w:type="dxa"/>
-              <w:right w:w="120" w:type="dxa"/>
-            </w:tcMar>
-          </w:tcPr>
-          <w:p>
-            <w:r>
-              <w:rPr>
-                <w:sz w:val="18"/>
-                <w:szCs w:val="18"/>
-              </w:rPr>
-              <w:t xml:space="preserve"> </w:t>
-            </w:r>
-          </w:p>
-        </w:tc>
-        <w:tc>
-          <w:tcPr>
-            <w:tcW w:w="4400" w:type="dxa"/>
-            <w:tcBorders>
-              <w:top w:val="single" w:sz="4" w:space="0" w:color="CCCCCC"/>
-              <w:left w:val="single" w:sz="4" w:space="0" w:color="CCCCCC"/>
-              <w:bottom w:val="single" w:sz="4" w:space="0" w:color="CCCCCC"/>
-              <w:right w:val="single" w:sz="4" w:space="0" w:color="CCCCCC"/>
-            </w:tcBorders>
-            <w:tcMar>
-              <w:top w:w="80" w:type="dxa"/>
-              <w:left w:w="120" w:type="dxa"/>
-              <w:bottom w:w="80" w:type="dxa"/>
-              <w:right w:w="120" w:type="dxa"/>
-            </w:tcMar>
-          </w:tcPr>
-          <w:p>
-            <w:r>
-              <w:rPr>
-                <w:sz w:val="18"/>
-                <w:szCs w:val="18"/>
-              </w:rPr>
-              <w:t xml:space="preserve"> </w:t>
-            </w:r>
-          </w:p>
-        </w:tc>
-        <w:tc>
-          <w:tcPr>
-            <w:tcW w:w="1980" w:type="dxa"/>
-            <w:tcBorders>
-              <w:top w:val="single" w:sz="4" w:space="0" w:color="CCCCCC"/>
-              <w:left w:val="single" w:sz="4" w:space="0" w:color="CCCCCC"/>
-              <w:bottom w:val="single" w:sz="4" w:space="0" w:color="CCCCCC"/>
-              <w:right w:val="single" w:sz="4" w:space="0" w:color="CCCCCC"/>
-            </w:tcBorders>
-            <w:tcMar>
-              <w:top w:w="80" w:type="dxa"/>
-              <w:left w:w="120" w:type="dxa"/>
-              <w:bottom w:w="80" w:type="dxa"/>
-              <w:right w:w="120" w:type="dxa"/>
-            </w:tcMar>
-          </w:tcPr>
-          <w:p>
-            <w:pPr>
-              <w:jc w:val="center"/>
-            </w:pPr>
-            <w:r>
-              <w:rPr>
-                <w:sz w:val="18"/>
-                <w:szCs w:val="18"/>
-              </w:rPr>
-              <w:t xml:space="preserve"> </w:t>
-            </w:r>
-          </w:p>
-        </w:tc>
-      </w:tr>
-      <w:tr>
-        <w:tblPrEx>
-          <w:tblCellMar>
-            <w:top w:w="0" w:type="dxa"/>
-            <w:bottom w:w="0" w:type="dxa"/>
-          </w:tblCellMar>
-        </w:tblPrEx>
-        <w:tc>
-          <w:tcPr>
-            <w:tcW w:w="4400" w:type="dxa"/>
-            <w:tcBorders>
-              <w:top w:val="single" w:sz="4" w:space="0" w:color="CCCCCC"/>
-              <w:left w:val="single" w:sz="4" w:space="0" w:color="CCCCCC"/>
-              <w:bottom w:val="single" w:sz="4" w:space="0" w:color="CCCCCC"/>
-              <w:right w:val="single" w:sz="4" w:space="0" w:color="CCCCCC"/>
-            </w:tcBorders>
-            <w:tcMar>
-              <w:top w:w="80" w:type="dxa"/>
-              <w:left w:w="120" w:type="dxa"/>
-              <w:bottom w:w="80" w:type="dxa"/>
-              <w:right w:w="120" w:type="dxa"/>
-            </w:tcMar>
-          </w:tcPr>
-          <w:p>
-            <w:r>
-              <w:rPr>
-                <w:sz w:val="18"/>
-                <w:szCs w:val="18"/>
-              </w:rPr>
-              <w:t xml:space="preserve"> </w:t>
-            </w:r>
-          </w:p>
-        </w:tc>
-        <w:tc>
-          <w:tcPr>
-            <w:tcW w:w="4400" w:type="dxa"/>
-            <w:tcBorders>
-              <w:top w:val="single" w:sz="4" w:space="0" w:color="CCCCCC"/>
-              <w:left w:val="single" w:sz="4" w:space="0" w:color="CCCCCC"/>
-              <w:bottom w:val="single" w:sz="4" w:space="0" w:color="CCCCCC"/>
-              <w:right w:val="single" w:sz="4" w:space="0" w:color="CCCCCC"/>
-            </w:tcBorders>
-            <w:tcMar>
-              <w:top w:w="80" w:type="dxa"/>
-              <w:left w:w="120" w:type="dxa"/>
-              <w:bottom w:w="80" w:type="dxa"/>
-              <w:right w:w="120" w:type="dxa"/>
-            </w:tcMar>
-          </w:tcPr>
-          <w:p>
-            <w:r>
-              <w:rPr>
-                <w:sz w:val="18"/>
-                <w:szCs w:val="18"/>
-              </w:rPr>
-              <w:t xml:space="preserve"> </w:t>
-            </w:r>
-          </w:p>
-        </w:tc>
-        <w:tc>
-          <w:tcPr>
-            <w:tcW w:w="1980" w:type="dxa"/>
-            <w:tcBorders>
-              <w:top w:val="single" w:sz="4" w:space="0" w:color="CCCCCC"/>
-              <w:left w:val="single" w:sz="4" w:space="0" w:color="CCCCCC"/>
-              <w:bottom w:val="single" w:sz="4" w:space="0" w:color="CCCCCC"/>
-              <w:right w:val="single" w:sz="4" w:space="0" w:color="CCCCCC"/>
-            </w:tcBorders>
-            <w:tcMar>
-              <w:top w:w="80" w:type="dxa"/>
-              <w:left w:w="120" w:type="dxa"/>
-              <w:bottom w:w="80" w:type="dxa"/>
-              <w:right w:w="120" w:type="dxa"/>
-            </w:tcMar>
-          </w:tcPr>
-          <w:p>
-            <w:pPr>
-              <w:jc w:val="center"/>
-            </w:pPr>
-            <w:r>
-              <w:rPr>
-                <w:sz w:val="18"/>
-                <w:szCs w:val="18"/>
-              </w:rPr>
-              <w:t xml:space="preserve"> </w:t>
-            </w:r>
-          </w:p>
-        </w:tc>
-      </w:tr>
-    </w:tbl>
-    <w:p>
-      <w:pPr>
-        <w:spacing w:before="80" w:after="80"/>
-      </w:pPr>
-    </w:p>
-    <w:p>
-      <w:pPr>
-        <w:spacing w:before="80" w:after="80"/>
-      </w:pPr>
-      <w:r>
-        <w:rPr>
-          <w:i/>
-          <w:iCs/>
-          <w:color w:val="888780"/>
-        </w:rPr>
-        <w:t>Status shorthand: ✓ confirmed · ✗ disproven · ↻ revising · — pending evidence.</w:t>
-      </w:r>
-    </w:p>
     <w:p>
       <w:pPr>
         <w:pStyle w:val="Heading2"/>
@@ -21193,51 +15117,7 @@
           <w:sz w:val="16"/>
           <w:szCs w:val="16"/>
         </w:rPr>
-        <w:t xml:space="preserve">Velocity GTM Co </w:t>
-      </w:r>
-      <w:proofErr w:type="gramStart"/>
-      <w:r>
-        <w:rPr>
-          <w:i/>
-          <w:iCs/>
-          <w:color w:val="888780"/>
-          <w:sz w:val="16"/>
-          <w:szCs w:val="16"/>
-        </w:rPr>
-        <w:t>LLC  ·</w:t>
-      </w:r>
-      <w:proofErr w:type="gramEnd"/>
-      <w:r>
-        <w:rPr>
-          <w:i/>
-          <w:iCs/>
-          <w:color w:val="888780"/>
-          <w:sz w:val="16"/>
-          <w:szCs w:val="16"/>
-        </w:rPr>
-        <w:t xml:space="preserve">  Neighborly GTM Engagement </w:t>
-      </w:r>
-      <w:proofErr w:type="gramStart"/>
-      <w:r>
-        <w:rPr>
-          <w:i/>
-          <w:iCs/>
-          <w:color w:val="888780"/>
-          <w:sz w:val="16"/>
-          <w:szCs w:val="16"/>
-        </w:rPr>
-        <w:t>Readiness  ·</w:t>
-      </w:r>
-      <w:proofErr w:type="gramEnd"/>
-      <w:r>
-        <w:rPr>
-          <w:i/>
-          <w:iCs/>
-          <w:color w:val="888780"/>
-          <w:sz w:val="16"/>
-          <w:szCs w:val="16"/>
-        </w:rPr>
-        <w:t xml:space="preserve">  April 24, 2026</w:t>
+        <w:t>Velocity GTM Co LLC  ·  Neighborly GTM Engagement Readiness  ·  April 24, 2026</w:t>
       </w:r>
     </w:p>
     <w:sectPr>

--- a/docs/Neighborly_Readiness_Execution.docx
+++ b/docs/Neighborly_Readiness_Execution.docx
@@ -7806,10 +7806,7 @@
         <w:ind w:left="360" w:hanging="360"/>
       </w:pPr>
       <w:r>
-        <w:t xml:space="preserve">• </w:t>
-      </w:r>
-      <w:r>
-        <w:t xml:space="preserve">Alumni hits in column J of Alumni Crossover v19 (alma mater matches)</w:t>
+        <w:t>• Alumni hits in column J of Alumni Crossover v19 (alma mater matches)</w:t>
       </w:r>
     </w:p>
     <w:p>
@@ -7818,10 +7815,7 @@
         <w:ind w:left="360" w:hanging="360"/>
       </w:pPr>
       <w:r>
-        <w:t xml:space="preserve">• </w:t>
-      </w:r>
-      <w:r>
-        <w:t xml:space="preserve">LinkedIn 1st-degree mutual connections — click each LinkedIn URL above</w:t>
+        <w:t>• LinkedIn 1st-degree mutual connections — click each LinkedIn URL above</w:t>
       </w:r>
     </w:p>
     <w:p>
@@ -7830,10 +7824,7 @@
         <w:ind w:left="360" w:hanging="360"/>
       </w:pPr>
       <w:r>
-        <w:t xml:space="preserve">• </w:t>
-      </w:r>
-      <w:r>
-        <w:t xml:space="preserve">Verification of any flagged status changes before sequencing</w:t>
+        <w:t>• Verification of any flagged status changes before sequencing</w:t>
       </w:r>
     </w:p>
     <w:p>
@@ -15117,7 +15108,7 @@
           <w:sz w:val="16"/>
           <w:szCs w:val="16"/>
         </w:rPr>
-        <w:t>Velocity GTM Co LLC  ·  Neighborly GTM Engagement Readiness  ·  April 24, 2026</w:t>
+        <w:t>Velocity GTM Co LLC  ·  Neighborly GTM Engagement Readiness  ·  May 4, 2026</w:t>
       </w:r>
     </w:p>
     <w:sectPr>
@@ -15181,7 +15172,7 @@
         <w:sz w:val="16"/>
         <w:szCs w:val="16"/>
       </w:rPr>
-      <w:t xml:space="preserve">  April 24, </w:t>
+      <w:t xml:space="preserve">  May 4, </w:t>
     </w:r>
     <w:proofErr w:type="gramStart"/>
     <w:r>
